--- a/rapports/2026-06-06/EQ27/EQ27_sup_v2/DR_061203020020/51-96-64-95.docx
+++ b/rapports/2026-06-06/EQ27/EQ27_sup_v2/DR_061203020020/51-96-64-95.docx
@@ -297,7 +297,7 @@
           <w:color w:val="1F6FEB"/>
           <w:sz w:val="22"/>
         </w:rPr>
-        <w:t>⚠ INCOHÉRENCES À CORRIGER (102)</w:t>
+        <w:t>⚠ INCOHÉRENCES À CORRIGER (96)</w:t>
       </w:r>
     </w:p>
     <w:tbl>
@@ -1354,7 +1354,7 @@
                 <w:color w:val="16A34A"/>
                 <w:sz w:val="16"/>
               </w:rPr>
-              <w:t>—</w:t>
+              <w:t>s01q00b, s02q17_2, s02q15_2</w:t>
             </w:r>
           </w:p>
         </w:tc>
@@ -1385,7 +1385,7 @@
                 <w:i w:val="0"/>
                 <w:sz w:val="17"/>
               </w:rPr>
-              <w:t>Incohérence!!! seulement les écoles privées paient les frais de scolarité (y compris les frais d'inscription).</w:t>
+              <w:t>Incohérence!! SIGUA GUEYE fréquente 1ére année de Primaire mais ne paie ni la scolarité ni la cotisation, prière de corriger ou fournir une explication à cela.</w:t>
             </w:r>
           </w:p>
         </w:tc>
@@ -1598,7 +1598,7 @@
                 <w:i w:val="0"/>
                 <w:sz w:val="16"/>
               </w:rPr>
-              <w:t>S02</w:t>
+              <w:t>S11</w:t>
               <w:br/>
             </w:r>
             <w:r>
@@ -1608,7 +1608,7 @@
                 <w:color w:val="64748B"/>
                 <w:sz w:val="14"/>
               </w:rPr>
-              <w:t>Éducation</w:t>
+              <w:t>Logement / cadre de vie</w:t>
             </w:r>
           </w:p>
         </w:tc>
@@ -1624,7 +1624,7 @@
                 <w:color w:val="16A34A"/>
                 <w:sz w:val="16"/>
               </w:rPr>
-              <w:t>s01q00b, s02q17_2, s02q15_2</w:t>
+              <w:t>—</w:t>
             </w:r>
           </w:p>
         </w:tc>
@@ -1655,7 +1655,7 @@
                 <w:i w:val="0"/>
                 <w:sz w:val="17"/>
               </w:rPr>
-              <w:t>Incohérence!! SIGUA GUEYE fréquente 1ére année de Primaire mais ne paie ni la scolarité ni la cotisation, prière de corriger ou fournir une explication à cela.</w:t>
+              <w:t>Incoherence!! Le ménage a depensé .</w:t>
             </w:r>
           </w:p>
         </w:tc>
@@ -1714,7 +1714,7 @@
                 <w:color w:val="16A34A"/>
                 <w:sz w:val="16"/>
               </w:rPr>
-              <w:t>—</w:t>
+              <w:t>s01q29, s01q31, s04q24, s00q04, s11q21, s09fq03, s09fq011</w:t>
             </w:r>
           </w:p>
         </w:tc>
@@ -1745,7 +1745,7 @@
                 <w:i w:val="0"/>
                 <w:sz w:val="17"/>
               </w:rPr>
-              <w:t>Incoherence!! Le ménage a depensé .</w:t>
+              <w:t>FCFA dans Frais de connexion au réseau de distribution d'eau mais dit ne pas être connecté à un réseau d'eau courante, prière de corriger cette incoherenceAttention!!! Les ménages vivants dans un(e) Case à KAOLACK Rural ont généralement comme principal matériau de revêtement du sol du logement le/la Terre battue/Sable, mais celui du ménage de OUSMANE GUEYE (Ciment/Béton) diffère de celui-ci.</w:t>
             </w:r>
           </w:p>
         </w:tc>
@@ -1778,6 +1778,3426 @@
                 <w:i w:val="0"/>
                 <w:sz w:val="16"/>
               </w:rPr>
+              <w:t>S19</w:t>
+              <w:br/>
+            </w:r>
+            <w:r>
+              <w:rPr>
+                <w:b w:val="0"/>
+                <w:i w:val="0"/>
+                <w:color w:val="64748B"/>
+                <w:sz w:val="14"/>
+              </w:rPr>
+              <w:t>Entreprises non agricoles</w:t>
+            </w:r>
+          </w:p>
+        </w:tc>
+        <w:tc>
+          <w:tcPr>
+            <w:tcW w:type="dxa" w:w="1531"/>
+          </w:tcPr>
+          <w:p>
+            <w:r>
+              <w:rPr>
+                <w:b/>
+                <w:i w:val="0"/>
+                <w:color w:val="16A34A"/>
+                <w:sz w:val="16"/>
+              </w:rPr>
+              <w:t>s01q02, s02q01__1, s02q02__1, s02q03__1, s02q15, s03q17, s04q28, s04q35d</w:t>
+            </w:r>
+          </w:p>
+        </w:tc>
+        <w:tc>
+          <w:tcPr>
+            <w:tcW w:type="dxa" w:w="1191"/>
+          </w:tcPr>
+          <w:p>
+            <w:r>
+              <w:rPr>
+                <w:b w:val="0"/>
+                <w:i w:val="0"/>
+                <w:color w:val="64748B"/>
+                <w:sz w:val="16"/>
+              </w:rPr>
+              <w:t>GT-CQ</w:t>
+            </w:r>
+          </w:p>
+        </w:tc>
+        <w:tc>
+          <w:tcPr>
+            <w:tcW w:type="dxa" w:w="4706"/>
+          </w:tcPr>
+          <w:p>
+            <w:r>
+              <w:rPr>
+                <w:b w:val="0"/>
+                <w:i w:val="0"/>
+                <w:sz w:val="17"/>
+              </w:rPr>
+              <w:t>Incohérence!! Le prix de revente de Faucheuse dans cette section 19 ne doit pas être égal 0 même si le ménage l'a reçu en cadeau prière de leurs aider à faire une estimation.</w:t>
+            </w:r>
+          </w:p>
+        </w:tc>
+      </w:tr>
+      <w:tr>
+        <w:tc>
+          <w:tcPr>
+            <w:tcW w:type="dxa" w:w="964"/>
+          </w:tcPr>
+          <w:p>
+            <w:r>
+              <w:rPr>
+                <w:b/>
+                <w:i w:val="0"/>
+                <w:color w:val="DC2626"/>
+                <w:sz w:val="16"/>
+              </w:rPr>
+              <w:t>Haute</w:t>
+            </w:r>
+          </w:p>
+        </w:tc>
+        <w:tc>
+          <w:tcPr>
+            <w:tcW w:type="dxa" w:w="1247"/>
+          </w:tcPr>
+          <w:p>
+            <w:r>
+              <w:rPr>
+                <w:b/>
+                <w:i w:val="0"/>
+                <w:sz w:val="16"/>
+              </w:rPr>
+              <w:t>S19</w:t>
+              <w:br/>
+            </w:r>
+            <w:r>
+              <w:rPr>
+                <w:b w:val="0"/>
+                <w:i w:val="0"/>
+                <w:color w:val="64748B"/>
+                <w:sz w:val="14"/>
+              </w:rPr>
+              <w:t>Entreprises non agricoles</w:t>
+            </w:r>
+          </w:p>
+        </w:tc>
+        <w:tc>
+          <w:tcPr>
+            <w:tcW w:type="dxa" w:w="1531"/>
+          </w:tcPr>
+          <w:p>
+            <w:r>
+              <w:rPr>
+                <w:b/>
+                <w:i w:val="0"/>
+                <w:color w:val="16A34A"/>
+                <w:sz w:val="16"/>
+              </w:rPr>
+              <w:t>s01q02, s02q01__1, s02q02__1, s02q03__1, s02q15, s03q17, s04q28, s04q35d</w:t>
+            </w:r>
+          </w:p>
+        </w:tc>
+        <w:tc>
+          <w:tcPr>
+            <w:tcW w:type="dxa" w:w="1191"/>
+          </w:tcPr>
+          <w:p>
+            <w:r>
+              <w:rPr>
+                <w:b w:val="0"/>
+                <w:i w:val="0"/>
+                <w:color w:val="64748B"/>
+                <w:sz w:val="16"/>
+              </w:rPr>
+              <w:t>GT-CQ</w:t>
+            </w:r>
+          </w:p>
+        </w:tc>
+        <w:tc>
+          <w:tcPr>
+            <w:tcW w:type="dxa" w:w="4706"/>
+          </w:tcPr>
+          <w:p>
+            <w:r>
+              <w:rPr>
+                <w:b w:val="0"/>
+                <w:i w:val="0"/>
+                <w:sz w:val="17"/>
+              </w:rPr>
+              <w:t>Incohérence!! Le prix de revente de Râteau dans cette section 19 ne doit pas être égal 0 même si le ménage l'a reçu en cadeau prière de leurs aider à faire une estimation.</w:t>
+            </w:r>
+          </w:p>
+        </w:tc>
+      </w:tr>
+      <w:tr>
+        <w:tc>
+          <w:tcPr>
+            <w:tcW w:type="dxa" w:w="964"/>
+          </w:tcPr>
+          <w:p>
+            <w:r>
+              <w:rPr>
+                <w:b/>
+                <w:i w:val="0"/>
+                <w:color w:val="DC2626"/>
+                <w:sz w:val="16"/>
+              </w:rPr>
+              <w:t>Haute</w:t>
+            </w:r>
+          </w:p>
+        </w:tc>
+        <w:tc>
+          <w:tcPr>
+            <w:tcW w:type="dxa" w:w="1247"/>
+          </w:tcPr>
+          <w:p>
+            <w:r>
+              <w:rPr>
+                <w:b/>
+                <w:i w:val="0"/>
+                <w:sz w:val="16"/>
+              </w:rPr>
+              <w:t>S20</w:t>
+              <w:br/>
+            </w:r>
+            <w:r>
+              <w:rPr>
+                <w:b w:val="0"/>
+                <w:i w:val="0"/>
+                <w:color w:val="64748B"/>
+                <w:sz w:val="14"/>
+              </w:rPr>
+              <w:t>Gouvernance / autres</w:t>
+            </w:r>
+          </w:p>
+        </w:tc>
+        <w:tc>
+          <w:tcPr>
+            <w:tcW w:type="dxa" w:w="1531"/>
+          </w:tcPr>
+          <w:p>
+            <w:r>
+              <w:rPr>
+                <w:b/>
+                <w:i w:val="0"/>
+                <w:color w:val="16A34A"/>
+                <w:sz w:val="16"/>
+              </w:rPr>
+              <w:t>—</w:t>
+            </w:r>
+          </w:p>
+        </w:tc>
+        <w:tc>
+          <w:tcPr>
+            <w:tcW w:type="dxa" w:w="1191"/>
+          </w:tcPr>
+          <w:p>
+            <w:r>
+              <w:rPr>
+                <w:b w:val="0"/>
+                <w:i w:val="0"/>
+                <w:color w:val="64748B"/>
+                <w:sz w:val="16"/>
+              </w:rPr>
+              <w:t>GT-CQ</w:t>
+            </w:r>
+          </w:p>
+        </w:tc>
+        <w:tc>
+          <w:tcPr>
+            <w:tcW w:type="dxa" w:w="4706"/>
+          </w:tcPr>
+          <w:p>
+            <w:r>
+              <w:rPr>
+                <w:b w:val="0"/>
+                <w:i w:val="0"/>
+                <w:sz w:val="17"/>
+              </w:rPr>
+              <w:t>Incohérence détectée ! Le ménage a précédemment déclaré vivre « Bien » ou « Assez bien » selon son revenu en 20A.02.</w:t>
+            </w:r>
+          </w:p>
+        </w:tc>
+      </w:tr>
+      <w:tr>
+        <w:tc>
+          <w:tcPr>
+            <w:tcW w:type="dxa" w:w="964"/>
+          </w:tcPr>
+          <w:p>
+            <w:r>
+              <w:rPr>
+                <w:b/>
+                <w:i w:val="0"/>
+                <w:color w:val="EA580C"/>
+                <w:sz w:val="16"/>
+              </w:rPr>
+              <w:t>Moyenne</w:t>
+            </w:r>
+          </w:p>
+        </w:tc>
+        <w:tc>
+          <w:tcPr>
+            <w:tcW w:type="dxa" w:w="1247"/>
+          </w:tcPr>
+          <w:p>
+            <w:r>
+              <w:rPr>
+                <w:b/>
+                <w:i w:val="0"/>
+                <w:sz w:val="16"/>
+              </w:rPr>
+              <w:t>S00</w:t>
+              <w:br/>
+            </w:r>
+            <w:r>
+              <w:rPr>
+                <w:b w:val="0"/>
+                <w:i w:val="0"/>
+                <w:color w:val="64748B"/>
+                <w:sz w:val="14"/>
+              </w:rPr>
+              <w:t>Identification</w:t>
+            </w:r>
+          </w:p>
+        </w:tc>
+        <w:tc>
+          <w:tcPr>
+            <w:tcW w:type="dxa" w:w="1531"/>
+          </w:tcPr>
+          <w:p>
+            <w:r>
+              <w:rPr>
+                <w:b/>
+                <w:i w:val="0"/>
+                <w:color w:val="16A34A"/>
+                <w:sz w:val="16"/>
+              </w:rPr>
+              <w:t>s00q27</w:t>
+            </w:r>
+          </w:p>
+        </w:tc>
+        <w:tc>
+          <w:tcPr>
+            <w:tcW w:type="dxa" w:w="1191"/>
+          </w:tcPr>
+          <w:p>
+            <w:r>
+              <w:rPr>
+                <w:b w:val="0"/>
+                <w:i w:val="0"/>
+                <w:color w:val="64748B"/>
+                <w:sz w:val="16"/>
+              </w:rPr>
+              <w:t>GT-CQ</w:t>
+            </w:r>
+          </w:p>
+        </w:tc>
+        <w:tc>
+          <w:tcPr>
+            <w:tcW w:type="dxa" w:w="4706"/>
+          </w:tcPr>
+          <w:p>
+            <w:r>
+              <w:rPr>
+                <w:b w:val="0"/>
+                <w:i w:val="0"/>
+                <w:sz w:val="17"/>
+              </w:rPr>
+              <w:t>Le questionnaire semble ne pas être complètement fini mais le questionnaire est en statut complet, prière de compléter le questionnaire.</w:t>
+            </w:r>
+          </w:p>
+        </w:tc>
+      </w:tr>
+      <w:tr>
+        <w:tc>
+          <w:tcPr>
+            <w:tcW w:type="dxa" w:w="964"/>
+          </w:tcPr>
+          <w:p>
+            <w:r>
+              <w:rPr>
+                <w:b/>
+                <w:i w:val="0"/>
+                <w:color w:val="EA580C"/>
+                <w:sz w:val="16"/>
+              </w:rPr>
+              <w:t>Moyenne</w:t>
+            </w:r>
+          </w:p>
+        </w:tc>
+        <w:tc>
+          <w:tcPr>
+            <w:tcW w:type="dxa" w:w="1247"/>
+          </w:tcPr>
+          <w:p>
+            <w:r>
+              <w:rPr>
+                <w:b/>
+                <w:i w:val="0"/>
+                <w:sz w:val="16"/>
+              </w:rPr>
+              <w:t>S00</w:t>
+              <w:br/>
+            </w:r>
+            <w:r>
+              <w:rPr>
+                <w:b w:val="0"/>
+                <w:i w:val="0"/>
+                <w:color w:val="64748B"/>
+                <w:sz w:val="14"/>
+              </w:rPr>
+              <w:t>Identification</w:t>
+            </w:r>
+          </w:p>
+        </w:tc>
+        <w:tc>
+          <w:tcPr>
+            <w:tcW w:type="dxa" w:w="1531"/>
+          </w:tcPr>
+          <w:p>
+            <w:r>
+              <w:rPr>
+                <w:b/>
+                <w:i w:val="0"/>
+                <w:color w:val="16A34A"/>
+                <w:sz w:val="16"/>
+              </w:rPr>
+              <w:t>—</w:t>
+            </w:r>
+          </w:p>
+        </w:tc>
+        <w:tc>
+          <w:tcPr>
+            <w:tcW w:type="dxa" w:w="1191"/>
+          </w:tcPr>
+          <w:p>
+            <w:r>
+              <w:rPr>
+                <w:b w:val="0"/>
+                <w:i w:val="0"/>
+                <w:color w:val="64748B"/>
+                <w:sz w:val="16"/>
+              </w:rPr>
+              <w:t>GT-CQ</w:t>
+            </w:r>
+          </w:p>
+        </w:tc>
+        <w:tc>
+          <w:tcPr>
+            <w:tcW w:type="dxa" w:w="4706"/>
+          </w:tcPr>
+          <w:p>
+            <w:r>
+              <w:rPr>
+                <w:b w:val="0"/>
+                <w:i w:val="0"/>
+                <w:sz w:val="17"/>
+              </w:rPr>
+              <w:t>L'adresse ou la localisation du ménage doit être bien renseignée, ne doit pas contenir des numéros de téléphone et elle semble courte pour être une adresse.</w:t>
+            </w:r>
+          </w:p>
+        </w:tc>
+      </w:tr>
+      <w:tr>
+        <w:tc>
+          <w:tcPr>
+            <w:tcW w:type="dxa" w:w="964"/>
+          </w:tcPr>
+          <w:p>
+            <w:r>
+              <w:rPr>
+                <w:b/>
+                <w:i w:val="0"/>
+                <w:color w:val="EA580C"/>
+                <w:sz w:val="16"/>
+              </w:rPr>
+              <w:t>Moyenne</w:t>
+            </w:r>
+          </w:p>
+        </w:tc>
+        <w:tc>
+          <w:tcPr>
+            <w:tcW w:type="dxa" w:w="1247"/>
+          </w:tcPr>
+          <w:p>
+            <w:r>
+              <w:rPr>
+                <w:b/>
+                <w:i w:val="0"/>
+                <w:sz w:val="16"/>
+              </w:rPr>
+              <w:t>S00</w:t>
+              <w:br/>
+            </w:r>
+            <w:r>
+              <w:rPr>
+                <w:b w:val="0"/>
+                <w:i w:val="0"/>
+                <w:color w:val="64748B"/>
+                <w:sz w:val="14"/>
+              </w:rPr>
+              <w:t>Identification</w:t>
+            </w:r>
+          </w:p>
+        </w:tc>
+        <w:tc>
+          <w:tcPr>
+            <w:tcW w:type="dxa" w:w="1531"/>
+          </w:tcPr>
+          <w:p>
+            <w:r>
+              <w:rPr>
+                <w:b/>
+                <w:i w:val="0"/>
+                <w:color w:val="16A34A"/>
+                <w:sz w:val="16"/>
+              </w:rPr>
+              <w:t>s00q14, s00q16, s00q18</w:t>
+            </w:r>
+          </w:p>
+        </w:tc>
+        <w:tc>
+          <w:tcPr>
+            <w:tcW w:type="dxa" w:w="1191"/>
+          </w:tcPr>
+          <w:p>
+            <w:r>
+              <w:rPr>
+                <w:b w:val="0"/>
+                <w:i w:val="0"/>
+                <w:color w:val="64748B"/>
+                <w:sz w:val="16"/>
+              </w:rPr>
+              <w:t>GT-CQ</w:t>
+            </w:r>
+          </w:p>
+        </w:tc>
+        <w:tc>
+          <w:tcPr>
+            <w:tcW w:type="dxa" w:w="4706"/>
+          </w:tcPr>
+          <w:p>
+            <w:r>
+              <w:rPr>
+                <w:b w:val="0"/>
+                <w:i w:val="0"/>
+                <w:sz w:val="17"/>
+              </w:rPr>
+              <w:t>Prière de renseigner la bonne adresse.Attention! Veillez bien renseigner les contacts dans les questions de 0.14 ou 0.16 ou 0.18.</w:t>
+            </w:r>
+          </w:p>
+        </w:tc>
+      </w:tr>
+      <w:tr>
+        <w:tc>
+          <w:tcPr>
+            <w:tcW w:type="dxa" w:w="964"/>
+          </w:tcPr>
+          <w:p>
+            <w:r>
+              <w:rPr>
+                <w:b/>
+                <w:i w:val="0"/>
+                <w:color w:val="EA580C"/>
+                <w:sz w:val="16"/>
+              </w:rPr>
+              <w:t>Moyenne</w:t>
+            </w:r>
+          </w:p>
+        </w:tc>
+        <w:tc>
+          <w:tcPr>
+            <w:tcW w:type="dxa" w:w="1247"/>
+          </w:tcPr>
+          <w:p>
+            <w:r>
+              <w:rPr>
+                <w:b/>
+                <w:i w:val="0"/>
+                <w:sz w:val="16"/>
+              </w:rPr>
+              <w:t>S01</w:t>
+              <w:br/>
+            </w:r>
+            <w:r>
+              <w:rPr>
+                <w:b w:val="0"/>
+                <w:i w:val="0"/>
+                <w:color w:val="64748B"/>
+                <w:sz w:val="14"/>
+              </w:rPr>
+              <w:t>Démographie</w:t>
+            </w:r>
+          </w:p>
+        </w:tc>
+        <w:tc>
+          <w:tcPr>
+            <w:tcW w:type="dxa" w:w="1531"/>
+          </w:tcPr>
+          <w:p>
+            <w:r>
+              <w:rPr>
+                <w:b/>
+                <w:i w:val="0"/>
+                <w:color w:val="16A34A"/>
+                <w:sz w:val="16"/>
+              </w:rPr>
+              <w:t>—</w:t>
+            </w:r>
+          </w:p>
+        </w:tc>
+        <w:tc>
+          <w:tcPr>
+            <w:tcW w:type="dxa" w:w="1191"/>
+          </w:tcPr>
+          <w:p>
+            <w:r>
+              <w:rPr>
+                <w:b w:val="0"/>
+                <w:i w:val="0"/>
+                <w:color w:val="64748B"/>
+                <w:sz w:val="16"/>
+              </w:rPr>
+              <w:t>GT-CQ</w:t>
+            </w:r>
+          </w:p>
+        </w:tc>
+        <w:tc>
+          <w:tcPr>
+            <w:tcW w:type="dxa" w:w="4706"/>
+          </w:tcPr>
+          <w:p>
+            <w:r>
+              <w:rPr>
+                <w:b w:val="0"/>
+                <w:i w:val="0"/>
+                <w:sz w:val="17"/>
+              </w:rPr>
+              <w:t>Prière de verifier l'information donnée par MBAYE GUEYE ou corriger au niveau de la section 1.</w:t>
+            </w:r>
+          </w:p>
+        </w:tc>
+      </w:tr>
+      <w:tr>
+        <w:tc>
+          <w:tcPr>
+            <w:tcW w:type="dxa" w:w="964"/>
+          </w:tcPr>
+          <w:p>
+            <w:r>
+              <w:rPr>
+                <w:b/>
+                <w:i w:val="0"/>
+                <w:color w:val="EA580C"/>
+                <w:sz w:val="16"/>
+              </w:rPr>
+              <w:t>Moyenne</w:t>
+            </w:r>
+          </w:p>
+        </w:tc>
+        <w:tc>
+          <w:tcPr>
+            <w:tcW w:type="dxa" w:w="1247"/>
+          </w:tcPr>
+          <w:p>
+            <w:r>
+              <w:rPr>
+                <w:b/>
+                <w:i w:val="0"/>
+                <w:sz w:val="16"/>
+              </w:rPr>
+              <w:t>S01</w:t>
+              <w:br/>
+            </w:r>
+            <w:r>
+              <w:rPr>
+                <w:b w:val="0"/>
+                <w:i w:val="0"/>
+                <w:color w:val="64748B"/>
+                <w:sz w:val="14"/>
+              </w:rPr>
+              <w:t>Démographie</w:t>
+            </w:r>
+          </w:p>
+        </w:tc>
+        <w:tc>
+          <w:tcPr>
+            <w:tcW w:type="dxa" w:w="1531"/>
+          </w:tcPr>
+          <w:p>
+            <w:r>
+              <w:rPr>
+                <w:b/>
+                <w:i w:val="0"/>
+                <w:color w:val="16A34A"/>
+                <w:sz w:val="16"/>
+              </w:rPr>
+              <w:t>—</w:t>
+            </w:r>
+          </w:p>
+        </w:tc>
+        <w:tc>
+          <w:tcPr>
+            <w:tcW w:type="dxa" w:w="1191"/>
+          </w:tcPr>
+          <w:p>
+            <w:r>
+              <w:rPr>
+                <w:b w:val="0"/>
+                <w:i w:val="0"/>
+                <w:color w:val="64748B"/>
+                <w:sz w:val="16"/>
+              </w:rPr>
+              <w:t>GT-CQ</w:t>
+            </w:r>
+          </w:p>
+        </w:tc>
+        <w:tc>
+          <w:tcPr>
+            <w:tcW w:type="dxa" w:w="4706"/>
+          </w:tcPr>
+          <w:p>
+            <w:r>
+              <w:rPr>
+                <w:b w:val="0"/>
+                <w:i w:val="0"/>
+                <w:sz w:val="17"/>
+              </w:rPr>
+              <w:t>Prière de verifier l'information donnée par BIRAME GUEYE ou corriger au niveau de la section 1.</w:t>
+            </w:r>
+          </w:p>
+        </w:tc>
+      </w:tr>
+      <w:tr>
+        <w:tc>
+          <w:tcPr>
+            <w:tcW w:type="dxa" w:w="964"/>
+          </w:tcPr>
+          <w:p>
+            <w:r>
+              <w:rPr>
+                <w:b/>
+                <w:i w:val="0"/>
+                <w:color w:val="EA580C"/>
+                <w:sz w:val="16"/>
+              </w:rPr>
+              <w:t>Moyenne</w:t>
+            </w:r>
+          </w:p>
+        </w:tc>
+        <w:tc>
+          <w:tcPr>
+            <w:tcW w:type="dxa" w:w="1247"/>
+          </w:tcPr>
+          <w:p>
+            <w:r>
+              <w:rPr>
+                <w:b/>
+                <w:i w:val="0"/>
+                <w:sz w:val="16"/>
+              </w:rPr>
+              <w:t>S01</w:t>
+              <w:br/>
+            </w:r>
+            <w:r>
+              <w:rPr>
+                <w:b w:val="0"/>
+                <w:i w:val="0"/>
+                <w:color w:val="64748B"/>
+                <w:sz w:val="14"/>
+              </w:rPr>
+              <w:t>Démographie</w:t>
+            </w:r>
+          </w:p>
+        </w:tc>
+        <w:tc>
+          <w:tcPr>
+            <w:tcW w:type="dxa" w:w="1531"/>
+          </w:tcPr>
+          <w:p>
+            <w:r>
+              <w:rPr>
+                <w:b/>
+                <w:i w:val="0"/>
+                <w:color w:val="16A34A"/>
+                <w:sz w:val="16"/>
+              </w:rPr>
+              <w:t>—</w:t>
+            </w:r>
+          </w:p>
+        </w:tc>
+        <w:tc>
+          <w:tcPr>
+            <w:tcW w:type="dxa" w:w="1191"/>
+          </w:tcPr>
+          <w:p>
+            <w:r>
+              <w:rPr>
+                <w:b w:val="0"/>
+                <w:i w:val="0"/>
+                <w:color w:val="64748B"/>
+                <w:sz w:val="16"/>
+              </w:rPr>
+              <w:t>GT-CQ</w:t>
+            </w:r>
+          </w:p>
+        </w:tc>
+        <w:tc>
+          <w:tcPr>
+            <w:tcW w:type="dxa" w:w="4706"/>
+          </w:tcPr>
+          <w:p>
+            <w:r>
+              <w:rPr>
+                <w:b w:val="0"/>
+                <w:i w:val="0"/>
+                <w:sz w:val="17"/>
+              </w:rPr>
+              <w:t>Prière de verifier l'information donnée par DIOUMA GUEYE ou corriger au niveau de la section 1.</w:t>
+            </w:r>
+          </w:p>
+        </w:tc>
+      </w:tr>
+      <w:tr>
+        <w:tc>
+          <w:tcPr>
+            <w:tcW w:type="dxa" w:w="964"/>
+          </w:tcPr>
+          <w:p>
+            <w:r>
+              <w:rPr>
+                <w:b/>
+                <w:i w:val="0"/>
+                <w:color w:val="EA580C"/>
+                <w:sz w:val="16"/>
+              </w:rPr>
+              <w:t>Moyenne</w:t>
+            </w:r>
+          </w:p>
+        </w:tc>
+        <w:tc>
+          <w:tcPr>
+            <w:tcW w:type="dxa" w:w="1247"/>
+          </w:tcPr>
+          <w:p>
+            <w:r>
+              <w:rPr>
+                <w:b/>
+                <w:i w:val="0"/>
+                <w:sz w:val="16"/>
+              </w:rPr>
+              <w:t>S01</w:t>
+              <w:br/>
+            </w:r>
+            <w:r>
+              <w:rPr>
+                <w:b w:val="0"/>
+                <w:i w:val="0"/>
+                <w:color w:val="64748B"/>
+                <w:sz w:val="14"/>
+              </w:rPr>
+              <w:t>Démographie</w:t>
+            </w:r>
+          </w:p>
+        </w:tc>
+        <w:tc>
+          <w:tcPr>
+            <w:tcW w:type="dxa" w:w="1531"/>
+          </w:tcPr>
+          <w:p>
+            <w:r>
+              <w:rPr>
+                <w:b/>
+                <w:i w:val="0"/>
+                <w:color w:val="16A34A"/>
+                <w:sz w:val="16"/>
+              </w:rPr>
+              <w:t>—</w:t>
+            </w:r>
+          </w:p>
+        </w:tc>
+        <w:tc>
+          <w:tcPr>
+            <w:tcW w:type="dxa" w:w="1191"/>
+          </w:tcPr>
+          <w:p>
+            <w:r>
+              <w:rPr>
+                <w:b w:val="0"/>
+                <w:i w:val="0"/>
+                <w:color w:val="64748B"/>
+                <w:sz w:val="16"/>
+              </w:rPr>
+              <w:t>GT-CQ</w:t>
+            </w:r>
+          </w:p>
+        </w:tc>
+        <w:tc>
+          <w:tcPr>
+            <w:tcW w:type="dxa" w:w="4706"/>
+          </w:tcPr>
+          <w:p>
+            <w:r>
+              <w:rPr>
+                <w:b w:val="0"/>
+                <w:i w:val="0"/>
+                <w:sz w:val="17"/>
+              </w:rPr>
+              <w:t>Prière de verifier l'information donnée par KiNE GUEYE ou corriger au niveau de la section 1.</w:t>
+            </w:r>
+          </w:p>
+        </w:tc>
+      </w:tr>
+      <w:tr>
+        <w:tc>
+          <w:tcPr>
+            <w:tcW w:type="dxa" w:w="964"/>
+          </w:tcPr>
+          <w:p>
+            <w:r>
+              <w:rPr>
+                <w:b/>
+                <w:i w:val="0"/>
+                <w:color w:val="EA580C"/>
+                <w:sz w:val="16"/>
+              </w:rPr>
+              <w:t>Moyenne</w:t>
+            </w:r>
+          </w:p>
+        </w:tc>
+        <w:tc>
+          <w:tcPr>
+            <w:tcW w:type="dxa" w:w="1247"/>
+          </w:tcPr>
+          <w:p>
+            <w:r>
+              <w:rPr>
+                <w:b/>
+                <w:i w:val="0"/>
+                <w:sz w:val="16"/>
+              </w:rPr>
+              <w:t>S01</w:t>
+              <w:br/>
+            </w:r>
+            <w:r>
+              <w:rPr>
+                <w:b w:val="0"/>
+                <w:i w:val="0"/>
+                <w:color w:val="64748B"/>
+                <w:sz w:val="14"/>
+              </w:rPr>
+              <w:t>Démographie</w:t>
+            </w:r>
+          </w:p>
+        </w:tc>
+        <w:tc>
+          <w:tcPr>
+            <w:tcW w:type="dxa" w:w="1531"/>
+          </w:tcPr>
+          <w:p>
+            <w:r>
+              <w:rPr>
+                <w:b/>
+                <w:i w:val="0"/>
+                <w:color w:val="16A34A"/>
+                <w:sz w:val="16"/>
+              </w:rPr>
+              <w:t>—</w:t>
+            </w:r>
+          </w:p>
+        </w:tc>
+        <w:tc>
+          <w:tcPr>
+            <w:tcW w:type="dxa" w:w="1191"/>
+          </w:tcPr>
+          <w:p>
+            <w:r>
+              <w:rPr>
+                <w:b w:val="0"/>
+                <w:i w:val="0"/>
+                <w:color w:val="64748B"/>
+                <w:sz w:val="16"/>
+              </w:rPr>
+              <w:t>GT-CQ</w:t>
+            </w:r>
+          </w:p>
+        </w:tc>
+        <w:tc>
+          <w:tcPr>
+            <w:tcW w:type="dxa" w:w="4706"/>
+          </w:tcPr>
+          <w:p>
+            <w:r>
+              <w:rPr>
+                <w:b w:val="0"/>
+                <w:i w:val="0"/>
+                <w:sz w:val="17"/>
+              </w:rPr>
+              <w:t>Prière de verifier l'information donnée par NDEYE GUEYE ou corriger au niveau de la section 1.</w:t>
+            </w:r>
+          </w:p>
+        </w:tc>
+      </w:tr>
+      <w:tr>
+        <w:tc>
+          <w:tcPr>
+            <w:tcW w:type="dxa" w:w="964"/>
+          </w:tcPr>
+          <w:p>
+            <w:r>
+              <w:rPr>
+                <w:b/>
+                <w:i w:val="0"/>
+                <w:color w:val="EA580C"/>
+                <w:sz w:val="16"/>
+              </w:rPr>
+              <w:t>Moyenne</w:t>
+            </w:r>
+          </w:p>
+        </w:tc>
+        <w:tc>
+          <w:tcPr>
+            <w:tcW w:type="dxa" w:w="1247"/>
+          </w:tcPr>
+          <w:p>
+            <w:r>
+              <w:rPr>
+                <w:b/>
+                <w:i w:val="0"/>
+                <w:sz w:val="16"/>
+              </w:rPr>
+              <w:t>S01</w:t>
+              <w:br/>
+            </w:r>
+            <w:r>
+              <w:rPr>
+                <w:b w:val="0"/>
+                <w:i w:val="0"/>
+                <w:color w:val="64748B"/>
+                <w:sz w:val="14"/>
+              </w:rPr>
+              <w:t>Démographie</w:t>
+            </w:r>
+          </w:p>
+        </w:tc>
+        <w:tc>
+          <w:tcPr>
+            <w:tcW w:type="dxa" w:w="1531"/>
+          </w:tcPr>
+          <w:p>
+            <w:r>
+              <w:rPr>
+                <w:b/>
+                <w:i w:val="0"/>
+                <w:color w:val="16A34A"/>
+                <w:sz w:val="16"/>
+              </w:rPr>
+              <w:t>—</w:t>
+            </w:r>
+          </w:p>
+        </w:tc>
+        <w:tc>
+          <w:tcPr>
+            <w:tcW w:type="dxa" w:w="1191"/>
+          </w:tcPr>
+          <w:p>
+            <w:r>
+              <w:rPr>
+                <w:b w:val="0"/>
+                <w:i w:val="0"/>
+                <w:color w:val="64748B"/>
+                <w:sz w:val="16"/>
+              </w:rPr>
+              <w:t>GT-CQ</w:t>
+            </w:r>
+          </w:p>
+        </w:tc>
+        <w:tc>
+          <w:tcPr>
+            <w:tcW w:type="dxa" w:w="4706"/>
+          </w:tcPr>
+          <w:p>
+            <w:r>
+              <w:rPr>
+                <w:b w:val="0"/>
+                <w:i w:val="0"/>
+                <w:sz w:val="17"/>
+              </w:rPr>
+              <w:t>Prière de verifier l'information donnée par SIGUA GUEYE ou corriger au niveau de la section 1.</w:t>
+            </w:r>
+          </w:p>
+        </w:tc>
+      </w:tr>
+      <w:tr>
+        <w:tc>
+          <w:tcPr>
+            <w:tcW w:type="dxa" w:w="964"/>
+          </w:tcPr>
+          <w:p>
+            <w:r>
+              <w:rPr>
+                <w:b/>
+                <w:i w:val="0"/>
+                <w:color w:val="EA580C"/>
+                <w:sz w:val="16"/>
+              </w:rPr>
+              <w:t>Moyenne</w:t>
+            </w:r>
+          </w:p>
+        </w:tc>
+        <w:tc>
+          <w:tcPr>
+            <w:tcW w:type="dxa" w:w="1247"/>
+          </w:tcPr>
+          <w:p>
+            <w:r>
+              <w:rPr>
+                <w:b/>
+                <w:i w:val="0"/>
+                <w:sz w:val="16"/>
+              </w:rPr>
+              <w:t>S03</w:t>
+              <w:br/>
+            </w:r>
+            <w:r>
+              <w:rPr>
+                <w:b w:val="0"/>
+                <w:i w:val="0"/>
+                <w:color w:val="64748B"/>
+                <w:sz w:val="14"/>
+              </w:rPr>
+              <w:t>Santé</w:t>
+            </w:r>
+          </w:p>
+        </w:tc>
+        <w:tc>
+          <w:tcPr>
+            <w:tcW w:type="dxa" w:w="1531"/>
+          </w:tcPr>
+          <w:p>
+            <w:r>
+              <w:rPr>
+                <w:b/>
+                <w:i w:val="0"/>
+                <w:color w:val="16A34A"/>
+                <w:sz w:val="16"/>
+              </w:rPr>
+              <w:t>s01q02, s01q12, s01q13, s02q03__2, s03q01, s01q00b</w:t>
+            </w:r>
+          </w:p>
+        </w:tc>
+        <w:tc>
+          <w:tcPr>
+            <w:tcW w:type="dxa" w:w="1191"/>
+          </w:tcPr>
+          <w:p>
+            <w:r>
+              <w:rPr>
+                <w:b w:val="0"/>
+                <w:i w:val="0"/>
+                <w:color w:val="64748B"/>
+                <w:sz w:val="16"/>
+              </w:rPr>
+              <w:t>GT-CQ</w:t>
+            </w:r>
+          </w:p>
+        </w:tc>
+        <w:tc>
+          <w:tcPr>
+            <w:tcW w:type="dxa" w:w="4706"/>
+          </w:tcPr>
+          <w:p>
+            <w:r>
+              <w:rPr>
+                <w:b w:val="0"/>
+                <w:i w:val="0"/>
+                <w:sz w:val="17"/>
+              </w:rPr>
+              <w:t>La section n'est pas renseignée pour Diouma DIENG, prière de la renseigner.</w:t>
+            </w:r>
+          </w:p>
+        </w:tc>
+      </w:tr>
+      <w:tr>
+        <w:tc>
+          <w:tcPr>
+            <w:tcW w:type="dxa" w:w="964"/>
+          </w:tcPr>
+          <w:p>
+            <w:r>
+              <w:rPr>
+                <w:b/>
+                <w:i w:val="0"/>
+                <w:color w:val="EA580C"/>
+                <w:sz w:val="16"/>
+              </w:rPr>
+              <w:t>Moyenne</w:t>
+            </w:r>
+          </w:p>
+        </w:tc>
+        <w:tc>
+          <w:tcPr>
+            <w:tcW w:type="dxa" w:w="1247"/>
+          </w:tcPr>
+          <w:p>
+            <w:r>
+              <w:rPr>
+                <w:b/>
+                <w:i w:val="0"/>
+                <w:sz w:val="16"/>
+              </w:rPr>
+              <w:t>S04</w:t>
+              <w:br/>
+            </w:r>
+            <w:r>
+              <w:rPr>
+                <w:b w:val="0"/>
+                <w:i w:val="0"/>
+                <w:color w:val="64748B"/>
+                <w:sz w:val="14"/>
+              </w:rPr>
+              <w:t>Emploi</w:t>
+            </w:r>
+          </w:p>
+        </w:tc>
+        <w:tc>
+          <w:tcPr>
+            <w:tcW w:type="dxa" w:w="1531"/>
+          </w:tcPr>
+          <w:p>
+            <w:r>
+              <w:rPr>
+                <w:b/>
+                <w:i w:val="0"/>
+                <w:color w:val="16A34A"/>
+                <w:sz w:val="16"/>
+              </w:rPr>
+              <w:t>s01q63, s00q04, s02q25, s04q17, s04q21, s01q00b, s01q29_1</w:t>
+            </w:r>
+          </w:p>
+        </w:tc>
+        <w:tc>
+          <w:tcPr>
+            <w:tcW w:type="dxa" w:w="1191"/>
+          </w:tcPr>
+          <w:p>
+            <w:r>
+              <w:rPr>
+                <w:b w:val="0"/>
+                <w:i w:val="0"/>
+                <w:color w:val="64748B"/>
+                <w:sz w:val="16"/>
+              </w:rPr>
+              <w:t>GT-CQ</w:t>
+            </w:r>
+          </w:p>
+        </w:tc>
+        <w:tc>
+          <w:tcPr>
+            <w:tcW w:type="dxa" w:w="4706"/>
+          </w:tcPr>
+          <w:p>
+            <w:r>
+              <w:rPr>
+                <w:b w:val="0"/>
+                <w:i w:val="0"/>
+                <w:sz w:val="17"/>
+              </w:rPr>
+              <w:t>Il est probable que KHEMESSE  SARR ait exercé un emploi au cours des 12 derniers mois car il evolue ou a evolué dans Agriculture, Elevage, Pêche,.</w:t>
+            </w:r>
+          </w:p>
+        </w:tc>
+      </w:tr>
+      <w:tr>
+        <w:tc>
+          <w:tcPr>
+            <w:tcW w:type="dxa" w:w="964"/>
+          </w:tcPr>
+          <w:p>
+            <w:r>
+              <w:rPr>
+                <w:b/>
+                <w:i w:val="0"/>
+                <w:color w:val="EA580C"/>
+                <w:sz w:val="16"/>
+              </w:rPr>
+              <w:t>Moyenne</w:t>
+            </w:r>
+          </w:p>
+        </w:tc>
+        <w:tc>
+          <w:tcPr>
+            <w:tcW w:type="dxa" w:w="1247"/>
+          </w:tcPr>
+          <w:p>
+            <w:r>
+              <w:rPr>
+                <w:b/>
+                <w:i w:val="0"/>
+                <w:sz w:val="16"/>
+              </w:rPr>
+              <w:t>S04</w:t>
+              <w:br/>
+            </w:r>
+            <w:r>
+              <w:rPr>
+                <w:b w:val="0"/>
+                <w:i w:val="0"/>
+                <w:color w:val="64748B"/>
+                <w:sz w:val="14"/>
+              </w:rPr>
+              <w:t>Emploi</w:t>
+            </w:r>
+          </w:p>
+        </w:tc>
+        <w:tc>
+          <w:tcPr>
+            <w:tcW w:type="dxa" w:w="1531"/>
+          </w:tcPr>
+          <w:p>
+            <w:r>
+              <w:rPr>
+                <w:b/>
+                <w:i w:val="0"/>
+                <w:color w:val="16A34A"/>
+                <w:sz w:val="16"/>
+              </w:rPr>
+              <w:t>—</w:t>
+            </w:r>
+          </w:p>
+        </w:tc>
+        <w:tc>
+          <w:tcPr>
+            <w:tcW w:type="dxa" w:w="1191"/>
+          </w:tcPr>
+          <w:p>
+            <w:r>
+              <w:rPr>
+                <w:b w:val="0"/>
+                <w:i w:val="0"/>
+                <w:color w:val="64748B"/>
+                <w:sz w:val="16"/>
+              </w:rPr>
+              <w:t>GT-CQ</w:t>
+            </w:r>
+          </w:p>
+        </w:tc>
+        <w:tc>
+          <w:tcPr>
+            <w:tcW w:type="dxa" w:w="4706"/>
+          </w:tcPr>
+          <w:p>
+            <w:r>
+              <w:rPr>
+                <w:b w:val="0"/>
+                <w:i w:val="0"/>
+                <w:sz w:val="17"/>
+              </w:rPr>
+              <w:t>Merci de vérifier les questions de 4.09 à 4.14 ou 4.17 ou 4.33.</w:t>
+            </w:r>
+          </w:p>
+        </w:tc>
+      </w:tr>
+      <w:tr>
+        <w:tc>
+          <w:tcPr>
+            <w:tcW w:type="dxa" w:w="964"/>
+          </w:tcPr>
+          <w:p>
+            <w:r>
+              <w:rPr>
+                <w:b/>
+                <w:i w:val="0"/>
+                <w:color w:val="EA580C"/>
+                <w:sz w:val="16"/>
+              </w:rPr>
+              <w:t>Moyenne</w:t>
+            </w:r>
+          </w:p>
+        </w:tc>
+        <w:tc>
+          <w:tcPr>
+            <w:tcW w:type="dxa" w:w="1247"/>
+          </w:tcPr>
+          <w:p>
+            <w:r>
+              <w:rPr>
+                <w:b/>
+                <w:i w:val="0"/>
+                <w:sz w:val="16"/>
+              </w:rPr>
+              <w:t>S04</w:t>
+              <w:br/>
+            </w:r>
+            <w:r>
+              <w:rPr>
+                <w:b w:val="0"/>
+                <w:i w:val="0"/>
+                <w:color w:val="64748B"/>
+                <w:sz w:val="14"/>
+              </w:rPr>
+              <w:t>Emploi</w:t>
+            </w:r>
+          </w:p>
+        </w:tc>
+        <w:tc>
+          <w:tcPr>
+            <w:tcW w:type="dxa" w:w="1531"/>
+          </w:tcPr>
+          <w:p>
+            <w:r>
+              <w:rPr>
+                <w:b/>
+                <w:i w:val="0"/>
+                <w:color w:val="16A34A"/>
+                <w:sz w:val="16"/>
+              </w:rPr>
+              <w:t>—</w:t>
+            </w:r>
+          </w:p>
+        </w:tc>
+        <w:tc>
+          <w:tcPr>
+            <w:tcW w:type="dxa" w:w="1191"/>
+          </w:tcPr>
+          <w:p>
+            <w:r>
+              <w:rPr>
+                <w:b w:val="0"/>
+                <w:i w:val="0"/>
+                <w:color w:val="64748B"/>
+                <w:sz w:val="16"/>
+              </w:rPr>
+              <w:t>GT-CQ</w:t>
+            </w:r>
+          </w:p>
+        </w:tc>
+        <w:tc>
+          <w:tcPr>
+            <w:tcW w:type="dxa" w:w="4706"/>
+          </w:tcPr>
+          <w:p>
+            <w:r>
+              <w:rPr>
+                <w:b w:val="0"/>
+                <w:i w:val="0"/>
+                <w:sz w:val="17"/>
+              </w:rPr>
+              <w:t>Attention ! Le nombre de jours (7 jours) que OUSMANE GUEYE a travaillés par mois semble être inférieur à 15.</w:t>
+            </w:r>
+          </w:p>
+        </w:tc>
+      </w:tr>
+      <w:tr>
+        <w:tc>
+          <w:tcPr>
+            <w:tcW w:type="dxa" w:w="964"/>
+          </w:tcPr>
+          <w:p>
+            <w:r>
+              <w:rPr>
+                <w:b/>
+                <w:i w:val="0"/>
+                <w:color w:val="EA580C"/>
+                <w:sz w:val="16"/>
+              </w:rPr>
+              <w:t>Moyenne</w:t>
+            </w:r>
+          </w:p>
+        </w:tc>
+        <w:tc>
+          <w:tcPr>
+            <w:tcW w:type="dxa" w:w="1247"/>
+          </w:tcPr>
+          <w:p>
+            <w:r>
+              <w:rPr>
+                <w:b/>
+                <w:i w:val="0"/>
+                <w:sz w:val="16"/>
+              </w:rPr>
+              <w:t>S04</w:t>
+              <w:br/>
+            </w:r>
+            <w:r>
+              <w:rPr>
+                <w:b w:val="0"/>
+                <w:i w:val="0"/>
+                <w:color w:val="64748B"/>
+                <w:sz w:val="14"/>
+              </w:rPr>
+              <w:t>Emploi</w:t>
+            </w:r>
+          </w:p>
+        </w:tc>
+        <w:tc>
+          <w:tcPr>
+            <w:tcW w:type="dxa" w:w="1531"/>
+          </w:tcPr>
+          <w:p>
+            <w:r>
+              <w:rPr>
+                <w:b/>
+                <w:i w:val="0"/>
+                <w:color w:val="16A34A"/>
+                <w:sz w:val="16"/>
+              </w:rPr>
+              <w:t>—</w:t>
+            </w:r>
+          </w:p>
+        </w:tc>
+        <w:tc>
+          <w:tcPr>
+            <w:tcW w:type="dxa" w:w="1191"/>
+          </w:tcPr>
+          <w:p>
+            <w:r>
+              <w:rPr>
+                <w:b w:val="0"/>
+                <w:i w:val="0"/>
+                <w:color w:val="64748B"/>
+                <w:sz w:val="16"/>
+              </w:rPr>
+              <w:t>GT-CQ</w:t>
+            </w:r>
+          </w:p>
+        </w:tc>
+        <w:tc>
+          <w:tcPr>
+            <w:tcW w:type="dxa" w:w="4706"/>
+          </w:tcPr>
+          <w:p>
+            <w:r>
+              <w:rPr>
+                <w:b w:val="0"/>
+                <w:i w:val="0"/>
+                <w:sz w:val="17"/>
+              </w:rPr>
+              <w:t>Veuillez, s'il vous plaît, confirmer cette information.</w:t>
+            </w:r>
+          </w:p>
+        </w:tc>
+      </w:tr>
+      <w:tr>
+        <w:tc>
+          <w:tcPr>
+            <w:tcW w:type="dxa" w:w="964"/>
+          </w:tcPr>
+          <w:p>
+            <w:r>
+              <w:rPr>
+                <w:b/>
+                <w:i w:val="0"/>
+                <w:color w:val="EA580C"/>
+                <w:sz w:val="16"/>
+              </w:rPr>
+              <w:t>Moyenne</w:t>
+            </w:r>
+          </w:p>
+        </w:tc>
+        <w:tc>
+          <w:tcPr>
+            <w:tcW w:type="dxa" w:w="1247"/>
+          </w:tcPr>
+          <w:p>
+            <w:r>
+              <w:rPr>
+                <w:b/>
+                <w:i w:val="0"/>
+                <w:sz w:val="16"/>
+              </w:rPr>
+              <w:t>S04</w:t>
+              <w:br/>
+            </w:r>
+            <w:r>
+              <w:rPr>
+                <w:b w:val="0"/>
+                <w:i w:val="0"/>
+                <w:color w:val="64748B"/>
+                <w:sz w:val="14"/>
+              </w:rPr>
+              <w:t>Emploi</w:t>
+            </w:r>
+          </w:p>
+        </w:tc>
+        <w:tc>
+          <w:tcPr>
+            <w:tcW w:type="dxa" w:w="1531"/>
+          </w:tcPr>
+          <w:p>
+            <w:r>
+              <w:rPr>
+                <w:b/>
+                <w:i w:val="0"/>
+                <w:color w:val="16A34A"/>
+                <w:sz w:val="16"/>
+              </w:rPr>
+              <w:t>s01q47__1, s01q47__2, s01q47__3, s01q47__4, s01q47__5, s01q47__6, s01q47__7, s02q15</w:t>
+            </w:r>
+          </w:p>
+        </w:tc>
+        <w:tc>
+          <w:tcPr>
+            <w:tcW w:type="dxa" w:w="1191"/>
+          </w:tcPr>
+          <w:p>
+            <w:r>
+              <w:rPr>
+                <w:b w:val="0"/>
+                <w:i w:val="0"/>
+                <w:color w:val="64748B"/>
+                <w:sz w:val="16"/>
+              </w:rPr>
+              <w:t>GT-CQ</w:t>
+            </w:r>
+          </w:p>
+        </w:tc>
+        <w:tc>
+          <w:tcPr>
+            <w:tcW w:type="dxa" w:w="4706"/>
+          </w:tcPr>
+          <w:p>
+            <w:r>
+              <w:rPr>
+                <w:b w:val="0"/>
+                <w:i w:val="0"/>
+                <w:sz w:val="17"/>
+              </w:rPr>
+              <w:t>Attention! le nombre d'heure (3 heures) que Diarra DIENG a travaillé par jour semble faible, veuillez s'il vous plait confirmer cette information avec le QG.</w:t>
+            </w:r>
+          </w:p>
+        </w:tc>
+      </w:tr>
+      <w:tr>
+        <w:tc>
+          <w:tcPr>
+            <w:tcW w:type="dxa" w:w="964"/>
+          </w:tcPr>
+          <w:p>
+            <w:r>
+              <w:rPr>
+                <w:b/>
+                <w:i w:val="0"/>
+                <w:color w:val="EA580C"/>
+                <w:sz w:val="16"/>
+              </w:rPr>
+              <w:t>Moyenne</w:t>
+            </w:r>
+          </w:p>
+        </w:tc>
+        <w:tc>
+          <w:tcPr>
+            <w:tcW w:type="dxa" w:w="1247"/>
+          </w:tcPr>
+          <w:p>
+            <w:r>
+              <w:rPr>
+                <w:b/>
+                <w:i w:val="0"/>
+                <w:sz w:val="16"/>
+              </w:rPr>
+              <w:t>S04</w:t>
+              <w:br/>
+            </w:r>
+            <w:r>
+              <w:rPr>
+                <w:b w:val="0"/>
+                <w:i w:val="0"/>
+                <w:color w:val="64748B"/>
+                <w:sz w:val="14"/>
+              </w:rPr>
+              <w:t>Emploi</w:t>
+            </w:r>
+          </w:p>
+        </w:tc>
+        <w:tc>
+          <w:tcPr>
+            <w:tcW w:type="dxa" w:w="1531"/>
+          </w:tcPr>
+          <w:p>
+            <w:r>
+              <w:rPr>
+                <w:b/>
+                <w:i w:val="0"/>
+                <w:color w:val="16A34A"/>
+                <w:sz w:val="16"/>
+              </w:rPr>
+              <w:t>s00q07a, s00q08, s00q10, s00q13_0, s00q15_0, s00q17_0, s00q23a, s00q23b</w:t>
+            </w:r>
+          </w:p>
+        </w:tc>
+        <w:tc>
+          <w:tcPr>
+            <w:tcW w:type="dxa" w:w="1191"/>
+          </w:tcPr>
+          <w:p>
+            <w:r>
+              <w:rPr>
+                <w:b w:val="0"/>
+                <w:i w:val="0"/>
+                <w:color w:val="64748B"/>
+                <w:sz w:val="16"/>
+              </w:rPr>
+              <w:t>GT-CQ</w:t>
+            </w:r>
+          </w:p>
+        </w:tc>
+        <w:tc>
+          <w:tcPr>
+            <w:tcW w:type="dxa" w:w="4706"/>
+          </w:tcPr>
+          <w:p>
+            <w:r>
+              <w:rPr>
+                <w:b w:val="0"/>
+                <w:i w:val="0"/>
+                <w:sz w:val="17"/>
+              </w:rPr>
+              <w:t>Prière de changer la branche d'activité de ABDOURAHMANE GUEYE, les agriculteurs dont leurs cultures est principalement destiné à la consommation du ménage sont des (Agriculteurs, subsistances) et ceux qui le font avec l'élevage sont des (Agriculteurs et eleveurs, subsistances)</w:t>
+            </w:r>
+          </w:p>
+        </w:tc>
+      </w:tr>
+      <w:tr>
+        <w:tc>
+          <w:tcPr>
+            <w:tcW w:type="dxa" w:w="964"/>
+          </w:tcPr>
+          <w:p>
+            <w:r>
+              <w:rPr>
+                <w:b/>
+                <w:i w:val="0"/>
+                <w:color w:val="EA580C"/>
+                <w:sz w:val="16"/>
+              </w:rPr>
+              <w:t>Moyenne</w:t>
+            </w:r>
+          </w:p>
+        </w:tc>
+        <w:tc>
+          <w:tcPr>
+            <w:tcW w:type="dxa" w:w="1247"/>
+          </w:tcPr>
+          <w:p>
+            <w:r>
+              <w:rPr>
+                <w:b/>
+                <w:i w:val="0"/>
+                <w:sz w:val="16"/>
+              </w:rPr>
+              <w:t>S04</w:t>
+              <w:br/>
+            </w:r>
+            <w:r>
+              <w:rPr>
+                <w:b w:val="0"/>
+                <w:i w:val="0"/>
+                <w:color w:val="64748B"/>
+                <w:sz w:val="14"/>
+              </w:rPr>
+              <w:t>Emploi</w:t>
+            </w:r>
+          </w:p>
+        </w:tc>
+        <w:tc>
+          <w:tcPr>
+            <w:tcW w:type="dxa" w:w="1531"/>
+          </w:tcPr>
+          <w:p>
+            <w:r>
+              <w:rPr>
+                <w:b/>
+                <w:i w:val="0"/>
+                <w:color w:val="16A34A"/>
+                <w:sz w:val="16"/>
+              </w:rPr>
+              <w:t>s00q07a, s00q08, s00q10, s00q13_0, s00q15_0, s00q17_0, s00q23a, s00q23b</w:t>
+            </w:r>
+          </w:p>
+        </w:tc>
+        <w:tc>
+          <w:tcPr>
+            <w:tcW w:type="dxa" w:w="1191"/>
+          </w:tcPr>
+          <w:p>
+            <w:r>
+              <w:rPr>
+                <w:b w:val="0"/>
+                <w:i w:val="0"/>
+                <w:color w:val="64748B"/>
+                <w:sz w:val="16"/>
+              </w:rPr>
+              <w:t>GT-CQ</w:t>
+            </w:r>
+          </w:p>
+        </w:tc>
+        <w:tc>
+          <w:tcPr>
+            <w:tcW w:type="dxa" w:w="4706"/>
+          </w:tcPr>
+          <w:p>
+            <w:r>
+              <w:rPr>
+                <w:b w:val="0"/>
+                <w:i w:val="0"/>
+                <w:sz w:val="17"/>
+              </w:rPr>
+              <w:t>Prière de changer la branche d'activité de ANTOINE GUEYE, les agriculteurs dont leurs cultures est principalement destiné à la consommation du ménage sont des (Agriculteurs, subsistances) et ceux qui le font avec l'élevage sont des (Agriculteurs et eleveurs, subsistances)Nombre de mois exercé  (3 mois) par ANTOINE GUEYE dans l'emploi au cours des 12 derniers mois semble faible, veuillez corriger s'il vous plait ou comfirmer avec le QG.</w:t>
+            </w:r>
+          </w:p>
+        </w:tc>
+      </w:tr>
+      <w:tr>
+        <w:tc>
+          <w:tcPr>
+            <w:tcW w:type="dxa" w:w="964"/>
+          </w:tcPr>
+          <w:p>
+            <w:r>
+              <w:rPr>
+                <w:b/>
+                <w:i w:val="0"/>
+                <w:color w:val="EA580C"/>
+                <w:sz w:val="16"/>
+              </w:rPr>
+              <w:t>Moyenne</w:t>
+            </w:r>
+          </w:p>
+        </w:tc>
+        <w:tc>
+          <w:tcPr>
+            <w:tcW w:type="dxa" w:w="1247"/>
+          </w:tcPr>
+          <w:p>
+            <w:r>
+              <w:rPr>
+                <w:b/>
+                <w:i w:val="0"/>
+                <w:sz w:val="16"/>
+              </w:rPr>
+              <w:t>S04</w:t>
+              <w:br/>
+            </w:r>
+            <w:r>
+              <w:rPr>
+                <w:b w:val="0"/>
+                <w:i w:val="0"/>
+                <w:color w:val="64748B"/>
+                <w:sz w:val="14"/>
+              </w:rPr>
+              <w:t>Emploi</w:t>
+            </w:r>
+          </w:p>
+        </w:tc>
+        <w:tc>
+          <w:tcPr>
+            <w:tcW w:type="dxa" w:w="1531"/>
+          </w:tcPr>
+          <w:p>
+            <w:r>
+              <w:rPr>
+                <w:b/>
+                <w:i w:val="0"/>
+                <w:color w:val="16A34A"/>
+                <w:sz w:val="16"/>
+              </w:rPr>
+              <w:t>s04q46</w:t>
+            </w:r>
+          </w:p>
+        </w:tc>
+        <w:tc>
+          <w:tcPr>
+            <w:tcW w:type="dxa" w:w="1191"/>
+          </w:tcPr>
+          <w:p>
+            <w:r>
+              <w:rPr>
+                <w:b w:val="0"/>
+                <w:i w:val="0"/>
+                <w:color w:val="64748B"/>
+                <w:sz w:val="16"/>
+              </w:rPr>
+              <w:t>Natif SuSo</w:t>
+            </w:r>
+          </w:p>
+        </w:tc>
+        <w:tc>
+          <w:tcPr>
+            <w:tcW w:type="dxa" w:w="4706"/>
+          </w:tcPr>
+          <w:p>
+            <w:r>
+              <w:rPr>
+                <w:b w:val="0"/>
+                <w:i w:val="0"/>
+                <w:sz w:val="17"/>
+              </w:rPr>
+              <w:t>ERREUR: La catégorie socio-professionnelle--%s04q46%--n'est pas en phase avec les réponses aux questions 4.09, 4.10, 4.11, 4.12, 4.13, et 4.14. Veuillez confirmer les réponses à ces questions et à la présente question, et le cas échéant corriger.</w:t>
+            </w:r>
+          </w:p>
+        </w:tc>
+      </w:tr>
+      <w:tr>
+        <w:tc>
+          <w:tcPr>
+            <w:tcW w:type="dxa" w:w="964"/>
+          </w:tcPr>
+          <w:p>
+            <w:r>
+              <w:rPr>
+                <w:b/>
+                <w:i w:val="0"/>
+                <w:color w:val="EA580C"/>
+                <w:sz w:val="16"/>
+              </w:rPr>
+              <w:t>Moyenne</w:t>
+            </w:r>
+          </w:p>
+        </w:tc>
+        <w:tc>
+          <w:tcPr>
+            <w:tcW w:type="dxa" w:w="1247"/>
+          </w:tcPr>
+          <w:p>
+            <w:r>
+              <w:rPr>
+                <w:b/>
+                <w:i w:val="0"/>
+                <w:sz w:val="16"/>
+              </w:rPr>
+              <w:t>S07</w:t>
+              <w:br/>
+            </w:r>
+            <w:r>
+              <w:rPr>
+                <w:b w:val="0"/>
+                <w:i w:val="0"/>
+                <w:color w:val="64748B"/>
+                <w:sz w:val="14"/>
+              </w:rPr>
+              <w:t>Consommation alimentaire</w:t>
+            </w:r>
+          </w:p>
+        </w:tc>
+        <w:tc>
+          <w:tcPr>
+            <w:tcW w:type="dxa" w:w="1531"/>
+          </w:tcPr>
+          <w:p>
+            <w:r>
+              <w:rPr>
+                <w:b/>
+                <w:i w:val="0"/>
+                <w:color w:val="16A34A"/>
+                <w:sz w:val="16"/>
+              </w:rPr>
+              <w:t>—</w:t>
+            </w:r>
+          </w:p>
+        </w:tc>
+        <w:tc>
+          <w:tcPr>
+            <w:tcW w:type="dxa" w:w="1191"/>
+          </w:tcPr>
+          <w:p>
+            <w:r>
+              <w:rPr>
+                <w:b w:val="0"/>
+                <w:i w:val="0"/>
+                <w:color w:val="64748B"/>
+                <w:sz w:val="16"/>
+              </w:rPr>
+              <w:t>GT-CQ</w:t>
+            </w:r>
+          </w:p>
+        </w:tc>
+        <w:tc>
+          <w:tcPr>
+            <w:tcW w:type="dxa" w:w="4706"/>
+          </w:tcPr>
+          <w:p>
+            <w:r>
+              <w:rPr>
+                <w:b w:val="0"/>
+                <w:i w:val="0"/>
+                <w:sz w:val="17"/>
+              </w:rPr>
+              <w:t>Attention ! La dépense du répas pris à l'extérieur de BIRAME GUEYE (200 Fcfa) au cours de 7 derniers jours est relativement élevé.</w:t>
+            </w:r>
+          </w:p>
+        </w:tc>
+      </w:tr>
+      <w:tr>
+        <w:tc>
+          <w:tcPr>
+            <w:tcW w:type="dxa" w:w="964"/>
+          </w:tcPr>
+          <w:p>
+            <w:r>
+              <w:rPr>
+                <w:b/>
+                <w:i w:val="0"/>
+                <w:color w:val="EA580C"/>
+                <w:sz w:val="16"/>
+              </w:rPr>
+              <w:t>Moyenne</w:t>
+            </w:r>
+          </w:p>
+        </w:tc>
+        <w:tc>
+          <w:tcPr>
+            <w:tcW w:type="dxa" w:w="1247"/>
+          </w:tcPr>
+          <w:p>
+            <w:r>
+              <w:rPr>
+                <w:b/>
+                <w:i w:val="0"/>
+                <w:sz w:val="16"/>
+              </w:rPr>
+              <w:t>S07</w:t>
+              <w:br/>
+            </w:r>
+            <w:r>
+              <w:rPr>
+                <w:b w:val="0"/>
+                <w:i w:val="0"/>
+                <w:color w:val="64748B"/>
+                <w:sz w:val="14"/>
+              </w:rPr>
+              <w:t>Consommation alimentaire</w:t>
+            </w:r>
+          </w:p>
+        </w:tc>
+        <w:tc>
+          <w:tcPr>
+            <w:tcW w:type="dxa" w:w="1531"/>
+          </w:tcPr>
+          <w:p>
+            <w:r>
+              <w:rPr>
+                <w:b/>
+                <w:i w:val="0"/>
+                <w:color w:val="16A34A"/>
+                <w:sz w:val="16"/>
+              </w:rPr>
+              <w:t>—</w:t>
+            </w:r>
+          </w:p>
+        </w:tc>
+        <w:tc>
+          <w:tcPr>
+            <w:tcW w:type="dxa" w:w="1191"/>
+          </w:tcPr>
+          <w:p>
+            <w:r>
+              <w:rPr>
+                <w:b w:val="0"/>
+                <w:i w:val="0"/>
+                <w:color w:val="64748B"/>
+                <w:sz w:val="16"/>
+              </w:rPr>
+              <w:t>GT-CQ</w:t>
+            </w:r>
+          </w:p>
+        </w:tc>
+        <w:tc>
+          <w:tcPr>
+            <w:tcW w:type="dxa" w:w="4706"/>
+          </w:tcPr>
+          <w:p>
+            <w:r>
+              <w:rPr>
+                <w:b w:val="0"/>
+                <w:i w:val="0"/>
+                <w:sz w:val="17"/>
+              </w:rPr>
+              <w:t>Prière de corriger ou de confirmer avec le QG.</w:t>
+            </w:r>
+          </w:p>
+        </w:tc>
+      </w:tr>
+      <w:tr>
+        <w:tc>
+          <w:tcPr>
+            <w:tcW w:type="dxa" w:w="964"/>
+          </w:tcPr>
+          <w:p>
+            <w:r>
+              <w:rPr>
+                <w:b/>
+                <w:i w:val="0"/>
+                <w:color w:val="EA580C"/>
+                <w:sz w:val="16"/>
+              </w:rPr>
+              <w:t>Moyenne</w:t>
+            </w:r>
+          </w:p>
+        </w:tc>
+        <w:tc>
+          <w:tcPr>
+            <w:tcW w:type="dxa" w:w="1247"/>
+          </w:tcPr>
+          <w:p>
+            <w:r>
+              <w:rPr>
+                <w:b/>
+                <w:i w:val="0"/>
+                <w:sz w:val="16"/>
+              </w:rPr>
+              <w:t>S07</w:t>
+              <w:br/>
+            </w:r>
+            <w:r>
+              <w:rPr>
+                <w:b w:val="0"/>
+                <w:i w:val="0"/>
+                <w:color w:val="64748B"/>
+                <w:sz w:val="14"/>
+              </w:rPr>
+              <w:t>Consommation alimentaire</w:t>
+            </w:r>
+          </w:p>
+        </w:tc>
+        <w:tc>
+          <w:tcPr>
+            <w:tcW w:type="dxa" w:w="1531"/>
+          </w:tcPr>
+          <w:p>
+            <w:r>
+              <w:rPr>
+                <w:b/>
+                <w:i w:val="0"/>
+                <w:color w:val="16A34A"/>
+                <w:sz w:val="16"/>
+              </w:rPr>
+              <w:t>—</w:t>
+            </w:r>
+          </w:p>
+        </w:tc>
+        <w:tc>
+          <w:tcPr>
+            <w:tcW w:type="dxa" w:w="1191"/>
+          </w:tcPr>
+          <w:p>
+            <w:r>
+              <w:rPr>
+                <w:b w:val="0"/>
+                <w:i w:val="0"/>
+                <w:color w:val="64748B"/>
+                <w:sz w:val="16"/>
+              </w:rPr>
+              <w:t>GT-CQ</w:t>
+            </w:r>
+          </w:p>
+        </w:tc>
+        <w:tc>
+          <w:tcPr>
+            <w:tcW w:type="dxa" w:w="4706"/>
+          </w:tcPr>
+          <w:p>
+            <w:r>
+              <w:rPr>
+                <w:b w:val="0"/>
+                <w:i w:val="0"/>
+                <w:sz w:val="17"/>
+              </w:rPr>
+              <w:t>Attention ! La dépense du répas pris à l'extérieur de DIOUMA GUEYE (200 Fcfa) au cours de 7 derniers jours est relativement élevé.</w:t>
+            </w:r>
+          </w:p>
+        </w:tc>
+      </w:tr>
+      <w:tr>
+        <w:tc>
+          <w:tcPr>
+            <w:tcW w:type="dxa" w:w="964"/>
+          </w:tcPr>
+          <w:p>
+            <w:r>
+              <w:rPr>
+                <w:b/>
+                <w:i w:val="0"/>
+                <w:color w:val="EA580C"/>
+                <w:sz w:val="16"/>
+              </w:rPr>
+              <w:t>Moyenne</w:t>
+            </w:r>
+          </w:p>
+        </w:tc>
+        <w:tc>
+          <w:tcPr>
+            <w:tcW w:type="dxa" w:w="1247"/>
+          </w:tcPr>
+          <w:p>
+            <w:r>
+              <w:rPr>
+                <w:b/>
+                <w:i w:val="0"/>
+                <w:sz w:val="16"/>
+              </w:rPr>
+              <w:t>S07</w:t>
+              <w:br/>
+            </w:r>
+            <w:r>
+              <w:rPr>
+                <w:b w:val="0"/>
+                <w:i w:val="0"/>
+                <w:color w:val="64748B"/>
+                <w:sz w:val="14"/>
+              </w:rPr>
+              <w:t>Consommation alimentaire</w:t>
+            </w:r>
+          </w:p>
+        </w:tc>
+        <w:tc>
+          <w:tcPr>
+            <w:tcW w:type="dxa" w:w="1531"/>
+          </w:tcPr>
+          <w:p>
+            <w:r>
+              <w:rPr>
+                <w:b/>
+                <w:i w:val="0"/>
+                <w:color w:val="16A34A"/>
+                <w:sz w:val="16"/>
+              </w:rPr>
+              <w:t>—</w:t>
+            </w:r>
+          </w:p>
+        </w:tc>
+        <w:tc>
+          <w:tcPr>
+            <w:tcW w:type="dxa" w:w="1191"/>
+          </w:tcPr>
+          <w:p>
+            <w:r>
+              <w:rPr>
+                <w:b w:val="0"/>
+                <w:i w:val="0"/>
+                <w:color w:val="64748B"/>
+                <w:sz w:val="16"/>
+              </w:rPr>
+              <w:t>GT-CQ</w:t>
+            </w:r>
+          </w:p>
+        </w:tc>
+        <w:tc>
+          <w:tcPr>
+            <w:tcW w:type="dxa" w:w="4706"/>
+          </w:tcPr>
+          <w:p>
+            <w:r>
+              <w:rPr>
+                <w:b w:val="0"/>
+                <w:i w:val="0"/>
+                <w:sz w:val="17"/>
+              </w:rPr>
+              <w:t>Attention ! La dépense du répas pris à l'extérieur de MBAYE GUEYE (1700 Fcfa) au cours de 7 derniers jours est relativement élevé.</w:t>
+            </w:r>
+          </w:p>
+        </w:tc>
+      </w:tr>
+      <w:tr>
+        <w:tc>
+          <w:tcPr>
+            <w:tcW w:type="dxa" w:w="964"/>
+          </w:tcPr>
+          <w:p>
+            <w:r>
+              <w:rPr>
+                <w:b/>
+                <w:i w:val="0"/>
+                <w:color w:val="EA580C"/>
+                <w:sz w:val="16"/>
+              </w:rPr>
+              <w:t>Moyenne</w:t>
+            </w:r>
+          </w:p>
+        </w:tc>
+        <w:tc>
+          <w:tcPr>
+            <w:tcW w:type="dxa" w:w="1247"/>
+          </w:tcPr>
+          <w:p>
+            <w:r>
+              <w:rPr>
+                <w:b/>
+                <w:i w:val="0"/>
+                <w:sz w:val="16"/>
+              </w:rPr>
+              <w:t>S07</w:t>
+              <w:br/>
+            </w:r>
+            <w:r>
+              <w:rPr>
+                <w:b w:val="0"/>
+                <w:i w:val="0"/>
+                <w:color w:val="64748B"/>
+                <w:sz w:val="14"/>
+              </w:rPr>
+              <w:t>Consommation alimentaire</w:t>
+            </w:r>
+          </w:p>
+        </w:tc>
+        <w:tc>
+          <w:tcPr>
+            <w:tcW w:type="dxa" w:w="1531"/>
+          </w:tcPr>
+          <w:p>
+            <w:r>
+              <w:rPr>
+                <w:b/>
+                <w:i w:val="0"/>
+                <w:color w:val="16A34A"/>
+                <w:sz w:val="16"/>
+              </w:rPr>
+              <w:t>—</w:t>
+            </w:r>
+          </w:p>
+        </w:tc>
+        <w:tc>
+          <w:tcPr>
+            <w:tcW w:type="dxa" w:w="1191"/>
+          </w:tcPr>
+          <w:p>
+            <w:r>
+              <w:rPr>
+                <w:b w:val="0"/>
+                <w:i w:val="0"/>
+                <w:color w:val="64748B"/>
+                <w:sz w:val="16"/>
+              </w:rPr>
+              <w:t>GT-CQ</w:t>
+            </w:r>
+          </w:p>
+        </w:tc>
+        <w:tc>
+          <w:tcPr>
+            <w:tcW w:type="dxa" w:w="4706"/>
+          </w:tcPr>
+          <w:p>
+            <w:r>
+              <w:rPr>
+                <w:b w:val="0"/>
+                <w:i w:val="0"/>
+                <w:sz w:val="17"/>
+              </w:rPr>
+              <w:t>Attention ! La dépense du répas pris à l'extérieur de OUSMANE GUEYE (500 Fcfa) au cours de 7 derniers jours est relativement élevé.</w:t>
+            </w:r>
+          </w:p>
+        </w:tc>
+      </w:tr>
+      <w:tr>
+        <w:tc>
+          <w:tcPr>
+            <w:tcW w:type="dxa" w:w="964"/>
+          </w:tcPr>
+          <w:p>
+            <w:r>
+              <w:rPr>
+                <w:b/>
+                <w:i w:val="0"/>
+                <w:color w:val="EA580C"/>
+                <w:sz w:val="16"/>
+              </w:rPr>
+              <w:t>Moyenne</w:t>
+            </w:r>
+          </w:p>
+        </w:tc>
+        <w:tc>
+          <w:tcPr>
+            <w:tcW w:type="dxa" w:w="1247"/>
+          </w:tcPr>
+          <w:p>
+            <w:r>
+              <w:rPr>
+                <w:b/>
+                <w:i w:val="0"/>
+                <w:sz w:val="16"/>
+              </w:rPr>
+              <w:t>S07</w:t>
+              <w:br/>
+            </w:r>
+            <w:r>
+              <w:rPr>
+                <w:b w:val="0"/>
+                <w:i w:val="0"/>
+                <w:color w:val="64748B"/>
+                <w:sz w:val="14"/>
+              </w:rPr>
+              <w:t>Consommation alimentaire</w:t>
+            </w:r>
+          </w:p>
+        </w:tc>
+        <w:tc>
+          <w:tcPr>
+            <w:tcW w:type="dxa" w:w="1531"/>
+          </w:tcPr>
+          <w:p>
+            <w:r>
+              <w:rPr>
+                <w:b/>
+                <w:i w:val="0"/>
+                <w:color w:val="16A34A"/>
+                <w:sz w:val="16"/>
+              </w:rPr>
+              <w:t>—</w:t>
+            </w:r>
+          </w:p>
+        </w:tc>
+        <w:tc>
+          <w:tcPr>
+            <w:tcW w:type="dxa" w:w="1191"/>
+          </w:tcPr>
+          <w:p>
+            <w:r>
+              <w:rPr>
+                <w:b w:val="0"/>
+                <w:i w:val="0"/>
+                <w:color w:val="64748B"/>
+                <w:sz w:val="16"/>
+              </w:rPr>
+              <w:t>GT-CQ</w:t>
+            </w:r>
+          </w:p>
+        </w:tc>
+        <w:tc>
+          <w:tcPr>
+            <w:tcW w:type="dxa" w:w="4706"/>
+          </w:tcPr>
+          <w:p>
+            <w:r>
+              <w:rPr>
+                <w:b w:val="0"/>
+                <w:i w:val="0"/>
+                <w:sz w:val="17"/>
+              </w:rPr>
+              <w:t>Attention ! La dépense du répas pris à l'extérieur de SIGUA GUEYE (100 Fcfa) au cours de 7 derniers jours est relativement élevé.</w:t>
+            </w:r>
+          </w:p>
+        </w:tc>
+      </w:tr>
+      <w:tr>
+        <w:tc>
+          <w:tcPr>
+            <w:tcW w:type="dxa" w:w="964"/>
+          </w:tcPr>
+          <w:p>
+            <w:r>
+              <w:rPr>
+                <w:b/>
+                <w:i w:val="0"/>
+                <w:color w:val="EA580C"/>
+                <w:sz w:val="16"/>
+              </w:rPr>
+              <w:t>Moyenne</w:t>
+            </w:r>
+          </w:p>
+        </w:tc>
+        <w:tc>
+          <w:tcPr>
+            <w:tcW w:type="dxa" w:w="1247"/>
+          </w:tcPr>
+          <w:p>
+            <w:r>
+              <w:rPr>
+                <w:b/>
+                <w:i w:val="0"/>
+                <w:sz w:val="16"/>
+              </w:rPr>
+              <w:t>S07</w:t>
+              <w:br/>
+            </w:r>
+            <w:r>
+              <w:rPr>
+                <w:b w:val="0"/>
+                <w:i w:val="0"/>
+                <w:color w:val="64748B"/>
+                <w:sz w:val="14"/>
+              </w:rPr>
+              <w:t>Consommation alimentaire</w:t>
+            </w:r>
+          </w:p>
+        </w:tc>
+        <w:tc>
+          <w:tcPr>
+            <w:tcW w:type="dxa" w:w="1531"/>
+          </w:tcPr>
+          <w:p>
+            <w:r>
+              <w:rPr>
+                <w:b/>
+                <w:i w:val="0"/>
+                <w:color w:val="16A34A"/>
+                <w:sz w:val="16"/>
+              </w:rPr>
+              <w:t>—</w:t>
+            </w:r>
+          </w:p>
+        </w:tc>
+        <w:tc>
+          <w:tcPr>
+            <w:tcW w:type="dxa" w:w="1191"/>
+          </w:tcPr>
+          <w:p>
+            <w:r>
+              <w:rPr>
+                <w:b w:val="0"/>
+                <w:i w:val="0"/>
+                <w:color w:val="64748B"/>
+                <w:sz w:val="16"/>
+              </w:rPr>
+              <w:t>GT-CQ</w:t>
+            </w:r>
+          </w:p>
+        </w:tc>
+        <w:tc>
+          <w:tcPr>
+            <w:tcW w:type="dxa" w:w="4706"/>
+          </w:tcPr>
+          <w:p>
+            <w:r>
+              <w:rPr>
+                <w:b w:val="0"/>
+                <w:i w:val="0"/>
+                <w:sz w:val="17"/>
+              </w:rPr>
+              <w:t>Attention ! Le prix unitaire d'achat (750 Fcfa) de Poisson frais yaboye ou obo (sardinelle) en Kg (taille unique) est relativement faible par rapport aux autres prix observés dans cette zone.</w:t>
+            </w:r>
+          </w:p>
+        </w:tc>
+      </w:tr>
+      <w:tr>
+        <w:tc>
+          <w:tcPr>
+            <w:tcW w:type="dxa" w:w="964"/>
+          </w:tcPr>
+          <w:p>
+            <w:r>
+              <w:rPr>
+                <w:b/>
+                <w:i w:val="0"/>
+                <w:color w:val="EA580C"/>
+                <w:sz w:val="16"/>
+              </w:rPr>
+              <w:t>Moyenne</w:t>
+            </w:r>
+          </w:p>
+        </w:tc>
+        <w:tc>
+          <w:tcPr>
+            <w:tcW w:type="dxa" w:w="1247"/>
+          </w:tcPr>
+          <w:p>
+            <w:r>
+              <w:rPr>
+                <w:b/>
+                <w:i w:val="0"/>
+                <w:sz w:val="16"/>
+              </w:rPr>
+              <w:t>S07</w:t>
+              <w:br/>
+            </w:r>
+            <w:r>
+              <w:rPr>
+                <w:b w:val="0"/>
+                <w:i w:val="0"/>
+                <w:color w:val="64748B"/>
+                <w:sz w:val="14"/>
+              </w:rPr>
+              <w:t>Consommation alimentaire</w:t>
+            </w:r>
+          </w:p>
+        </w:tc>
+        <w:tc>
+          <w:tcPr>
+            <w:tcW w:type="dxa" w:w="1531"/>
+          </w:tcPr>
+          <w:p>
+            <w:r>
+              <w:rPr>
+                <w:b/>
+                <w:i w:val="0"/>
+                <w:color w:val="16A34A"/>
+                <w:sz w:val="16"/>
+              </w:rPr>
+              <w:t>—</w:t>
+            </w:r>
+          </w:p>
+        </w:tc>
+        <w:tc>
+          <w:tcPr>
+            <w:tcW w:type="dxa" w:w="1191"/>
+          </w:tcPr>
+          <w:p>
+            <w:r>
+              <w:rPr>
+                <w:b w:val="0"/>
+                <w:i w:val="0"/>
+                <w:color w:val="64748B"/>
+                <w:sz w:val="16"/>
+              </w:rPr>
+              <w:t>GT-CQ</w:t>
+            </w:r>
+          </w:p>
+        </w:tc>
+        <w:tc>
+          <w:tcPr>
+            <w:tcW w:type="dxa" w:w="4706"/>
+          </w:tcPr>
+          <w:p>
+            <w:r>
+              <w:rPr>
+                <w:b w:val="0"/>
+                <w:i w:val="0"/>
+                <w:sz w:val="17"/>
+              </w:rPr>
+              <w:t>Prière de corriger ou de confirmer avec le QG.</w:t>
+            </w:r>
+          </w:p>
+        </w:tc>
+      </w:tr>
+      <w:tr>
+        <w:tc>
+          <w:tcPr>
+            <w:tcW w:type="dxa" w:w="964"/>
+          </w:tcPr>
+          <w:p>
+            <w:r>
+              <w:rPr>
+                <w:b/>
+                <w:i w:val="0"/>
+                <w:color w:val="EA580C"/>
+                <w:sz w:val="16"/>
+              </w:rPr>
+              <w:t>Moyenne</w:t>
+            </w:r>
+          </w:p>
+        </w:tc>
+        <w:tc>
+          <w:tcPr>
+            <w:tcW w:type="dxa" w:w="1247"/>
+          </w:tcPr>
+          <w:p>
+            <w:r>
+              <w:rPr>
+                <w:b/>
+                <w:i w:val="0"/>
+                <w:sz w:val="16"/>
+              </w:rPr>
+              <w:t>S07</w:t>
+              <w:br/>
+            </w:r>
+            <w:r>
+              <w:rPr>
+                <w:b w:val="0"/>
+                <w:i w:val="0"/>
+                <w:color w:val="64748B"/>
+                <w:sz w:val="14"/>
+              </w:rPr>
+              <w:t>Consommation alimentaire</w:t>
+            </w:r>
+          </w:p>
+        </w:tc>
+        <w:tc>
+          <w:tcPr>
+            <w:tcW w:type="dxa" w:w="1531"/>
+          </w:tcPr>
+          <w:p>
+            <w:r>
+              <w:rPr>
+                <w:b/>
+                <w:i w:val="0"/>
+                <w:color w:val="16A34A"/>
+                <w:sz w:val="16"/>
+              </w:rPr>
+              <w:t>—</w:t>
+            </w:r>
+          </w:p>
+        </w:tc>
+        <w:tc>
+          <w:tcPr>
+            <w:tcW w:type="dxa" w:w="1191"/>
+          </w:tcPr>
+          <w:p>
+            <w:r>
+              <w:rPr>
+                <w:b w:val="0"/>
+                <w:i w:val="0"/>
+                <w:color w:val="64748B"/>
+                <w:sz w:val="16"/>
+              </w:rPr>
+              <w:t>GT-CQ</w:t>
+            </w:r>
+          </w:p>
+        </w:tc>
+        <w:tc>
+          <w:tcPr>
+            <w:tcW w:type="dxa" w:w="4706"/>
+          </w:tcPr>
+          <w:p>
+            <w:r>
+              <w:rPr>
+                <w:b w:val="0"/>
+                <w:i w:val="0"/>
+                <w:sz w:val="17"/>
+              </w:rPr>
+              <w:t>Etes vous sur d'avoir selectionner la bonne unitée ? prière de verifier et corriger.</w:t>
+            </w:r>
+          </w:p>
+        </w:tc>
+      </w:tr>
+      <w:tr>
+        <w:tc>
+          <w:tcPr>
+            <w:tcW w:type="dxa" w:w="964"/>
+          </w:tcPr>
+          <w:p>
+            <w:r>
+              <w:rPr>
+                <w:b/>
+                <w:i w:val="0"/>
+                <w:color w:val="EA580C"/>
+                <w:sz w:val="16"/>
+              </w:rPr>
+              <w:t>Moyenne</w:t>
+            </w:r>
+          </w:p>
+        </w:tc>
+        <w:tc>
+          <w:tcPr>
+            <w:tcW w:type="dxa" w:w="1247"/>
+          </w:tcPr>
+          <w:p>
+            <w:r>
+              <w:rPr>
+                <w:b/>
+                <w:i w:val="0"/>
+                <w:sz w:val="16"/>
+              </w:rPr>
+              <w:t>S09</w:t>
+              <w:br/>
+            </w:r>
+            <w:r>
+              <w:rPr>
+                <w:b w:val="0"/>
+                <w:i w:val="0"/>
+                <w:color w:val="64748B"/>
+                <w:sz w:val="14"/>
+              </w:rPr>
+              <w:t>Dépenses non alimentaires</w:t>
+            </w:r>
+          </w:p>
+        </w:tc>
+        <w:tc>
+          <w:tcPr>
+            <w:tcW w:type="dxa" w:w="1531"/>
+          </w:tcPr>
+          <w:p>
+            <w:r>
+              <w:rPr>
+                <w:b/>
+                <w:i w:val="0"/>
+                <w:color w:val="16A34A"/>
+                <w:sz w:val="16"/>
+              </w:rPr>
+              <w:t>s01q23, s01q00b, s01q23_autre</w:t>
+            </w:r>
+          </w:p>
+        </w:tc>
+        <w:tc>
+          <w:tcPr>
+            <w:tcW w:type="dxa" w:w="1191"/>
+          </w:tcPr>
+          <w:p>
+            <w:r>
+              <w:rPr>
+                <w:b w:val="0"/>
+                <w:i w:val="0"/>
+                <w:color w:val="64748B"/>
+                <w:sz w:val="16"/>
+              </w:rPr>
+              <w:t>GT-CQ</w:t>
+            </w:r>
+          </w:p>
+        </w:tc>
+        <w:tc>
+          <w:tcPr>
+            <w:tcW w:type="dxa" w:w="4706"/>
+          </w:tcPr>
+          <w:p>
+            <w:r>
+              <w:rPr>
+                <w:b w:val="0"/>
+                <w:i w:val="0"/>
+                <w:sz w:val="17"/>
+              </w:rPr>
+              <w:t>La dernière fois que vous avez acheté Bois de chauffe ramassé/coupé (estimer la valeur) est dans la brousse et semble exister dans les modalités, prière de prendre attache avec le QG pour plus d'explication afin de la classer bien.</w:t>
+            </w:r>
+          </w:p>
+        </w:tc>
+      </w:tr>
+      <w:tr>
+        <w:tc>
+          <w:tcPr>
+            <w:tcW w:type="dxa" w:w="964"/>
+          </w:tcPr>
+          <w:p>
+            <w:r>
+              <w:rPr>
+                <w:b/>
+                <w:i w:val="0"/>
+                <w:color w:val="EA580C"/>
+                <w:sz w:val="16"/>
+              </w:rPr>
+              <w:t>Moyenne</w:t>
+            </w:r>
+          </w:p>
+        </w:tc>
+        <w:tc>
+          <w:tcPr>
+            <w:tcW w:type="dxa" w:w="1247"/>
+          </w:tcPr>
+          <w:p>
+            <w:r>
+              <w:rPr>
+                <w:b/>
+                <w:i w:val="0"/>
+                <w:sz w:val="16"/>
+              </w:rPr>
+              <w:t>S09</w:t>
+              <w:br/>
+            </w:r>
+            <w:r>
+              <w:rPr>
+                <w:b w:val="0"/>
+                <w:i w:val="0"/>
+                <w:color w:val="64748B"/>
+                <w:sz w:val="14"/>
+              </w:rPr>
+              <w:t>Dépenses non alimentaires</w:t>
+            </w:r>
+          </w:p>
+        </w:tc>
+        <w:tc>
+          <w:tcPr>
+            <w:tcW w:type="dxa" w:w="1531"/>
+          </w:tcPr>
+          <w:p>
+            <w:r>
+              <w:rPr>
+                <w:b/>
+                <w:i w:val="0"/>
+                <w:color w:val="16A34A"/>
+                <w:sz w:val="16"/>
+              </w:rPr>
+              <w:t>—</w:t>
+            </w:r>
+          </w:p>
+        </w:tc>
+        <w:tc>
+          <w:tcPr>
+            <w:tcW w:type="dxa" w:w="1191"/>
+          </w:tcPr>
+          <w:p>
+            <w:r>
+              <w:rPr>
+                <w:b w:val="0"/>
+                <w:i w:val="0"/>
+                <w:color w:val="64748B"/>
+                <w:sz w:val="16"/>
+              </w:rPr>
+              <w:t>GT-CQ</w:t>
+            </w:r>
+          </w:p>
+        </w:tc>
+        <w:tc>
+          <w:tcPr>
+            <w:tcW w:type="dxa" w:w="4706"/>
+          </w:tcPr>
+          <w:p>
+            <w:r>
+              <w:rPr>
+                <w:b w:val="0"/>
+                <w:i w:val="0"/>
+                <w:sz w:val="17"/>
+              </w:rPr>
+              <w:t>Attention ! La dépense du ménage de OUSMANE GUEYE (1000 Fcfa) au cours de 6 derniers mois de Ampoules électriques pour le logement est relativement élevé.</w:t>
+            </w:r>
+          </w:p>
+        </w:tc>
+      </w:tr>
+      <w:tr>
+        <w:tc>
+          <w:tcPr>
+            <w:tcW w:type="dxa" w:w="964"/>
+          </w:tcPr>
+          <w:p>
+            <w:r>
+              <w:rPr>
+                <w:b/>
+                <w:i w:val="0"/>
+                <w:color w:val="EA580C"/>
+                <w:sz w:val="16"/>
+              </w:rPr>
+              <w:t>Moyenne</w:t>
+            </w:r>
+          </w:p>
+        </w:tc>
+        <w:tc>
+          <w:tcPr>
+            <w:tcW w:type="dxa" w:w="1247"/>
+          </w:tcPr>
+          <w:p>
+            <w:r>
+              <w:rPr>
+                <w:b/>
+                <w:i w:val="0"/>
+                <w:sz w:val="16"/>
+              </w:rPr>
+              <w:t>S09</w:t>
+              <w:br/>
+            </w:r>
+            <w:r>
+              <w:rPr>
+                <w:b w:val="0"/>
+                <w:i w:val="0"/>
+                <w:color w:val="64748B"/>
+                <w:sz w:val="14"/>
+              </w:rPr>
+              <w:t>Dépenses non alimentaires</w:t>
+            </w:r>
+          </w:p>
+        </w:tc>
+        <w:tc>
+          <w:tcPr>
+            <w:tcW w:type="dxa" w:w="1531"/>
+          </w:tcPr>
+          <w:p>
+            <w:r>
+              <w:rPr>
+                <w:b/>
+                <w:i w:val="0"/>
+                <w:color w:val="16A34A"/>
+                <w:sz w:val="16"/>
+              </w:rPr>
+              <w:t>—</w:t>
+            </w:r>
+          </w:p>
+        </w:tc>
+        <w:tc>
+          <w:tcPr>
+            <w:tcW w:type="dxa" w:w="1191"/>
+          </w:tcPr>
+          <w:p>
+            <w:r>
+              <w:rPr>
+                <w:b w:val="0"/>
+                <w:i w:val="0"/>
+                <w:color w:val="64748B"/>
+                <w:sz w:val="16"/>
+              </w:rPr>
+              <w:t>GT-CQ</w:t>
+            </w:r>
+          </w:p>
+        </w:tc>
+        <w:tc>
+          <w:tcPr>
+            <w:tcW w:type="dxa" w:w="4706"/>
+          </w:tcPr>
+          <w:p>
+            <w:r>
+              <w:rPr>
+                <w:b w:val="0"/>
+                <w:i w:val="0"/>
+                <w:sz w:val="17"/>
+              </w:rPr>
+              <w:t>Prière de corriger ou de confirmer avec le QG.</w:t>
+            </w:r>
+          </w:p>
+        </w:tc>
+      </w:tr>
+      <w:tr>
+        <w:tc>
+          <w:tcPr>
+            <w:tcW w:type="dxa" w:w="964"/>
+          </w:tcPr>
+          <w:p>
+            <w:r>
+              <w:rPr>
+                <w:b/>
+                <w:i w:val="0"/>
+                <w:color w:val="EA580C"/>
+                <w:sz w:val="16"/>
+              </w:rPr>
+              <w:t>Moyenne</w:t>
+            </w:r>
+          </w:p>
+        </w:tc>
+        <w:tc>
+          <w:tcPr>
+            <w:tcW w:type="dxa" w:w="1247"/>
+          </w:tcPr>
+          <w:p>
+            <w:r>
+              <w:rPr>
+                <w:b/>
+                <w:i w:val="0"/>
+                <w:sz w:val="16"/>
+              </w:rPr>
+              <w:t>S09</w:t>
+              <w:br/>
+            </w:r>
+            <w:r>
+              <w:rPr>
+                <w:b w:val="0"/>
+                <w:i w:val="0"/>
+                <w:color w:val="64748B"/>
+                <w:sz w:val="14"/>
+              </w:rPr>
+              <w:t>Dépenses non alimentaires</w:t>
+            </w:r>
+          </w:p>
+        </w:tc>
+        <w:tc>
+          <w:tcPr>
+            <w:tcW w:type="dxa" w:w="1531"/>
+          </w:tcPr>
+          <w:p>
+            <w:r>
+              <w:rPr>
+                <w:b/>
+                <w:i w:val="0"/>
+                <w:color w:val="16A34A"/>
+                <w:sz w:val="16"/>
+              </w:rPr>
+              <w:t>—</w:t>
+            </w:r>
+          </w:p>
+        </w:tc>
+        <w:tc>
+          <w:tcPr>
+            <w:tcW w:type="dxa" w:w="1191"/>
+          </w:tcPr>
+          <w:p>
+            <w:r>
+              <w:rPr>
+                <w:b w:val="0"/>
+                <w:i w:val="0"/>
+                <w:color w:val="64748B"/>
+                <w:sz w:val="16"/>
+              </w:rPr>
+              <w:t>GT-CQ</w:t>
+            </w:r>
+          </w:p>
+        </w:tc>
+        <w:tc>
+          <w:tcPr>
+            <w:tcW w:type="dxa" w:w="4706"/>
+          </w:tcPr>
+          <w:p>
+            <w:r>
+              <w:rPr>
+                <w:b w:val="0"/>
+                <w:i w:val="0"/>
+                <w:sz w:val="17"/>
+              </w:rPr>
+              <w:t>Attention ! La dépense du ménage de OUSMANE GUEYE (55000 Fcfa) au cours de 6 derniers mois de Vêtements enfants (0-14 ans): layette pour bébé, chemise, pantalon garçon, robe fillette, slip enfant, blouses, etc.</w:t>
+            </w:r>
+          </w:p>
+        </w:tc>
+      </w:tr>
+      <w:tr>
+        <w:tc>
+          <w:tcPr>
+            <w:tcW w:type="dxa" w:w="964"/>
+          </w:tcPr>
+          <w:p>
+            <w:r>
+              <w:rPr>
+                <w:b/>
+                <w:i w:val="0"/>
+                <w:color w:val="EA580C"/>
+                <w:sz w:val="16"/>
+              </w:rPr>
+              <w:t>Moyenne</w:t>
+            </w:r>
+          </w:p>
+        </w:tc>
+        <w:tc>
+          <w:tcPr>
+            <w:tcW w:type="dxa" w:w="1247"/>
+          </w:tcPr>
+          <w:p>
+            <w:r>
+              <w:rPr>
+                <w:b/>
+                <w:i w:val="0"/>
+                <w:sz w:val="16"/>
+              </w:rPr>
+              <w:t>S09</w:t>
+              <w:br/>
+            </w:r>
+            <w:r>
+              <w:rPr>
+                <w:b w:val="0"/>
+                <w:i w:val="0"/>
+                <w:color w:val="64748B"/>
+                <w:sz w:val="14"/>
+              </w:rPr>
+              <w:t>Dépenses non alimentaires</w:t>
+            </w:r>
+          </w:p>
+        </w:tc>
+        <w:tc>
+          <w:tcPr>
+            <w:tcW w:type="dxa" w:w="1531"/>
+          </w:tcPr>
+          <w:p>
+            <w:r>
+              <w:rPr>
+                <w:b/>
+                <w:i w:val="0"/>
+                <w:color w:val="16A34A"/>
+                <w:sz w:val="16"/>
+              </w:rPr>
+              <w:t>—</w:t>
+            </w:r>
+          </w:p>
+        </w:tc>
+        <w:tc>
+          <w:tcPr>
+            <w:tcW w:type="dxa" w:w="1191"/>
+          </w:tcPr>
+          <w:p>
+            <w:r>
+              <w:rPr>
+                <w:b w:val="0"/>
+                <w:i w:val="0"/>
+                <w:color w:val="64748B"/>
+                <w:sz w:val="16"/>
+              </w:rPr>
+              <w:t>GT-CQ</w:t>
+            </w:r>
+          </w:p>
+        </w:tc>
+        <w:tc>
+          <w:tcPr>
+            <w:tcW w:type="dxa" w:w="4706"/>
+          </w:tcPr>
+          <w:p>
+            <w:r>
+              <w:rPr>
+                <w:b w:val="0"/>
+                <w:i w:val="0"/>
+                <w:sz w:val="17"/>
+              </w:rPr>
+              <w:t>(Pas inclure les uniformes scolaires) est relativement élevé.</w:t>
+            </w:r>
+          </w:p>
+        </w:tc>
+      </w:tr>
+      <w:tr>
+        <w:tc>
+          <w:tcPr>
+            <w:tcW w:type="dxa" w:w="964"/>
+          </w:tcPr>
+          <w:p>
+            <w:r>
+              <w:rPr>
+                <w:b/>
+                <w:i w:val="0"/>
+                <w:color w:val="EA580C"/>
+                <w:sz w:val="16"/>
+              </w:rPr>
+              <w:t>Moyenne</w:t>
+            </w:r>
+          </w:p>
+        </w:tc>
+        <w:tc>
+          <w:tcPr>
+            <w:tcW w:type="dxa" w:w="1247"/>
+          </w:tcPr>
+          <w:p>
+            <w:r>
+              <w:rPr>
+                <w:b/>
+                <w:i w:val="0"/>
+                <w:sz w:val="16"/>
+              </w:rPr>
+              <w:t>S09</w:t>
+              <w:br/>
+            </w:r>
+            <w:r>
+              <w:rPr>
+                <w:b w:val="0"/>
+                <w:i w:val="0"/>
+                <w:color w:val="64748B"/>
+                <w:sz w:val="14"/>
+              </w:rPr>
+              <w:t>Dépenses non alimentaires</w:t>
+            </w:r>
+          </w:p>
+        </w:tc>
+        <w:tc>
+          <w:tcPr>
+            <w:tcW w:type="dxa" w:w="1531"/>
+          </w:tcPr>
+          <w:p>
+            <w:r>
+              <w:rPr>
+                <w:b/>
+                <w:i w:val="0"/>
+                <w:color w:val="16A34A"/>
+                <w:sz w:val="16"/>
+              </w:rPr>
+              <w:t>—</w:t>
+            </w:r>
+          </w:p>
+        </w:tc>
+        <w:tc>
+          <w:tcPr>
+            <w:tcW w:type="dxa" w:w="1191"/>
+          </w:tcPr>
+          <w:p>
+            <w:r>
+              <w:rPr>
+                <w:b w:val="0"/>
+                <w:i w:val="0"/>
+                <w:color w:val="64748B"/>
+                <w:sz w:val="16"/>
+              </w:rPr>
+              <w:t>GT-CQ</w:t>
+            </w:r>
+          </w:p>
+        </w:tc>
+        <w:tc>
+          <w:tcPr>
+            <w:tcW w:type="dxa" w:w="4706"/>
+          </w:tcPr>
+          <w:p>
+            <w:r>
+              <w:rPr>
+                <w:b w:val="0"/>
+                <w:i w:val="0"/>
+                <w:sz w:val="17"/>
+              </w:rPr>
+              <w:t>Attention ! La dépense du ménage de OUSMANE GUEYE (450000 Fcfa) au cours de 12 derniers mois de Matériaux de maçonnerie pour la construction ou les grosses réparations de logement: ciment, briques, fer à béton, sable, gravier, parpaings, etc est relativement élevé.</w:t>
+            </w:r>
+          </w:p>
+        </w:tc>
+      </w:tr>
+      <w:tr>
+        <w:tc>
+          <w:tcPr>
+            <w:tcW w:type="dxa" w:w="964"/>
+          </w:tcPr>
+          <w:p>
+            <w:r>
+              <w:rPr>
+                <w:b/>
+                <w:i w:val="0"/>
+                <w:color w:val="EA580C"/>
+                <w:sz w:val="16"/>
+              </w:rPr>
+              <w:t>Moyenne</w:t>
+            </w:r>
+          </w:p>
+        </w:tc>
+        <w:tc>
+          <w:tcPr>
+            <w:tcW w:type="dxa" w:w="1247"/>
+          </w:tcPr>
+          <w:p>
+            <w:r>
+              <w:rPr>
+                <w:b/>
+                <w:i w:val="0"/>
+                <w:sz w:val="16"/>
+              </w:rPr>
+              <w:t>S09</w:t>
+              <w:br/>
+            </w:r>
+            <w:r>
+              <w:rPr>
+                <w:b w:val="0"/>
+                <w:i w:val="0"/>
+                <w:color w:val="64748B"/>
+                <w:sz w:val="14"/>
+              </w:rPr>
+              <w:t>Dépenses non alimentaires</w:t>
+            </w:r>
+          </w:p>
+        </w:tc>
+        <w:tc>
+          <w:tcPr>
+            <w:tcW w:type="dxa" w:w="1531"/>
+          </w:tcPr>
+          <w:p>
+            <w:r>
+              <w:rPr>
+                <w:b/>
+                <w:i w:val="0"/>
+                <w:color w:val="16A34A"/>
+                <w:sz w:val="16"/>
+              </w:rPr>
+              <w:t>—</w:t>
+            </w:r>
+          </w:p>
+        </w:tc>
+        <w:tc>
+          <w:tcPr>
+            <w:tcW w:type="dxa" w:w="1191"/>
+          </w:tcPr>
+          <w:p>
+            <w:r>
+              <w:rPr>
+                <w:b w:val="0"/>
+                <w:i w:val="0"/>
+                <w:color w:val="64748B"/>
+                <w:sz w:val="16"/>
+              </w:rPr>
+              <w:t>GT-CQ</w:t>
+            </w:r>
+          </w:p>
+        </w:tc>
+        <w:tc>
+          <w:tcPr>
+            <w:tcW w:type="dxa" w:w="4706"/>
+          </w:tcPr>
+          <w:p>
+            <w:r>
+              <w:rPr>
+                <w:b w:val="0"/>
+                <w:i w:val="0"/>
+                <w:sz w:val="17"/>
+              </w:rPr>
+              <w:t>Prière de corriger ou de confirmer avec le QG.</w:t>
+            </w:r>
+          </w:p>
+        </w:tc>
+      </w:tr>
+      <w:tr>
+        <w:tc>
+          <w:tcPr>
+            <w:tcW w:type="dxa" w:w="964"/>
+          </w:tcPr>
+          <w:p>
+            <w:r>
+              <w:rPr>
+                <w:b/>
+                <w:i w:val="0"/>
+                <w:color w:val="EA580C"/>
+                <w:sz w:val="16"/>
+              </w:rPr>
+              <w:t>Moyenne</w:t>
+            </w:r>
+          </w:p>
+        </w:tc>
+        <w:tc>
+          <w:tcPr>
+            <w:tcW w:type="dxa" w:w="1247"/>
+          </w:tcPr>
+          <w:p>
+            <w:r>
+              <w:rPr>
+                <w:b/>
+                <w:i w:val="0"/>
+                <w:sz w:val="16"/>
+              </w:rPr>
+              <w:t>S09</w:t>
+              <w:br/>
+            </w:r>
+            <w:r>
+              <w:rPr>
+                <w:b w:val="0"/>
+                <w:i w:val="0"/>
+                <w:color w:val="64748B"/>
+                <w:sz w:val="14"/>
+              </w:rPr>
+              <w:t>Dépenses non alimentaires</w:t>
+            </w:r>
+          </w:p>
+        </w:tc>
+        <w:tc>
+          <w:tcPr>
+            <w:tcW w:type="dxa" w:w="1531"/>
+          </w:tcPr>
+          <w:p>
+            <w:r>
+              <w:rPr>
+                <w:b/>
+                <w:i w:val="0"/>
+                <w:color w:val="16A34A"/>
+                <w:sz w:val="16"/>
+              </w:rPr>
+              <w:t>—</w:t>
+            </w:r>
+          </w:p>
+        </w:tc>
+        <w:tc>
+          <w:tcPr>
+            <w:tcW w:type="dxa" w:w="1191"/>
+          </w:tcPr>
+          <w:p>
+            <w:r>
+              <w:rPr>
+                <w:b w:val="0"/>
+                <w:i w:val="0"/>
+                <w:color w:val="64748B"/>
+                <w:sz w:val="16"/>
+              </w:rPr>
+              <w:t>GT-CQ</w:t>
+            </w:r>
+          </w:p>
+        </w:tc>
+        <w:tc>
+          <w:tcPr>
+            <w:tcW w:type="dxa" w:w="4706"/>
+          </w:tcPr>
+          <w:p>
+            <w:r>
+              <w:rPr>
+                <w:b w:val="0"/>
+                <w:i w:val="0"/>
+                <w:sz w:val="17"/>
+              </w:rPr>
+              <w:t>Attention ! La dépense du ménage de OUSMANE GUEYE (9000 Fcfa) au cours de 12 derniers mois de Ustensiles de cuisine: casserole, marmite, tamis local, réparation d'ustensiles de cuisine, etc est relativement élevé.</w:t>
+            </w:r>
+          </w:p>
+        </w:tc>
+      </w:tr>
+      <w:tr>
+        <w:tc>
+          <w:tcPr>
+            <w:tcW w:type="dxa" w:w="964"/>
+          </w:tcPr>
+          <w:p>
+            <w:r>
+              <w:rPr>
+                <w:b/>
+                <w:i w:val="0"/>
+                <w:color w:val="EA580C"/>
+                <w:sz w:val="16"/>
+              </w:rPr>
+              <w:t>Moyenne</w:t>
+            </w:r>
+          </w:p>
+        </w:tc>
+        <w:tc>
+          <w:tcPr>
+            <w:tcW w:type="dxa" w:w="1247"/>
+          </w:tcPr>
+          <w:p>
+            <w:r>
+              <w:rPr>
+                <w:b/>
+                <w:i w:val="0"/>
+                <w:sz w:val="16"/>
+              </w:rPr>
               <w:t>S11</w:t>
               <w:br/>
             </w:r>
@@ -1804,7 +5224,7 @@
                 <w:color w:val="16A34A"/>
                 <w:sz w:val="16"/>
               </w:rPr>
-              <w:t>s01q29, s01q31, s04q24, s00q04, s11q21, s09fq03, s09fq011</w:t>
+              <w:t>—</w:t>
             </w:r>
           </w:p>
         </w:tc>
@@ -1835,7 +5255,7 @@
                 <w:i w:val="0"/>
                 <w:sz w:val="17"/>
               </w:rPr>
-              <w:t>FCFA dans Frais de connexion au réseau de distribution d'eau mais dit ne pas être connecté à un réseau d'eau courante, prière de corriger cette incoherenceAttention!!! Les ménages vivants dans un(e) Case à KAOLACK Rural ont généralement comme principal matériau de revêtement du sol du logement le/la Terre battue/Sable, mais celui du ménage de OUSMANE GUEYE (Ciment/Béton) diffère de celui-ci.</w:t>
+              <w:t>Prière de vérifier pour être sûr que vous avez choisi les bonnes modalités des questions 11.01 et 11.19.</w:t>
             </w:r>
           </w:p>
         </w:tc>
@@ -1850,10 +5270,10 @@
               <w:rPr>
                 <w:b/>
                 <w:i w:val="0"/>
-                <w:color w:val="DC2626"/>
-                <w:sz w:val="16"/>
-              </w:rPr>
-              <w:t>Haute</w:t>
+                <w:color w:val="EA580C"/>
+                <w:sz w:val="16"/>
+              </w:rPr>
+              <w:t>Moyenne</w:t>
             </w:r>
           </w:p>
         </w:tc>
@@ -1868,7 +5288,7 @@
                 <w:i w:val="0"/>
                 <w:sz w:val="16"/>
               </w:rPr>
-              <w:t>S19</w:t>
+              <w:t>S11</w:t>
               <w:br/>
             </w:r>
             <w:r>
@@ -1878,7 +5298,7 @@
                 <w:color w:val="64748B"/>
                 <w:sz w:val="14"/>
               </w:rPr>
-              <w:t>Entreprises non agricoles</w:t>
+              <w:t>Logement / cadre de vie</w:t>
             </w:r>
           </w:p>
         </w:tc>
@@ -1894,7 +5314,7 @@
                 <w:color w:val="16A34A"/>
                 <w:sz w:val="16"/>
               </w:rPr>
-              <w:t>s01q02, s02q01__1, s02q02__1, s02q03__1, s02q15, s03q17, s04q28, s04q35d</w:t>
+              <w:t>—</w:t>
             </w:r>
           </w:p>
         </w:tc>
@@ -1925,7 +5345,7 @@
                 <w:i w:val="0"/>
                 <w:sz w:val="17"/>
               </w:rPr>
-              <w:t>Incohérence!! Le prix de revente de Faucheuse dans cette section 19 ne doit pas être égal 0 même si le ménage l'a reçu en cadeau prière de leurs aider à faire une estimation.</w:t>
+              <w:t>Merci de ne pas corriger si vous êtes sûr de celui donné par le ménage et observé par vous.</w:t>
             </w:r>
           </w:p>
         </w:tc>
@@ -1940,10 +5360,10 @@
               <w:rPr>
                 <w:b/>
                 <w:i w:val="0"/>
-                <w:color w:val="DC2626"/>
-                <w:sz w:val="16"/>
-              </w:rPr>
-              <w:t>Haute</w:t>
+                <w:color w:val="EA580C"/>
+                <w:sz w:val="16"/>
+              </w:rPr>
+              <w:t>Moyenne</w:t>
             </w:r>
           </w:p>
         </w:tc>
@@ -1958,7 +5378,7 @@
                 <w:i w:val="0"/>
                 <w:sz w:val="16"/>
               </w:rPr>
-              <w:t>S19</w:t>
+              <w:t>S12</w:t>
               <w:br/>
             </w:r>
             <w:r>
@@ -1968,7 +5388,7 @@
                 <w:color w:val="64748B"/>
                 <w:sz w:val="14"/>
               </w:rPr>
-              <w:t>Entreprises non agricoles</w:t>
+              <w:t>Avoirs / biens durables</w:t>
             </w:r>
           </w:p>
         </w:tc>
@@ -2015,3967 +5435,7 @@
                 <w:i w:val="0"/>
                 <w:sz w:val="17"/>
               </w:rPr>
-              <w:t>Incohérence!! Le prix de revente de Râteau dans cette section 19 ne doit pas être égal 0 même si le ménage l'a reçu en cadeau prière de leurs aider à faire une estimation.</w:t>
-            </w:r>
-          </w:p>
-        </w:tc>
-      </w:tr>
-      <w:tr>
-        <w:tc>
-          <w:tcPr>
-            <w:tcW w:type="dxa" w:w="964"/>
-          </w:tcPr>
-          <w:p>
-            <w:r>
-              <w:rPr>
-                <w:b/>
-                <w:i w:val="0"/>
-                <w:color w:val="DC2626"/>
-                <w:sz w:val="16"/>
-              </w:rPr>
-              <w:t>Haute</w:t>
-            </w:r>
-          </w:p>
-        </w:tc>
-        <w:tc>
-          <w:tcPr>
-            <w:tcW w:type="dxa" w:w="1247"/>
-          </w:tcPr>
-          <w:p>
-            <w:r>
-              <w:rPr>
-                <w:b/>
-                <w:i w:val="0"/>
-                <w:sz w:val="16"/>
-              </w:rPr>
-              <w:t>S20</w:t>
-              <w:br/>
-            </w:r>
-            <w:r>
-              <w:rPr>
-                <w:b w:val="0"/>
-                <w:i w:val="0"/>
-                <w:color w:val="64748B"/>
-                <w:sz w:val="14"/>
-              </w:rPr>
-              <w:t>Gouvernance / autres</w:t>
-            </w:r>
-          </w:p>
-        </w:tc>
-        <w:tc>
-          <w:tcPr>
-            <w:tcW w:type="dxa" w:w="1531"/>
-          </w:tcPr>
-          <w:p>
-            <w:r>
-              <w:rPr>
-                <w:b/>
-                <w:i w:val="0"/>
-                <w:color w:val="16A34A"/>
-                <w:sz w:val="16"/>
-              </w:rPr>
-              <w:t>—</w:t>
-            </w:r>
-          </w:p>
-        </w:tc>
-        <w:tc>
-          <w:tcPr>
-            <w:tcW w:type="dxa" w:w="1191"/>
-          </w:tcPr>
-          <w:p>
-            <w:r>
-              <w:rPr>
-                <w:b w:val="0"/>
-                <w:i w:val="0"/>
-                <w:color w:val="64748B"/>
-                <w:sz w:val="16"/>
-              </w:rPr>
-              <w:t>GT-CQ</w:t>
-            </w:r>
-          </w:p>
-        </w:tc>
-        <w:tc>
-          <w:tcPr>
-            <w:tcW w:type="dxa" w:w="4706"/>
-          </w:tcPr>
-          <w:p>
-            <w:r>
-              <w:rPr>
-                <w:b w:val="0"/>
-                <w:i w:val="0"/>
-                <w:sz w:val="17"/>
-              </w:rPr>
-              <w:t>Incohérence détectée ! Le ménage a précédemment déclaré vivre « Bien » ou « Assez bien » selon son revenu en 20A.02.</w:t>
-            </w:r>
-          </w:p>
-        </w:tc>
-      </w:tr>
-      <w:tr>
-        <w:tc>
-          <w:tcPr>
-            <w:tcW w:type="dxa" w:w="964"/>
-          </w:tcPr>
-          <w:p>
-            <w:r>
-              <w:rPr>
-                <w:b/>
-                <w:i w:val="0"/>
-                <w:color w:val="EA580C"/>
-                <w:sz w:val="16"/>
-              </w:rPr>
-              <w:t>Moyenne</w:t>
-            </w:r>
-          </w:p>
-        </w:tc>
-        <w:tc>
-          <w:tcPr>
-            <w:tcW w:type="dxa" w:w="1247"/>
-          </w:tcPr>
-          <w:p>
-            <w:r>
-              <w:rPr>
-                <w:b/>
-                <w:i w:val="0"/>
-                <w:sz w:val="16"/>
-              </w:rPr>
-              <w:t>S00</w:t>
-              <w:br/>
-            </w:r>
-            <w:r>
-              <w:rPr>
-                <w:b w:val="0"/>
-                <w:i w:val="0"/>
-                <w:color w:val="64748B"/>
-                <w:sz w:val="14"/>
-              </w:rPr>
-              <w:t>Identification</w:t>
-            </w:r>
-          </w:p>
-        </w:tc>
-        <w:tc>
-          <w:tcPr>
-            <w:tcW w:type="dxa" w:w="1531"/>
-          </w:tcPr>
-          <w:p>
-            <w:r>
-              <w:rPr>
-                <w:b/>
-                <w:i w:val="0"/>
-                <w:color w:val="16A34A"/>
-                <w:sz w:val="16"/>
-              </w:rPr>
-              <w:t>s00q27</w:t>
-            </w:r>
-          </w:p>
-        </w:tc>
-        <w:tc>
-          <w:tcPr>
-            <w:tcW w:type="dxa" w:w="1191"/>
-          </w:tcPr>
-          <w:p>
-            <w:r>
-              <w:rPr>
-                <w:b w:val="0"/>
-                <w:i w:val="0"/>
-                <w:color w:val="64748B"/>
-                <w:sz w:val="16"/>
-              </w:rPr>
-              <w:t>GT-CQ</w:t>
-            </w:r>
-          </w:p>
-        </w:tc>
-        <w:tc>
-          <w:tcPr>
-            <w:tcW w:type="dxa" w:w="4706"/>
-          </w:tcPr>
-          <w:p>
-            <w:r>
-              <w:rPr>
-                <w:b w:val="0"/>
-                <w:i w:val="0"/>
-                <w:sz w:val="17"/>
-              </w:rPr>
-              <w:t>Le questionnaire semble ne pas être complètement fini mais le questionnaire est en statut complet, prière de compléter le questionnaire.</w:t>
-            </w:r>
-          </w:p>
-        </w:tc>
-      </w:tr>
-      <w:tr>
-        <w:tc>
-          <w:tcPr>
-            <w:tcW w:type="dxa" w:w="964"/>
-          </w:tcPr>
-          <w:p>
-            <w:r>
-              <w:rPr>
-                <w:b/>
-                <w:i w:val="0"/>
-                <w:color w:val="EA580C"/>
-                <w:sz w:val="16"/>
-              </w:rPr>
-              <w:t>Moyenne</w:t>
-            </w:r>
-          </w:p>
-        </w:tc>
-        <w:tc>
-          <w:tcPr>
-            <w:tcW w:type="dxa" w:w="1247"/>
-          </w:tcPr>
-          <w:p>
-            <w:r>
-              <w:rPr>
-                <w:b/>
-                <w:i w:val="0"/>
-                <w:sz w:val="16"/>
-              </w:rPr>
-              <w:t>S00</w:t>
-              <w:br/>
-            </w:r>
-            <w:r>
-              <w:rPr>
-                <w:b w:val="0"/>
-                <w:i w:val="0"/>
-                <w:color w:val="64748B"/>
-                <w:sz w:val="14"/>
-              </w:rPr>
-              <w:t>Identification</w:t>
-            </w:r>
-          </w:p>
-        </w:tc>
-        <w:tc>
-          <w:tcPr>
-            <w:tcW w:type="dxa" w:w="1531"/>
-          </w:tcPr>
-          <w:p>
-            <w:r>
-              <w:rPr>
-                <w:b/>
-                <w:i w:val="0"/>
-                <w:color w:val="16A34A"/>
-                <w:sz w:val="16"/>
-              </w:rPr>
-              <w:t>—</w:t>
-            </w:r>
-          </w:p>
-        </w:tc>
-        <w:tc>
-          <w:tcPr>
-            <w:tcW w:type="dxa" w:w="1191"/>
-          </w:tcPr>
-          <w:p>
-            <w:r>
-              <w:rPr>
-                <w:b w:val="0"/>
-                <w:i w:val="0"/>
-                <w:color w:val="64748B"/>
-                <w:sz w:val="16"/>
-              </w:rPr>
-              <w:t>GT-CQ</w:t>
-            </w:r>
-          </w:p>
-        </w:tc>
-        <w:tc>
-          <w:tcPr>
-            <w:tcW w:type="dxa" w:w="4706"/>
-          </w:tcPr>
-          <w:p>
-            <w:r>
-              <w:rPr>
-                <w:b w:val="0"/>
-                <w:i w:val="0"/>
-                <w:sz w:val="17"/>
-              </w:rPr>
-              <w:t>L'adresse ou la localisation du ménage doit être bien renseignée, ne doit pas contenir des numéros de téléphone et elle semble courte pour être une adresse.</w:t>
-            </w:r>
-          </w:p>
-        </w:tc>
-      </w:tr>
-      <w:tr>
-        <w:tc>
-          <w:tcPr>
-            <w:tcW w:type="dxa" w:w="964"/>
-          </w:tcPr>
-          <w:p>
-            <w:r>
-              <w:rPr>
-                <w:b/>
-                <w:i w:val="0"/>
-                <w:color w:val="EA580C"/>
-                <w:sz w:val="16"/>
-              </w:rPr>
-              <w:t>Moyenne</w:t>
-            </w:r>
-          </w:p>
-        </w:tc>
-        <w:tc>
-          <w:tcPr>
-            <w:tcW w:type="dxa" w:w="1247"/>
-          </w:tcPr>
-          <w:p>
-            <w:r>
-              <w:rPr>
-                <w:b/>
-                <w:i w:val="0"/>
-                <w:sz w:val="16"/>
-              </w:rPr>
-              <w:t>S00</w:t>
-              <w:br/>
-            </w:r>
-            <w:r>
-              <w:rPr>
-                <w:b w:val="0"/>
-                <w:i w:val="0"/>
-                <w:color w:val="64748B"/>
-                <w:sz w:val="14"/>
-              </w:rPr>
-              <w:t>Identification</w:t>
-            </w:r>
-          </w:p>
-        </w:tc>
-        <w:tc>
-          <w:tcPr>
-            <w:tcW w:type="dxa" w:w="1531"/>
-          </w:tcPr>
-          <w:p>
-            <w:r>
-              <w:rPr>
-                <w:b/>
-                <w:i w:val="0"/>
-                <w:color w:val="16A34A"/>
-                <w:sz w:val="16"/>
-              </w:rPr>
-              <w:t>s00q14, s00q16, s00q18</w:t>
-            </w:r>
-          </w:p>
-        </w:tc>
-        <w:tc>
-          <w:tcPr>
-            <w:tcW w:type="dxa" w:w="1191"/>
-          </w:tcPr>
-          <w:p>
-            <w:r>
-              <w:rPr>
-                <w:b w:val="0"/>
-                <w:i w:val="0"/>
-                <w:color w:val="64748B"/>
-                <w:sz w:val="16"/>
-              </w:rPr>
-              <w:t>GT-CQ</w:t>
-            </w:r>
-          </w:p>
-        </w:tc>
-        <w:tc>
-          <w:tcPr>
-            <w:tcW w:type="dxa" w:w="4706"/>
-          </w:tcPr>
-          <w:p>
-            <w:r>
-              <w:rPr>
-                <w:b w:val="0"/>
-                <w:i w:val="0"/>
-                <w:sz w:val="17"/>
-              </w:rPr>
-              <w:t>Prière de renseigner la bonne adresse.Attention! Veillez bien renseigner les contacts dans les questions de 0.14 ou 0.16 ou 0.18.</w:t>
-            </w:r>
-          </w:p>
-        </w:tc>
-      </w:tr>
-      <w:tr>
-        <w:tc>
-          <w:tcPr>
-            <w:tcW w:type="dxa" w:w="964"/>
-          </w:tcPr>
-          <w:p>
-            <w:r>
-              <w:rPr>
-                <w:b/>
-                <w:i w:val="0"/>
-                <w:color w:val="EA580C"/>
-                <w:sz w:val="16"/>
-              </w:rPr>
-              <w:t>Moyenne</w:t>
-            </w:r>
-          </w:p>
-        </w:tc>
-        <w:tc>
-          <w:tcPr>
-            <w:tcW w:type="dxa" w:w="1247"/>
-          </w:tcPr>
-          <w:p>
-            <w:r>
-              <w:rPr>
-                <w:b/>
-                <w:i w:val="0"/>
-                <w:sz w:val="16"/>
-              </w:rPr>
-              <w:t>S01</w:t>
-              <w:br/>
-            </w:r>
-            <w:r>
-              <w:rPr>
-                <w:b w:val="0"/>
-                <w:i w:val="0"/>
-                <w:color w:val="64748B"/>
-                <w:sz w:val="14"/>
-              </w:rPr>
-              <w:t>Démographie</w:t>
-            </w:r>
-          </w:p>
-        </w:tc>
-        <w:tc>
-          <w:tcPr>
-            <w:tcW w:type="dxa" w:w="1531"/>
-          </w:tcPr>
-          <w:p>
-            <w:r>
-              <w:rPr>
-                <w:b/>
-                <w:i w:val="0"/>
-                <w:color w:val="16A34A"/>
-                <w:sz w:val="16"/>
-              </w:rPr>
-              <w:t>—</w:t>
-            </w:r>
-          </w:p>
-        </w:tc>
-        <w:tc>
-          <w:tcPr>
-            <w:tcW w:type="dxa" w:w="1191"/>
-          </w:tcPr>
-          <w:p>
-            <w:r>
-              <w:rPr>
-                <w:b w:val="0"/>
-                <w:i w:val="0"/>
-                <w:color w:val="64748B"/>
-                <w:sz w:val="16"/>
-              </w:rPr>
-              <w:t>GT-CQ</w:t>
-            </w:r>
-          </w:p>
-        </w:tc>
-        <w:tc>
-          <w:tcPr>
-            <w:tcW w:type="dxa" w:w="4706"/>
-          </w:tcPr>
-          <w:p>
-            <w:r>
-              <w:rPr>
-                <w:b w:val="0"/>
-                <w:i w:val="0"/>
-                <w:sz w:val="17"/>
-              </w:rPr>
-              <w:t>Prière de verifier l'information donnée par MBAYE GUEYE ou corriger au niveau de la section 1.</w:t>
-            </w:r>
-          </w:p>
-        </w:tc>
-      </w:tr>
-      <w:tr>
-        <w:tc>
-          <w:tcPr>
-            <w:tcW w:type="dxa" w:w="964"/>
-          </w:tcPr>
-          <w:p>
-            <w:r>
-              <w:rPr>
-                <w:b/>
-                <w:i w:val="0"/>
-                <w:color w:val="EA580C"/>
-                <w:sz w:val="16"/>
-              </w:rPr>
-              <w:t>Moyenne</w:t>
-            </w:r>
-          </w:p>
-        </w:tc>
-        <w:tc>
-          <w:tcPr>
-            <w:tcW w:type="dxa" w:w="1247"/>
-          </w:tcPr>
-          <w:p>
-            <w:r>
-              <w:rPr>
-                <w:b/>
-                <w:i w:val="0"/>
-                <w:sz w:val="16"/>
-              </w:rPr>
-              <w:t>S01</w:t>
-              <w:br/>
-            </w:r>
-            <w:r>
-              <w:rPr>
-                <w:b w:val="0"/>
-                <w:i w:val="0"/>
-                <w:color w:val="64748B"/>
-                <w:sz w:val="14"/>
-              </w:rPr>
-              <w:t>Démographie</w:t>
-            </w:r>
-          </w:p>
-        </w:tc>
-        <w:tc>
-          <w:tcPr>
-            <w:tcW w:type="dxa" w:w="1531"/>
-          </w:tcPr>
-          <w:p>
-            <w:r>
-              <w:rPr>
-                <w:b/>
-                <w:i w:val="0"/>
-                <w:color w:val="16A34A"/>
-                <w:sz w:val="16"/>
-              </w:rPr>
-              <w:t>—</w:t>
-            </w:r>
-          </w:p>
-        </w:tc>
-        <w:tc>
-          <w:tcPr>
-            <w:tcW w:type="dxa" w:w="1191"/>
-          </w:tcPr>
-          <w:p>
-            <w:r>
-              <w:rPr>
-                <w:b w:val="0"/>
-                <w:i w:val="0"/>
-                <w:color w:val="64748B"/>
-                <w:sz w:val="16"/>
-              </w:rPr>
-              <w:t>GT-CQ</w:t>
-            </w:r>
-          </w:p>
-        </w:tc>
-        <w:tc>
-          <w:tcPr>
-            <w:tcW w:type="dxa" w:w="4706"/>
-          </w:tcPr>
-          <w:p>
-            <w:r>
-              <w:rPr>
-                <w:b w:val="0"/>
-                <w:i w:val="0"/>
-                <w:sz w:val="17"/>
-              </w:rPr>
-              <w:t>Prière de verifier l'information donnée par BIRAME GUEYE ou corriger au niveau de la section 1.</w:t>
-            </w:r>
-          </w:p>
-        </w:tc>
-      </w:tr>
-      <w:tr>
-        <w:tc>
-          <w:tcPr>
-            <w:tcW w:type="dxa" w:w="964"/>
-          </w:tcPr>
-          <w:p>
-            <w:r>
-              <w:rPr>
-                <w:b/>
-                <w:i w:val="0"/>
-                <w:color w:val="EA580C"/>
-                <w:sz w:val="16"/>
-              </w:rPr>
-              <w:t>Moyenne</w:t>
-            </w:r>
-          </w:p>
-        </w:tc>
-        <w:tc>
-          <w:tcPr>
-            <w:tcW w:type="dxa" w:w="1247"/>
-          </w:tcPr>
-          <w:p>
-            <w:r>
-              <w:rPr>
-                <w:b/>
-                <w:i w:val="0"/>
-                <w:sz w:val="16"/>
-              </w:rPr>
-              <w:t>S01</w:t>
-              <w:br/>
-            </w:r>
-            <w:r>
-              <w:rPr>
-                <w:b w:val="0"/>
-                <w:i w:val="0"/>
-                <w:color w:val="64748B"/>
-                <w:sz w:val="14"/>
-              </w:rPr>
-              <w:t>Démographie</w:t>
-            </w:r>
-          </w:p>
-        </w:tc>
-        <w:tc>
-          <w:tcPr>
-            <w:tcW w:type="dxa" w:w="1531"/>
-          </w:tcPr>
-          <w:p>
-            <w:r>
-              <w:rPr>
-                <w:b/>
-                <w:i w:val="0"/>
-                <w:color w:val="16A34A"/>
-                <w:sz w:val="16"/>
-              </w:rPr>
-              <w:t>—</w:t>
-            </w:r>
-          </w:p>
-        </w:tc>
-        <w:tc>
-          <w:tcPr>
-            <w:tcW w:type="dxa" w:w="1191"/>
-          </w:tcPr>
-          <w:p>
-            <w:r>
-              <w:rPr>
-                <w:b w:val="0"/>
-                <w:i w:val="0"/>
-                <w:color w:val="64748B"/>
-                <w:sz w:val="16"/>
-              </w:rPr>
-              <w:t>GT-CQ</w:t>
-            </w:r>
-          </w:p>
-        </w:tc>
-        <w:tc>
-          <w:tcPr>
-            <w:tcW w:type="dxa" w:w="4706"/>
-          </w:tcPr>
-          <w:p>
-            <w:r>
-              <w:rPr>
-                <w:b w:val="0"/>
-                <w:i w:val="0"/>
-                <w:sz w:val="17"/>
-              </w:rPr>
-              <w:t>Prière de verifier l'information donnée par DIOUMA GUEYE ou corriger au niveau de la section 1.</w:t>
-            </w:r>
-          </w:p>
-        </w:tc>
-      </w:tr>
-      <w:tr>
-        <w:tc>
-          <w:tcPr>
-            <w:tcW w:type="dxa" w:w="964"/>
-          </w:tcPr>
-          <w:p>
-            <w:r>
-              <w:rPr>
-                <w:b/>
-                <w:i w:val="0"/>
-                <w:color w:val="EA580C"/>
-                <w:sz w:val="16"/>
-              </w:rPr>
-              <w:t>Moyenne</w:t>
-            </w:r>
-          </w:p>
-        </w:tc>
-        <w:tc>
-          <w:tcPr>
-            <w:tcW w:type="dxa" w:w="1247"/>
-          </w:tcPr>
-          <w:p>
-            <w:r>
-              <w:rPr>
-                <w:b/>
-                <w:i w:val="0"/>
-                <w:sz w:val="16"/>
-              </w:rPr>
-              <w:t>S01</w:t>
-              <w:br/>
-            </w:r>
-            <w:r>
-              <w:rPr>
-                <w:b w:val="0"/>
-                <w:i w:val="0"/>
-                <w:color w:val="64748B"/>
-                <w:sz w:val="14"/>
-              </w:rPr>
-              <w:t>Démographie</w:t>
-            </w:r>
-          </w:p>
-        </w:tc>
-        <w:tc>
-          <w:tcPr>
-            <w:tcW w:type="dxa" w:w="1531"/>
-          </w:tcPr>
-          <w:p>
-            <w:r>
-              <w:rPr>
-                <w:b/>
-                <w:i w:val="0"/>
-                <w:color w:val="16A34A"/>
-                <w:sz w:val="16"/>
-              </w:rPr>
-              <w:t>—</w:t>
-            </w:r>
-          </w:p>
-        </w:tc>
-        <w:tc>
-          <w:tcPr>
-            <w:tcW w:type="dxa" w:w="1191"/>
-          </w:tcPr>
-          <w:p>
-            <w:r>
-              <w:rPr>
-                <w:b w:val="0"/>
-                <w:i w:val="0"/>
-                <w:color w:val="64748B"/>
-                <w:sz w:val="16"/>
-              </w:rPr>
-              <w:t>GT-CQ</w:t>
-            </w:r>
-          </w:p>
-        </w:tc>
-        <w:tc>
-          <w:tcPr>
-            <w:tcW w:type="dxa" w:w="4706"/>
-          </w:tcPr>
-          <w:p>
-            <w:r>
-              <w:rPr>
-                <w:b w:val="0"/>
-                <w:i w:val="0"/>
-                <w:sz w:val="17"/>
-              </w:rPr>
-              <w:t>Prière de verifier l'information donnée par KiNE GUEYE ou corriger au niveau de la section 1.</w:t>
-            </w:r>
-          </w:p>
-        </w:tc>
-      </w:tr>
-      <w:tr>
-        <w:tc>
-          <w:tcPr>
-            <w:tcW w:type="dxa" w:w="964"/>
-          </w:tcPr>
-          <w:p>
-            <w:r>
-              <w:rPr>
-                <w:b/>
-                <w:i w:val="0"/>
-                <w:color w:val="EA580C"/>
-                <w:sz w:val="16"/>
-              </w:rPr>
-              <w:t>Moyenne</w:t>
-            </w:r>
-          </w:p>
-        </w:tc>
-        <w:tc>
-          <w:tcPr>
-            <w:tcW w:type="dxa" w:w="1247"/>
-          </w:tcPr>
-          <w:p>
-            <w:r>
-              <w:rPr>
-                <w:b/>
-                <w:i w:val="0"/>
-                <w:sz w:val="16"/>
-              </w:rPr>
-              <w:t>S01</w:t>
-              <w:br/>
-            </w:r>
-            <w:r>
-              <w:rPr>
-                <w:b w:val="0"/>
-                <w:i w:val="0"/>
-                <w:color w:val="64748B"/>
-                <w:sz w:val="14"/>
-              </w:rPr>
-              <w:t>Démographie</w:t>
-            </w:r>
-          </w:p>
-        </w:tc>
-        <w:tc>
-          <w:tcPr>
-            <w:tcW w:type="dxa" w:w="1531"/>
-          </w:tcPr>
-          <w:p>
-            <w:r>
-              <w:rPr>
-                <w:b/>
-                <w:i w:val="0"/>
-                <w:color w:val="16A34A"/>
-                <w:sz w:val="16"/>
-              </w:rPr>
-              <w:t>—</w:t>
-            </w:r>
-          </w:p>
-        </w:tc>
-        <w:tc>
-          <w:tcPr>
-            <w:tcW w:type="dxa" w:w="1191"/>
-          </w:tcPr>
-          <w:p>
-            <w:r>
-              <w:rPr>
-                <w:b w:val="0"/>
-                <w:i w:val="0"/>
-                <w:color w:val="64748B"/>
-                <w:sz w:val="16"/>
-              </w:rPr>
-              <w:t>GT-CQ</w:t>
-            </w:r>
-          </w:p>
-        </w:tc>
-        <w:tc>
-          <w:tcPr>
-            <w:tcW w:type="dxa" w:w="4706"/>
-          </w:tcPr>
-          <w:p>
-            <w:r>
-              <w:rPr>
-                <w:b w:val="0"/>
-                <w:i w:val="0"/>
-                <w:sz w:val="17"/>
-              </w:rPr>
-              <w:t>Prière de verifier l'information donnée par NDEYE GUEYE ou corriger au niveau de la section 1.</w:t>
-            </w:r>
-          </w:p>
-        </w:tc>
-      </w:tr>
-      <w:tr>
-        <w:tc>
-          <w:tcPr>
-            <w:tcW w:type="dxa" w:w="964"/>
-          </w:tcPr>
-          <w:p>
-            <w:r>
-              <w:rPr>
-                <w:b/>
-                <w:i w:val="0"/>
-                <w:color w:val="EA580C"/>
-                <w:sz w:val="16"/>
-              </w:rPr>
-              <w:t>Moyenne</w:t>
-            </w:r>
-          </w:p>
-        </w:tc>
-        <w:tc>
-          <w:tcPr>
-            <w:tcW w:type="dxa" w:w="1247"/>
-          </w:tcPr>
-          <w:p>
-            <w:r>
-              <w:rPr>
-                <w:b/>
-                <w:i w:val="0"/>
-                <w:sz w:val="16"/>
-              </w:rPr>
-              <w:t>S01</w:t>
-              <w:br/>
-            </w:r>
-            <w:r>
-              <w:rPr>
-                <w:b w:val="0"/>
-                <w:i w:val="0"/>
-                <w:color w:val="64748B"/>
-                <w:sz w:val="14"/>
-              </w:rPr>
-              <w:t>Démographie</w:t>
-            </w:r>
-          </w:p>
-        </w:tc>
-        <w:tc>
-          <w:tcPr>
-            <w:tcW w:type="dxa" w:w="1531"/>
-          </w:tcPr>
-          <w:p>
-            <w:r>
-              <w:rPr>
-                <w:b/>
-                <w:i w:val="0"/>
-                <w:color w:val="16A34A"/>
-                <w:sz w:val="16"/>
-              </w:rPr>
-              <w:t>—</w:t>
-            </w:r>
-          </w:p>
-        </w:tc>
-        <w:tc>
-          <w:tcPr>
-            <w:tcW w:type="dxa" w:w="1191"/>
-          </w:tcPr>
-          <w:p>
-            <w:r>
-              <w:rPr>
-                <w:b w:val="0"/>
-                <w:i w:val="0"/>
-                <w:color w:val="64748B"/>
-                <w:sz w:val="16"/>
-              </w:rPr>
-              <w:t>GT-CQ</w:t>
-            </w:r>
-          </w:p>
-        </w:tc>
-        <w:tc>
-          <w:tcPr>
-            <w:tcW w:type="dxa" w:w="4706"/>
-          </w:tcPr>
-          <w:p>
-            <w:r>
-              <w:rPr>
-                <w:b w:val="0"/>
-                <w:i w:val="0"/>
-                <w:sz w:val="17"/>
-              </w:rPr>
-              <w:t>Prière de verifier l'information donnée par SIGUA GUEYE ou corriger au niveau de la section 1.</w:t>
-            </w:r>
-          </w:p>
-        </w:tc>
-      </w:tr>
-      <w:tr>
-        <w:tc>
-          <w:tcPr>
-            <w:tcW w:type="dxa" w:w="964"/>
-          </w:tcPr>
-          <w:p>
-            <w:r>
-              <w:rPr>
-                <w:b/>
-                <w:i w:val="0"/>
-                <w:color w:val="EA580C"/>
-                <w:sz w:val="16"/>
-              </w:rPr>
-              <w:t>Moyenne</w:t>
-            </w:r>
-          </w:p>
-        </w:tc>
-        <w:tc>
-          <w:tcPr>
-            <w:tcW w:type="dxa" w:w="1247"/>
-          </w:tcPr>
-          <w:p>
-            <w:r>
-              <w:rPr>
-                <w:b/>
-                <w:i w:val="0"/>
-                <w:sz w:val="16"/>
-              </w:rPr>
-              <w:t>S01</w:t>
-              <w:br/>
-            </w:r>
-            <w:r>
-              <w:rPr>
-                <w:b w:val="0"/>
-                <w:i w:val="0"/>
-                <w:color w:val="64748B"/>
-                <w:sz w:val="14"/>
-              </w:rPr>
-              <w:t>Démographie</w:t>
-            </w:r>
-          </w:p>
-        </w:tc>
-        <w:tc>
-          <w:tcPr>
-            <w:tcW w:type="dxa" w:w="1531"/>
-          </w:tcPr>
-          <w:p>
-            <w:r>
-              <w:rPr>
-                <w:b/>
-                <w:i w:val="0"/>
-                <w:color w:val="16A34A"/>
-                <w:sz w:val="16"/>
-              </w:rPr>
-              <w:t>s00q27, s01q03a, s01q03b, s01q03c, s01q00b</w:t>
-            </w:r>
-          </w:p>
-        </w:tc>
-        <w:tc>
-          <w:tcPr>
-            <w:tcW w:type="dxa" w:w="1191"/>
-          </w:tcPr>
-          <w:p>
-            <w:r>
-              <w:rPr>
-                <w:b w:val="0"/>
-                <w:i w:val="0"/>
-                <w:color w:val="64748B"/>
-                <w:sz w:val="16"/>
-              </w:rPr>
-              <w:t>GT-CQ</w:t>
-            </w:r>
-          </w:p>
-        </w:tc>
-        <w:tc>
-          <w:tcPr>
-            <w:tcW w:type="dxa" w:w="4706"/>
-          </w:tcPr>
-          <w:p>
-            <w:r>
-              <w:rPr>
-                <w:b w:val="0"/>
-                <w:i w:val="0"/>
-                <w:sz w:val="17"/>
-              </w:rPr>
-              <w:t>Les informations sur l'acte de naissance (ni Jours, ni mois et ni années) de  WALY FAYE  manquent, s'il vous plait pouvez-vous fournir d'effort pour avoir ces informations.</w:t>
-            </w:r>
-          </w:p>
-        </w:tc>
-      </w:tr>
-      <w:tr>
-        <w:tc>
-          <w:tcPr>
-            <w:tcW w:type="dxa" w:w="964"/>
-          </w:tcPr>
-          <w:p>
-            <w:r>
-              <w:rPr>
-                <w:b/>
-                <w:i w:val="0"/>
-                <w:color w:val="EA580C"/>
-                <w:sz w:val="16"/>
-              </w:rPr>
-              <w:t>Moyenne</w:t>
-            </w:r>
-          </w:p>
-        </w:tc>
-        <w:tc>
-          <w:tcPr>
-            <w:tcW w:type="dxa" w:w="1247"/>
-          </w:tcPr>
-          <w:p>
-            <w:r>
-              <w:rPr>
-                <w:b/>
-                <w:i w:val="0"/>
-                <w:sz w:val="16"/>
-              </w:rPr>
-              <w:t>S02</w:t>
-              <w:br/>
-            </w:r>
-            <w:r>
-              <w:rPr>
-                <w:b w:val="0"/>
-                <w:i w:val="0"/>
-                <w:color w:val="64748B"/>
-                <w:sz w:val="14"/>
-              </w:rPr>
-              <w:t>Éducation</w:t>
-            </w:r>
-          </w:p>
-        </w:tc>
-        <w:tc>
-          <w:tcPr>
-            <w:tcW w:type="dxa" w:w="1531"/>
-          </w:tcPr>
-          <w:p>
-            <w:r>
-              <w:rPr>
-                <w:b/>
-                <w:i w:val="0"/>
-                <w:color w:val="16A34A"/>
-                <w:sz w:val="16"/>
-              </w:rPr>
-              <w:t>—</w:t>
-            </w:r>
-          </w:p>
-        </w:tc>
-        <w:tc>
-          <w:tcPr>
-            <w:tcW w:type="dxa" w:w="1191"/>
-          </w:tcPr>
-          <w:p>
-            <w:r>
-              <w:rPr>
-                <w:b w:val="0"/>
-                <w:i w:val="0"/>
-                <w:color w:val="64748B"/>
-                <w:sz w:val="16"/>
-              </w:rPr>
-              <w:t>GT-CQ</w:t>
-            </w:r>
-          </w:p>
-        </w:tc>
-        <w:tc>
-          <w:tcPr>
-            <w:tcW w:type="dxa" w:w="4706"/>
-          </w:tcPr>
-          <w:p>
-            <w:r>
-              <w:rPr>
-                <w:b w:val="0"/>
-                <w:i w:val="0"/>
-                <w:sz w:val="17"/>
-              </w:rPr>
-              <w:t>veuillez, s'il vous plait, confirmer les frais de scolarité ( 1000 FCFA) payée de KiNE GUEYE avec le QG ou apporter les corrections nécessaires.</w:t>
-            </w:r>
-          </w:p>
-        </w:tc>
-      </w:tr>
-      <w:tr>
-        <w:tc>
-          <w:tcPr>
-            <w:tcW w:type="dxa" w:w="964"/>
-          </w:tcPr>
-          <w:p>
-            <w:r>
-              <w:rPr>
-                <w:b/>
-                <w:i w:val="0"/>
-                <w:color w:val="EA580C"/>
-                <w:sz w:val="16"/>
-              </w:rPr>
-              <w:t>Moyenne</w:t>
-            </w:r>
-          </w:p>
-        </w:tc>
-        <w:tc>
-          <w:tcPr>
-            <w:tcW w:type="dxa" w:w="1247"/>
-          </w:tcPr>
-          <w:p>
-            <w:r>
-              <w:rPr>
-                <w:b/>
-                <w:i w:val="0"/>
-                <w:sz w:val="16"/>
-              </w:rPr>
-              <w:t>S02</w:t>
-              <w:br/>
-            </w:r>
-            <w:r>
-              <w:rPr>
-                <w:b w:val="0"/>
-                <w:i w:val="0"/>
-                <w:color w:val="64748B"/>
-                <w:sz w:val="14"/>
-              </w:rPr>
-              <w:t>Éducation</w:t>
-            </w:r>
-          </w:p>
-        </w:tc>
-        <w:tc>
-          <w:tcPr>
-            <w:tcW w:type="dxa" w:w="1531"/>
-          </w:tcPr>
-          <w:p>
-            <w:r>
-              <w:rPr>
-                <w:b/>
-                <w:i w:val="0"/>
-                <w:color w:val="16A34A"/>
-                <w:sz w:val="16"/>
-              </w:rPr>
-              <w:t>—</w:t>
-            </w:r>
-          </w:p>
-        </w:tc>
-        <w:tc>
-          <w:tcPr>
-            <w:tcW w:type="dxa" w:w="1191"/>
-          </w:tcPr>
-          <w:p>
-            <w:r>
-              <w:rPr>
-                <w:b w:val="0"/>
-                <w:i w:val="0"/>
-                <w:color w:val="64748B"/>
-                <w:sz w:val="16"/>
-              </w:rPr>
-              <w:t>GT-CQ</w:t>
-            </w:r>
-          </w:p>
-        </w:tc>
-        <w:tc>
-          <w:tcPr>
-            <w:tcW w:type="dxa" w:w="4706"/>
-          </w:tcPr>
-          <w:p>
-            <w:r>
-              <w:rPr>
-                <w:b w:val="0"/>
-                <w:i w:val="0"/>
-                <w:sz w:val="17"/>
-              </w:rPr>
-              <w:t>veuillez, s'il vous plait, confirmer les frais de scolarité ( 1000 FCFA) payée de NDEYE GUEYE avec le QG ou apporter les corrections nécessaires.</w:t>
-            </w:r>
-          </w:p>
-        </w:tc>
-      </w:tr>
-      <w:tr>
-        <w:tc>
-          <w:tcPr>
-            <w:tcW w:type="dxa" w:w="964"/>
-          </w:tcPr>
-          <w:p>
-            <w:r>
-              <w:rPr>
-                <w:b/>
-                <w:i w:val="0"/>
-                <w:color w:val="EA580C"/>
-                <w:sz w:val="16"/>
-              </w:rPr>
-              <w:t>Moyenne</w:t>
-            </w:r>
-          </w:p>
-        </w:tc>
-        <w:tc>
-          <w:tcPr>
-            <w:tcW w:type="dxa" w:w="1247"/>
-          </w:tcPr>
-          <w:p>
-            <w:r>
-              <w:rPr>
-                <w:b/>
-                <w:i w:val="0"/>
-                <w:sz w:val="16"/>
-              </w:rPr>
-              <w:t>S02</w:t>
-              <w:br/>
-            </w:r>
-            <w:r>
-              <w:rPr>
-                <w:b w:val="0"/>
-                <w:i w:val="0"/>
-                <w:color w:val="64748B"/>
-                <w:sz w:val="14"/>
-              </w:rPr>
-              <w:t>Éducation</w:t>
-            </w:r>
-          </w:p>
-        </w:tc>
-        <w:tc>
-          <w:tcPr>
-            <w:tcW w:type="dxa" w:w="1531"/>
-          </w:tcPr>
-          <w:p>
-            <w:r>
-              <w:rPr>
-                <w:b/>
-                <w:i w:val="0"/>
-                <w:color w:val="16A34A"/>
-                <w:sz w:val="16"/>
-              </w:rPr>
-              <w:t>—</w:t>
-            </w:r>
-          </w:p>
-        </w:tc>
-        <w:tc>
-          <w:tcPr>
-            <w:tcW w:type="dxa" w:w="1191"/>
-          </w:tcPr>
-          <w:p>
-            <w:r>
-              <w:rPr>
-                <w:b w:val="0"/>
-                <w:i w:val="0"/>
-                <w:color w:val="64748B"/>
-                <w:sz w:val="16"/>
-              </w:rPr>
-              <w:t>GT-CQ</w:t>
-            </w:r>
-          </w:p>
-        </w:tc>
-        <w:tc>
-          <w:tcPr>
-            <w:tcW w:type="dxa" w:w="4706"/>
-          </w:tcPr>
-          <w:p>
-            <w:r>
-              <w:rPr>
-                <w:b w:val="0"/>
-                <w:i w:val="0"/>
-                <w:sz w:val="17"/>
-              </w:rPr>
-              <w:t>veuillez, s'il vous plait, confirmer les frais de scolarité ( 5000 FCFA) payée de MBAYE GUEYE avec le QG ou apporter les corrections nécessaires.</w:t>
-            </w:r>
-          </w:p>
-        </w:tc>
-      </w:tr>
-      <w:tr>
-        <w:tc>
-          <w:tcPr>
-            <w:tcW w:type="dxa" w:w="964"/>
-          </w:tcPr>
-          <w:p>
-            <w:r>
-              <w:rPr>
-                <w:b/>
-                <w:i w:val="0"/>
-                <w:color w:val="EA580C"/>
-                <w:sz w:val="16"/>
-              </w:rPr>
-              <w:t>Moyenne</w:t>
-            </w:r>
-          </w:p>
-        </w:tc>
-        <w:tc>
-          <w:tcPr>
-            <w:tcW w:type="dxa" w:w="1247"/>
-          </w:tcPr>
-          <w:p>
-            <w:r>
-              <w:rPr>
-                <w:b/>
-                <w:i w:val="0"/>
-                <w:sz w:val="16"/>
-              </w:rPr>
-              <w:t>S03</w:t>
-              <w:br/>
-            </w:r>
-            <w:r>
-              <w:rPr>
-                <w:b w:val="0"/>
-                <w:i w:val="0"/>
-                <w:color w:val="64748B"/>
-                <w:sz w:val="14"/>
-              </w:rPr>
-              <w:t>Santé</w:t>
-            </w:r>
-          </w:p>
-        </w:tc>
-        <w:tc>
-          <w:tcPr>
-            <w:tcW w:type="dxa" w:w="1531"/>
-          </w:tcPr>
-          <w:p>
-            <w:r>
-              <w:rPr>
-                <w:b/>
-                <w:i w:val="0"/>
-                <w:color w:val="16A34A"/>
-                <w:sz w:val="16"/>
-              </w:rPr>
-              <w:t>s01q02, s01q12, s01q13, s02q03__2, s03q01, s01q00b</w:t>
-            </w:r>
-          </w:p>
-        </w:tc>
-        <w:tc>
-          <w:tcPr>
-            <w:tcW w:type="dxa" w:w="1191"/>
-          </w:tcPr>
-          <w:p>
-            <w:r>
-              <w:rPr>
-                <w:b w:val="0"/>
-                <w:i w:val="0"/>
-                <w:color w:val="64748B"/>
-                <w:sz w:val="16"/>
-              </w:rPr>
-              <w:t>GT-CQ</w:t>
-            </w:r>
-          </w:p>
-        </w:tc>
-        <w:tc>
-          <w:tcPr>
-            <w:tcW w:type="dxa" w:w="4706"/>
-          </w:tcPr>
-          <w:p>
-            <w:r>
-              <w:rPr>
-                <w:b w:val="0"/>
-                <w:i w:val="0"/>
-                <w:sz w:val="17"/>
-              </w:rPr>
-              <w:t>La section n'est pas renseignée pour Diouma DIENG, prière de la renseigner.</w:t>
-            </w:r>
-          </w:p>
-        </w:tc>
-      </w:tr>
-      <w:tr>
-        <w:tc>
-          <w:tcPr>
-            <w:tcW w:type="dxa" w:w="964"/>
-          </w:tcPr>
-          <w:p>
-            <w:r>
-              <w:rPr>
-                <w:b/>
-                <w:i w:val="0"/>
-                <w:color w:val="EA580C"/>
-                <w:sz w:val="16"/>
-              </w:rPr>
-              <w:t>Moyenne</w:t>
-            </w:r>
-          </w:p>
-        </w:tc>
-        <w:tc>
-          <w:tcPr>
-            <w:tcW w:type="dxa" w:w="1247"/>
-          </w:tcPr>
-          <w:p>
-            <w:r>
-              <w:rPr>
-                <w:b/>
-                <w:i w:val="0"/>
-                <w:sz w:val="16"/>
-              </w:rPr>
-              <w:t>S04</w:t>
-              <w:br/>
-            </w:r>
-            <w:r>
-              <w:rPr>
-                <w:b w:val="0"/>
-                <w:i w:val="0"/>
-                <w:color w:val="64748B"/>
-                <w:sz w:val="14"/>
-              </w:rPr>
-              <w:t>Emploi</w:t>
-            </w:r>
-          </w:p>
-        </w:tc>
-        <w:tc>
-          <w:tcPr>
-            <w:tcW w:type="dxa" w:w="1531"/>
-          </w:tcPr>
-          <w:p>
-            <w:r>
-              <w:rPr>
-                <w:b/>
-                <w:i w:val="0"/>
-                <w:color w:val="16A34A"/>
-                <w:sz w:val="16"/>
-              </w:rPr>
-              <w:t>s01q63, s00q04, s02q25, s04q17, s04q21, s01q00b, s01q29_1</w:t>
-            </w:r>
-          </w:p>
-        </w:tc>
-        <w:tc>
-          <w:tcPr>
-            <w:tcW w:type="dxa" w:w="1191"/>
-          </w:tcPr>
-          <w:p>
-            <w:r>
-              <w:rPr>
-                <w:b w:val="0"/>
-                <w:i w:val="0"/>
-                <w:color w:val="64748B"/>
-                <w:sz w:val="16"/>
-              </w:rPr>
-              <w:t>GT-CQ</w:t>
-            </w:r>
-          </w:p>
-        </w:tc>
-        <w:tc>
-          <w:tcPr>
-            <w:tcW w:type="dxa" w:w="4706"/>
-          </w:tcPr>
-          <w:p>
-            <w:r>
-              <w:rPr>
-                <w:b w:val="0"/>
-                <w:i w:val="0"/>
-                <w:sz w:val="17"/>
-              </w:rPr>
-              <w:t>Il est probable que KHEMESSE  SARR ait exercé un emploi au cours des 12 derniers mois car il evolue ou a evolué dans Agriculture, Elevage, Pêche,.</w:t>
-            </w:r>
-          </w:p>
-        </w:tc>
-      </w:tr>
-      <w:tr>
-        <w:tc>
-          <w:tcPr>
-            <w:tcW w:type="dxa" w:w="964"/>
-          </w:tcPr>
-          <w:p>
-            <w:r>
-              <w:rPr>
-                <w:b/>
-                <w:i w:val="0"/>
-                <w:color w:val="EA580C"/>
-                <w:sz w:val="16"/>
-              </w:rPr>
-              <w:t>Moyenne</w:t>
-            </w:r>
-          </w:p>
-        </w:tc>
-        <w:tc>
-          <w:tcPr>
-            <w:tcW w:type="dxa" w:w="1247"/>
-          </w:tcPr>
-          <w:p>
-            <w:r>
-              <w:rPr>
-                <w:b/>
-                <w:i w:val="0"/>
-                <w:sz w:val="16"/>
-              </w:rPr>
-              <w:t>S04</w:t>
-              <w:br/>
-            </w:r>
-            <w:r>
-              <w:rPr>
-                <w:b w:val="0"/>
-                <w:i w:val="0"/>
-                <w:color w:val="64748B"/>
-                <w:sz w:val="14"/>
-              </w:rPr>
-              <w:t>Emploi</w:t>
-            </w:r>
-          </w:p>
-        </w:tc>
-        <w:tc>
-          <w:tcPr>
-            <w:tcW w:type="dxa" w:w="1531"/>
-          </w:tcPr>
-          <w:p>
-            <w:r>
-              <w:rPr>
-                <w:b/>
-                <w:i w:val="0"/>
-                <w:color w:val="16A34A"/>
-                <w:sz w:val="16"/>
-              </w:rPr>
-              <w:t>—</w:t>
-            </w:r>
-          </w:p>
-        </w:tc>
-        <w:tc>
-          <w:tcPr>
-            <w:tcW w:type="dxa" w:w="1191"/>
-          </w:tcPr>
-          <w:p>
-            <w:r>
-              <w:rPr>
-                <w:b w:val="0"/>
-                <w:i w:val="0"/>
-                <w:color w:val="64748B"/>
-                <w:sz w:val="16"/>
-              </w:rPr>
-              <w:t>GT-CQ</w:t>
-            </w:r>
-          </w:p>
-        </w:tc>
-        <w:tc>
-          <w:tcPr>
-            <w:tcW w:type="dxa" w:w="4706"/>
-          </w:tcPr>
-          <w:p>
-            <w:r>
-              <w:rPr>
-                <w:b w:val="0"/>
-                <w:i w:val="0"/>
-                <w:sz w:val="17"/>
-              </w:rPr>
-              <w:t>Merci de vérifier les questions de 4.09 à 4.14 ou 4.17 ou 4.33.</w:t>
-            </w:r>
-          </w:p>
-        </w:tc>
-      </w:tr>
-      <w:tr>
-        <w:tc>
-          <w:tcPr>
-            <w:tcW w:type="dxa" w:w="964"/>
-          </w:tcPr>
-          <w:p>
-            <w:r>
-              <w:rPr>
-                <w:b/>
-                <w:i w:val="0"/>
-                <w:color w:val="EA580C"/>
-                <w:sz w:val="16"/>
-              </w:rPr>
-              <w:t>Moyenne</w:t>
-            </w:r>
-          </w:p>
-        </w:tc>
-        <w:tc>
-          <w:tcPr>
-            <w:tcW w:type="dxa" w:w="1247"/>
-          </w:tcPr>
-          <w:p>
-            <w:r>
-              <w:rPr>
-                <w:b/>
-                <w:i w:val="0"/>
-                <w:sz w:val="16"/>
-              </w:rPr>
-              <w:t>S04</w:t>
-              <w:br/>
-            </w:r>
-            <w:r>
-              <w:rPr>
-                <w:b w:val="0"/>
-                <w:i w:val="0"/>
-                <w:color w:val="64748B"/>
-                <w:sz w:val="14"/>
-              </w:rPr>
-              <w:t>Emploi</w:t>
-            </w:r>
-          </w:p>
-        </w:tc>
-        <w:tc>
-          <w:tcPr>
-            <w:tcW w:type="dxa" w:w="1531"/>
-          </w:tcPr>
-          <w:p>
-            <w:r>
-              <w:rPr>
-                <w:b/>
-                <w:i w:val="0"/>
-                <w:color w:val="16A34A"/>
-                <w:sz w:val="16"/>
-              </w:rPr>
-              <w:t>—</w:t>
-            </w:r>
-          </w:p>
-        </w:tc>
-        <w:tc>
-          <w:tcPr>
-            <w:tcW w:type="dxa" w:w="1191"/>
-          </w:tcPr>
-          <w:p>
-            <w:r>
-              <w:rPr>
-                <w:b w:val="0"/>
-                <w:i w:val="0"/>
-                <w:color w:val="64748B"/>
-                <w:sz w:val="16"/>
-              </w:rPr>
-              <w:t>GT-CQ</w:t>
-            </w:r>
-          </w:p>
-        </w:tc>
-        <w:tc>
-          <w:tcPr>
-            <w:tcW w:type="dxa" w:w="4706"/>
-          </w:tcPr>
-          <w:p>
-            <w:r>
-              <w:rPr>
-                <w:b w:val="0"/>
-                <w:i w:val="0"/>
-                <w:sz w:val="17"/>
-              </w:rPr>
-              <w:t>Attention ! Le nombre de jours (7 jours) que OUSMANE GUEYE a travaillés par mois semble être inférieur à 15.</w:t>
-            </w:r>
-          </w:p>
-        </w:tc>
-      </w:tr>
-      <w:tr>
-        <w:tc>
-          <w:tcPr>
-            <w:tcW w:type="dxa" w:w="964"/>
-          </w:tcPr>
-          <w:p>
-            <w:r>
-              <w:rPr>
-                <w:b/>
-                <w:i w:val="0"/>
-                <w:color w:val="EA580C"/>
-                <w:sz w:val="16"/>
-              </w:rPr>
-              <w:t>Moyenne</w:t>
-            </w:r>
-          </w:p>
-        </w:tc>
-        <w:tc>
-          <w:tcPr>
-            <w:tcW w:type="dxa" w:w="1247"/>
-          </w:tcPr>
-          <w:p>
-            <w:r>
-              <w:rPr>
-                <w:b/>
-                <w:i w:val="0"/>
-                <w:sz w:val="16"/>
-              </w:rPr>
-              <w:t>S04</w:t>
-              <w:br/>
-            </w:r>
-            <w:r>
-              <w:rPr>
-                <w:b w:val="0"/>
-                <w:i w:val="0"/>
-                <w:color w:val="64748B"/>
-                <w:sz w:val="14"/>
-              </w:rPr>
-              <w:t>Emploi</w:t>
-            </w:r>
-          </w:p>
-        </w:tc>
-        <w:tc>
-          <w:tcPr>
-            <w:tcW w:type="dxa" w:w="1531"/>
-          </w:tcPr>
-          <w:p>
-            <w:r>
-              <w:rPr>
-                <w:b/>
-                <w:i w:val="0"/>
-                <w:color w:val="16A34A"/>
-                <w:sz w:val="16"/>
-              </w:rPr>
-              <w:t>—</w:t>
-            </w:r>
-          </w:p>
-        </w:tc>
-        <w:tc>
-          <w:tcPr>
-            <w:tcW w:type="dxa" w:w="1191"/>
-          </w:tcPr>
-          <w:p>
-            <w:r>
-              <w:rPr>
-                <w:b w:val="0"/>
-                <w:i w:val="0"/>
-                <w:color w:val="64748B"/>
-                <w:sz w:val="16"/>
-              </w:rPr>
-              <w:t>GT-CQ</w:t>
-            </w:r>
-          </w:p>
-        </w:tc>
-        <w:tc>
-          <w:tcPr>
-            <w:tcW w:type="dxa" w:w="4706"/>
-          </w:tcPr>
-          <w:p>
-            <w:r>
-              <w:rPr>
-                <w:b w:val="0"/>
-                <w:i w:val="0"/>
-                <w:sz w:val="17"/>
-              </w:rPr>
-              <w:t>Veuillez, s'il vous plaît, confirmer cette information.</w:t>
-            </w:r>
-          </w:p>
-        </w:tc>
-      </w:tr>
-      <w:tr>
-        <w:tc>
-          <w:tcPr>
-            <w:tcW w:type="dxa" w:w="964"/>
-          </w:tcPr>
-          <w:p>
-            <w:r>
-              <w:rPr>
-                <w:b/>
-                <w:i w:val="0"/>
-                <w:color w:val="EA580C"/>
-                <w:sz w:val="16"/>
-              </w:rPr>
-              <w:t>Moyenne</w:t>
-            </w:r>
-          </w:p>
-        </w:tc>
-        <w:tc>
-          <w:tcPr>
-            <w:tcW w:type="dxa" w:w="1247"/>
-          </w:tcPr>
-          <w:p>
-            <w:r>
-              <w:rPr>
-                <w:b/>
-                <w:i w:val="0"/>
-                <w:sz w:val="16"/>
-              </w:rPr>
-              <w:t>S04</w:t>
-              <w:br/>
-            </w:r>
-            <w:r>
-              <w:rPr>
-                <w:b w:val="0"/>
-                <w:i w:val="0"/>
-                <w:color w:val="64748B"/>
-                <w:sz w:val="14"/>
-              </w:rPr>
-              <w:t>Emploi</w:t>
-            </w:r>
-          </w:p>
-        </w:tc>
-        <w:tc>
-          <w:tcPr>
-            <w:tcW w:type="dxa" w:w="1531"/>
-          </w:tcPr>
-          <w:p>
-            <w:r>
-              <w:rPr>
-                <w:b/>
-                <w:i w:val="0"/>
-                <w:color w:val="16A34A"/>
-                <w:sz w:val="16"/>
-              </w:rPr>
-              <w:t>s01q47__1, s01q47__2, s01q47__3, s01q47__4, s01q47__5, s01q47__6, s01q47__7, s02q15</w:t>
-            </w:r>
-          </w:p>
-        </w:tc>
-        <w:tc>
-          <w:tcPr>
-            <w:tcW w:type="dxa" w:w="1191"/>
-          </w:tcPr>
-          <w:p>
-            <w:r>
-              <w:rPr>
-                <w:b w:val="0"/>
-                <w:i w:val="0"/>
-                <w:color w:val="64748B"/>
-                <w:sz w:val="16"/>
-              </w:rPr>
-              <w:t>GT-CQ</w:t>
-            </w:r>
-          </w:p>
-        </w:tc>
-        <w:tc>
-          <w:tcPr>
-            <w:tcW w:type="dxa" w:w="4706"/>
-          </w:tcPr>
-          <w:p>
-            <w:r>
-              <w:rPr>
-                <w:b w:val="0"/>
-                <w:i w:val="0"/>
-                <w:sz w:val="17"/>
-              </w:rPr>
-              <w:t>Attention! le nombre d'heure (3 heures) que Diarra DIENG a travaillé par jour semble faible, veuillez s'il vous plait confirmer cette information avec le QG.</w:t>
-            </w:r>
-          </w:p>
-        </w:tc>
-      </w:tr>
-      <w:tr>
-        <w:tc>
-          <w:tcPr>
-            <w:tcW w:type="dxa" w:w="964"/>
-          </w:tcPr>
-          <w:p>
-            <w:r>
-              <w:rPr>
-                <w:b/>
-                <w:i w:val="0"/>
-                <w:color w:val="EA580C"/>
-                <w:sz w:val="16"/>
-              </w:rPr>
-              <w:t>Moyenne</w:t>
-            </w:r>
-          </w:p>
-        </w:tc>
-        <w:tc>
-          <w:tcPr>
-            <w:tcW w:type="dxa" w:w="1247"/>
-          </w:tcPr>
-          <w:p>
-            <w:r>
-              <w:rPr>
-                <w:b/>
-                <w:i w:val="0"/>
-                <w:sz w:val="16"/>
-              </w:rPr>
-              <w:t>S04</w:t>
-              <w:br/>
-            </w:r>
-            <w:r>
-              <w:rPr>
-                <w:b w:val="0"/>
-                <w:i w:val="0"/>
-                <w:color w:val="64748B"/>
-                <w:sz w:val="14"/>
-              </w:rPr>
-              <w:t>Emploi</w:t>
-            </w:r>
-          </w:p>
-        </w:tc>
-        <w:tc>
-          <w:tcPr>
-            <w:tcW w:type="dxa" w:w="1531"/>
-          </w:tcPr>
-          <w:p>
-            <w:r>
-              <w:rPr>
-                <w:b/>
-                <w:i w:val="0"/>
-                <w:color w:val="16A34A"/>
-                <w:sz w:val="16"/>
-              </w:rPr>
-              <w:t>s00q07a, s00q08, s00q10, s00q13_0, s00q15_0, s00q17_0, s00q23a, s00q23b</w:t>
-            </w:r>
-          </w:p>
-        </w:tc>
-        <w:tc>
-          <w:tcPr>
-            <w:tcW w:type="dxa" w:w="1191"/>
-          </w:tcPr>
-          <w:p>
-            <w:r>
-              <w:rPr>
-                <w:b w:val="0"/>
-                <w:i w:val="0"/>
-                <w:color w:val="64748B"/>
-                <w:sz w:val="16"/>
-              </w:rPr>
-              <w:t>GT-CQ</w:t>
-            </w:r>
-          </w:p>
-        </w:tc>
-        <w:tc>
-          <w:tcPr>
-            <w:tcW w:type="dxa" w:w="4706"/>
-          </w:tcPr>
-          <w:p>
-            <w:r>
-              <w:rPr>
-                <w:b w:val="0"/>
-                <w:i w:val="0"/>
-                <w:sz w:val="17"/>
-              </w:rPr>
-              <w:t>Prière de changer la branche d'activité de ABDOURAHMANE GUEYE, les agriculteurs dont leurs cultures est principalement destiné à la consommation du ménage sont des (Agriculteurs, subsistances) et ceux qui le font avec l'élevage sont des (Agriculteurs et eleveurs, subsistances)</w:t>
-            </w:r>
-          </w:p>
-        </w:tc>
-      </w:tr>
-      <w:tr>
-        <w:tc>
-          <w:tcPr>
-            <w:tcW w:type="dxa" w:w="964"/>
-          </w:tcPr>
-          <w:p>
-            <w:r>
-              <w:rPr>
-                <w:b/>
-                <w:i w:val="0"/>
-                <w:color w:val="EA580C"/>
-                <w:sz w:val="16"/>
-              </w:rPr>
-              <w:t>Moyenne</w:t>
-            </w:r>
-          </w:p>
-        </w:tc>
-        <w:tc>
-          <w:tcPr>
-            <w:tcW w:type="dxa" w:w="1247"/>
-          </w:tcPr>
-          <w:p>
-            <w:r>
-              <w:rPr>
-                <w:b/>
-                <w:i w:val="0"/>
-                <w:sz w:val="16"/>
-              </w:rPr>
-              <w:t>S04</w:t>
-              <w:br/>
-            </w:r>
-            <w:r>
-              <w:rPr>
-                <w:b w:val="0"/>
-                <w:i w:val="0"/>
-                <w:color w:val="64748B"/>
-                <w:sz w:val="14"/>
-              </w:rPr>
-              <w:t>Emploi</w:t>
-            </w:r>
-          </w:p>
-        </w:tc>
-        <w:tc>
-          <w:tcPr>
-            <w:tcW w:type="dxa" w:w="1531"/>
-          </w:tcPr>
-          <w:p>
-            <w:r>
-              <w:rPr>
-                <w:b/>
-                <w:i w:val="0"/>
-                <w:color w:val="16A34A"/>
-                <w:sz w:val="16"/>
-              </w:rPr>
-              <w:t>s00q07a, s00q08, s00q10, s00q13_0, s00q15_0, s00q17_0, s00q23a, s00q23b</w:t>
-            </w:r>
-          </w:p>
-        </w:tc>
-        <w:tc>
-          <w:tcPr>
-            <w:tcW w:type="dxa" w:w="1191"/>
-          </w:tcPr>
-          <w:p>
-            <w:r>
-              <w:rPr>
-                <w:b w:val="0"/>
-                <w:i w:val="0"/>
-                <w:color w:val="64748B"/>
-                <w:sz w:val="16"/>
-              </w:rPr>
-              <w:t>GT-CQ</w:t>
-            </w:r>
-          </w:p>
-        </w:tc>
-        <w:tc>
-          <w:tcPr>
-            <w:tcW w:type="dxa" w:w="4706"/>
-          </w:tcPr>
-          <w:p>
-            <w:r>
-              <w:rPr>
-                <w:b w:val="0"/>
-                <w:i w:val="0"/>
-                <w:sz w:val="17"/>
-              </w:rPr>
-              <w:t>Prière de changer la branche d'activité de ANTOINE GUEYE, les agriculteurs dont leurs cultures est principalement destiné à la consommation du ménage sont des (Agriculteurs, subsistances) et ceux qui le font avec l'élevage sont des (Agriculteurs et eleveurs, subsistances)Nombre de mois exercé  (3 mois) par ANTOINE GUEYE dans l'emploi au cours des 12 derniers mois semble faible, veuillez corriger s'il vous plait ou comfirmer avec le QG.</w:t>
-            </w:r>
-          </w:p>
-        </w:tc>
-      </w:tr>
-      <w:tr>
-        <w:tc>
-          <w:tcPr>
-            <w:tcW w:type="dxa" w:w="964"/>
-          </w:tcPr>
-          <w:p>
-            <w:r>
-              <w:rPr>
-                <w:b/>
-                <w:i w:val="0"/>
-                <w:color w:val="EA580C"/>
-                <w:sz w:val="16"/>
-              </w:rPr>
-              <w:t>Moyenne</w:t>
-            </w:r>
-          </w:p>
-        </w:tc>
-        <w:tc>
-          <w:tcPr>
-            <w:tcW w:type="dxa" w:w="1247"/>
-          </w:tcPr>
-          <w:p>
-            <w:r>
-              <w:rPr>
-                <w:b/>
-                <w:i w:val="0"/>
-                <w:sz w:val="16"/>
-              </w:rPr>
-              <w:t>S04</w:t>
-              <w:br/>
-            </w:r>
-            <w:r>
-              <w:rPr>
-                <w:b w:val="0"/>
-                <w:i w:val="0"/>
-                <w:color w:val="64748B"/>
-                <w:sz w:val="14"/>
-              </w:rPr>
-              <w:t>Emploi</w:t>
-            </w:r>
-          </w:p>
-        </w:tc>
-        <w:tc>
-          <w:tcPr>
-            <w:tcW w:type="dxa" w:w="1531"/>
-          </w:tcPr>
-          <w:p>
-            <w:r>
-              <w:rPr>
-                <w:b/>
-                <w:i w:val="0"/>
-                <w:color w:val="16A34A"/>
-                <w:sz w:val="16"/>
-              </w:rPr>
-              <w:t>s04q46</w:t>
-            </w:r>
-          </w:p>
-        </w:tc>
-        <w:tc>
-          <w:tcPr>
-            <w:tcW w:type="dxa" w:w="1191"/>
-          </w:tcPr>
-          <w:p>
-            <w:r>
-              <w:rPr>
-                <w:b w:val="0"/>
-                <w:i w:val="0"/>
-                <w:color w:val="64748B"/>
-                <w:sz w:val="16"/>
-              </w:rPr>
-              <w:t>Natif SuSo</w:t>
-            </w:r>
-          </w:p>
-        </w:tc>
-        <w:tc>
-          <w:tcPr>
-            <w:tcW w:type="dxa" w:w="4706"/>
-          </w:tcPr>
-          <w:p>
-            <w:r>
-              <w:rPr>
-                <w:b w:val="0"/>
-                <w:i w:val="0"/>
-                <w:sz w:val="17"/>
-              </w:rPr>
-              <w:t>ERREUR: La catégorie socio-professionnelle--%s04q46%--n'est pas en phase avec les réponses aux questions 4.09, 4.10, 4.11, 4.12, 4.13, et 4.14. Veuillez confirmer les réponses à ces questions et à la présente question, et le cas échéant corriger.</w:t>
-            </w:r>
-          </w:p>
-        </w:tc>
-      </w:tr>
-      <w:tr>
-        <w:tc>
-          <w:tcPr>
-            <w:tcW w:type="dxa" w:w="964"/>
-          </w:tcPr>
-          <w:p>
-            <w:r>
-              <w:rPr>
-                <w:b/>
-                <w:i w:val="0"/>
-                <w:color w:val="EA580C"/>
-                <w:sz w:val="16"/>
-              </w:rPr>
-              <w:t>Moyenne</w:t>
-            </w:r>
-          </w:p>
-        </w:tc>
-        <w:tc>
-          <w:tcPr>
-            <w:tcW w:type="dxa" w:w="1247"/>
-          </w:tcPr>
-          <w:p>
-            <w:r>
-              <w:rPr>
-                <w:b/>
-                <w:i w:val="0"/>
-                <w:sz w:val="16"/>
-              </w:rPr>
-              <w:t>S07</w:t>
-              <w:br/>
-            </w:r>
-            <w:r>
-              <w:rPr>
-                <w:b w:val="0"/>
-                <w:i w:val="0"/>
-                <w:color w:val="64748B"/>
-                <w:sz w:val="14"/>
-              </w:rPr>
-              <w:t>Consommation alimentaire</w:t>
-            </w:r>
-          </w:p>
-        </w:tc>
-        <w:tc>
-          <w:tcPr>
-            <w:tcW w:type="dxa" w:w="1531"/>
-          </w:tcPr>
-          <w:p>
-            <w:r>
-              <w:rPr>
-                <w:b/>
-                <w:i w:val="0"/>
-                <w:color w:val="16A34A"/>
-                <w:sz w:val="16"/>
-              </w:rPr>
-              <w:t>—</w:t>
-            </w:r>
-          </w:p>
-        </w:tc>
-        <w:tc>
-          <w:tcPr>
-            <w:tcW w:type="dxa" w:w="1191"/>
-          </w:tcPr>
-          <w:p>
-            <w:r>
-              <w:rPr>
-                <w:b w:val="0"/>
-                <w:i w:val="0"/>
-                <w:color w:val="64748B"/>
-                <w:sz w:val="16"/>
-              </w:rPr>
-              <w:t>GT-CQ</w:t>
-            </w:r>
-          </w:p>
-        </w:tc>
-        <w:tc>
-          <w:tcPr>
-            <w:tcW w:type="dxa" w:w="4706"/>
-          </w:tcPr>
-          <w:p>
-            <w:r>
-              <w:rPr>
-                <w:b w:val="0"/>
-                <w:i w:val="0"/>
-                <w:sz w:val="17"/>
-              </w:rPr>
-              <w:t>Attention ! La dépense du répas pris à l'extérieur de BIRAME GUEYE (200 Fcfa) au cours de 7 derniers jours est relativement élevé.</w:t>
-            </w:r>
-          </w:p>
-        </w:tc>
-      </w:tr>
-      <w:tr>
-        <w:tc>
-          <w:tcPr>
-            <w:tcW w:type="dxa" w:w="964"/>
-          </w:tcPr>
-          <w:p>
-            <w:r>
-              <w:rPr>
-                <w:b/>
-                <w:i w:val="0"/>
-                <w:color w:val="EA580C"/>
-                <w:sz w:val="16"/>
-              </w:rPr>
-              <w:t>Moyenne</w:t>
-            </w:r>
-          </w:p>
-        </w:tc>
-        <w:tc>
-          <w:tcPr>
-            <w:tcW w:type="dxa" w:w="1247"/>
-          </w:tcPr>
-          <w:p>
-            <w:r>
-              <w:rPr>
-                <w:b/>
-                <w:i w:val="0"/>
-                <w:sz w:val="16"/>
-              </w:rPr>
-              <w:t>S07</w:t>
-              <w:br/>
-            </w:r>
-            <w:r>
-              <w:rPr>
-                <w:b w:val="0"/>
-                <w:i w:val="0"/>
-                <w:color w:val="64748B"/>
-                <w:sz w:val="14"/>
-              </w:rPr>
-              <w:t>Consommation alimentaire</w:t>
-            </w:r>
-          </w:p>
-        </w:tc>
-        <w:tc>
-          <w:tcPr>
-            <w:tcW w:type="dxa" w:w="1531"/>
-          </w:tcPr>
-          <w:p>
-            <w:r>
-              <w:rPr>
-                <w:b/>
-                <w:i w:val="0"/>
-                <w:color w:val="16A34A"/>
-                <w:sz w:val="16"/>
-              </w:rPr>
-              <w:t>—</w:t>
-            </w:r>
-          </w:p>
-        </w:tc>
-        <w:tc>
-          <w:tcPr>
-            <w:tcW w:type="dxa" w:w="1191"/>
-          </w:tcPr>
-          <w:p>
-            <w:r>
-              <w:rPr>
-                <w:b w:val="0"/>
-                <w:i w:val="0"/>
-                <w:color w:val="64748B"/>
-                <w:sz w:val="16"/>
-              </w:rPr>
-              <w:t>GT-CQ</w:t>
-            </w:r>
-          </w:p>
-        </w:tc>
-        <w:tc>
-          <w:tcPr>
-            <w:tcW w:type="dxa" w:w="4706"/>
-          </w:tcPr>
-          <w:p>
-            <w:r>
-              <w:rPr>
-                <w:b w:val="0"/>
-                <w:i w:val="0"/>
-                <w:sz w:val="17"/>
-              </w:rPr>
-              <w:t>Prière de corriger ou de confirmer avec le QG.</w:t>
-            </w:r>
-          </w:p>
-        </w:tc>
-      </w:tr>
-      <w:tr>
-        <w:tc>
-          <w:tcPr>
-            <w:tcW w:type="dxa" w:w="964"/>
-          </w:tcPr>
-          <w:p>
-            <w:r>
-              <w:rPr>
-                <w:b/>
-                <w:i w:val="0"/>
-                <w:color w:val="EA580C"/>
-                <w:sz w:val="16"/>
-              </w:rPr>
-              <w:t>Moyenne</w:t>
-            </w:r>
-          </w:p>
-        </w:tc>
-        <w:tc>
-          <w:tcPr>
-            <w:tcW w:type="dxa" w:w="1247"/>
-          </w:tcPr>
-          <w:p>
-            <w:r>
-              <w:rPr>
-                <w:b/>
-                <w:i w:val="0"/>
-                <w:sz w:val="16"/>
-              </w:rPr>
-              <w:t>S07</w:t>
-              <w:br/>
-            </w:r>
-            <w:r>
-              <w:rPr>
-                <w:b w:val="0"/>
-                <w:i w:val="0"/>
-                <w:color w:val="64748B"/>
-                <w:sz w:val="14"/>
-              </w:rPr>
-              <w:t>Consommation alimentaire</w:t>
-            </w:r>
-          </w:p>
-        </w:tc>
-        <w:tc>
-          <w:tcPr>
-            <w:tcW w:type="dxa" w:w="1531"/>
-          </w:tcPr>
-          <w:p>
-            <w:r>
-              <w:rPr>
-                <w:b/>
-                <w:i w:val="0"/>
-                <w:color w:val="16A34A"/>
-                <w:sz w:val="16"/>
-              </w:rPr>
-              <w:t>—</w:t>
-            </w:r>
-          </w:p>
-        </w:tc>
-        <w:tc>
-          <w:tcPr>
-            <w:tcW w:type="dxa" w:w="1191"/>
-          </w:tcPr>
-          <w:p>
-            <w:r>
-              <w:rPr>
-                <w:b w:val="0"/>
-                <w:i w:val="0"/>
-                <w:color w:val="64748B"/>
-                <w:sz w:val="16"/>
-              </w:rPr>
-              <w:t>GT-CQ</w:t>
-            </w:r>
-          </w:p>
-        </w:tc>
-        <w:tc>
-          <w:tcPr>
-            <w:tcW w:type="dxa" w:w="4706"/>
-          </w:tcPr>
-          <w:p>
-            <w:r>
-              <w:rPr>
-                <w:b w:val="0"/>
-                <w:i w:val="0"/>
-                <w:sz w:val="17"/>
-              </w:rPr>
-              <w:t>Attention ! La dépense du répas pris à l'extérieur de DIOUMA GUEYE (200 Fcfa) au cours de 7 derniers jours est relativement élevé.</w:t>
-            </w:r>
-          </w:p>
-        </w:tc>
-      </w:tr>
-      <w:tr>
-        <w:tc>
-          <w:tcPr>
-            <w:tcW w:type="dxa" w:w="964"/>
-          </w:tcPr>
-          <w:p>
-            <w:r>
-              <w:rPr>
-                <w:b/>
-                <w:i w:val="0"/>
-                <w:color w:val="EA580C"/>
-                <w:sz w:val="16"/>
-              </w:rPr>
-              <w:t>Moyenne</w:t>
-            </w:r>
-          </w:p>
-        </w:tc>
-        <w:tc>
-          <w:tcPr>
-            <w:tcW w:type="dxa" w:w="1247"/>
-          </w:tcPr>
-          <w:p>
-            <w:r>
-              <w:rPr>
-                <w:b/>
-                <w:i w:val="0"/>
-                <w:sz w:val="16"/>
-              </w:rPr>
-              <w:t>S07</w:t>
-              <w:br/>
-            </w:r>
-            <w:r>
-              <w:rPr>
-                <w:b w:val="0"/>
-                <w:i w:val="0"/>
-                <w:color w:val="64748B"/>
-                <w:sz w:val="14"/>
-              </w:rPr>
-              <w:t>Consommation alimentaire</w:t>
-            </w:r>
-          </w:p>
-        </w:tc>
-        <w:tc>
-          <w:tcPr>
-            <w:tcW w:type="dxa" w:w="1531"/>
-          </w:tcPr>
-          <w:p>
-            <w:r>
-              <w:rPr>
-                <w:b/>
-                <w:i w:val="0"/>
-                <w:color w:val="16A34A"/>
-                <w:sz w:val="16"/>
-              </w:rPr>
-              <w:t>—</w:t>
-            </w:r>
-          </w:p>
-        </w:tc>
-        <w:tc>
-          <w:tcPr>
-            <w:tcW w:type="dxa" w:w="1191"/>
-          </w:tcPr>
-          <w:p>
-            <w:r>
-              <w:rPr>
-                <w:b w:val="0"/>
-                <w:i w:val="0"/>
-                <w:color w:val="64748B"/>
-                <w:sz w:val="16"/>
-              </w:rPr>
-              <w:t>GT-CQ</w:t>
-            </w:r>
-          </w:p>
-        </w:tc>
-        <w:tc>
-          <w:tcPr>
-            <w:tcW w:type="dxa" w:w="4706"/>
-          </w:tcPr>
-          <w:p>
-            <w:r>
-              <w:rPr>
-                <w:b w:val="0"/>
-                <w:i w:val="0"/>
-                <w:sz w:val="17"/>
-              </w:rPr>
-              <w:t>Attention ! La dépense du répas pris à l'extérieur de MBAYE GUEYE (1700 Fcfa) au cours de 7 derniers jours est relativement élevé.</w:t>
-            </w:r>
-          </w:p>
-        </w:tc>
-      </w:tr>
-      <w:tr>
-        <w:tc>
-          <w:tcPr>
-            <w:tcW w:type="dxa" w:w="964"/>
-          </w:tcPr>
-          <w:p>
-            <w:r>
-              <w:rPr>
-                <w:b/>
-                <w:i w:val="0"/>
-                <w:color w:val="EA580C"/>
-                <w:sz w:val="16"/>
-              </w:rPr>
-              <w:t>Moyenne</w:t>
-            </w:r>
-          </w:p>
-        </w:tc>
-        <w:tc>
-          <w:tcPr>
-            <w:tcW w:type="dxa" w:w="1247"/>
-          </w:tcPr>
-          <w:p>
-            <w:r>
-              <w:rPr>
-                <w:b/>
-                <w:i w:val="0"/>
-                <w:sz w:val="16"/>
-              </w:rPr>
-              <w:t>S07</w:t>
-              <w:br/>
-            </w:r>
-            <w:r>
-              <w:rPr>
-                <w:b w:val="0"/>
-                <w:i w:val="0"/>
-                <w:color w:val="64748B"/>
-                <w:sz w:val="14"/>
-              </w:rPr>
-              <w:t>Consommation alimentaire</w:t>
-            </w:r>
-          </w:p>
-        </w:tc>
-        <w:tc>
-          <w:tcPr>
-            <w:tcW w:type="dxa" w:w="1531"/>
-          </w:tcPr>
-          <w:p>
-            <w:r>
-              <w:rPr>
-                <w:b/>
-                <w:i w:val="0"/>
-                <w:color w:val="16A34A"/>
-                <w:sz w:val="16"/>
-              </w:rPr>
-              <w:t>—</w:t>
-            </w:r>
-          </w:p>
-        </w:tc>
-        <w:tc>
-          <w:tcPr>
-            <w:tcW w:type="dxa" w:w="1191"/>
-          </w:tcPr>
-          <w:p>
-            <w:r>
-              <w:rPr>
-                <w:b w:val="0"/>
-                <w:i w:val="0"/>
-                <w:color w:val="64748B"/>
-                <w:sz w:val="16"/>
-              </w:rPr>
-              <w:t>GT-CQ</w:t>
-            </w:r>
-          </w:p>
-        </w:tc>
-        <w:tc>
-          <w:tcPr>
-            <w:tcW w:type="dxa" w:w="4706"/>
-          </w:tcPr>
-          <w:p>
-            <w:r>
-              <w:rPr>
-                <w:b w:val="0"/>
-                <w:i w:val="0"/>
-                <w:sz w:val="17"/>
-              </w:rPr>
-              <w:t>Attention ! La dépense du répas pris à l'extérieur de OUSMANE GUEYE (500 Fcfa) au cours de 7 derniers jours est relativement élevé.</w:t>
-            </w:r>
-          </w:p>
-        </w:tc>
-      </w:tr>
-      <w:tr>
-        <w:tc>
-          <w:tcPr>
-            <w:tcW w:type="dxa" w:w="964"/>
-          </w:tcPr>
-          <w:p>
-            <w:r>
-              <w:rPr>
-                <w:b/>
-                <w:i w:val="0"/>
-                <w:color w:val="EA580C"/>
-                <w:sz w:val="16"/>
-              </w:rPr>
-              <w:t>Moyenne</w:t>
-            </w:r>
-          </w:p>
-        </w:tc>
-        <w:tc>
-          <w:tcPr>
-            <w:tcW w:type="dxa" w:w="1247"/>
-          </w:tcPr>
-          <w:p>
-            <w:r>
-              <w:rPr>
-                <w:b/>
-                <w:i w:val="0"/>
-                <w:sz w:val="16"/>
-              </w:rPr>
-              <w:t>S07</w:t>
-              <w:br/>
-            </w:r>
-            <w:r>
-              <w:rPr>
-                <w:b w:val="0"/>
-                <w:i w:val="0"/>
-                <w:color w:val="64748B"/>
-                <w:sz w:val="14"/>
-              </w:rPr>
-              <w:t>Consommation alimentaire</w:t>
-            </w:r>
-          </w:p>
-        </w:tc>
-        <w:tc>
-          <w:tcPr>
-            <w:tcW w:type="dxa" w:w="1531"/>
-          </w:tcPr>
-          <w:p>
-            <w:r>
-              <w:rPr>
-                <w:b/>
-                <w:i w:val="0"/>
-                <w:color w:val="16A34A"/>
-                <w:sz w:val="16"/>
-              </w:rPr>
-              <w:t>—</w:t>
-            </w:r>
-          </w:p>
-        </w:tc>
-        <w:tc>
-          <w:tcPr>
-            <w:tcW w:type="dxa" w:w="1191"/>
-          </w:tcPr>
-          <w:p>
-            <w:r>
-              <w:rPr>
-                <w:b w:val="0"/>
-                <w:i w:val="0"/>
-                <w:color w:val="64748B"/>
-                <w:sz w:val="16"/>
-              </w:rPr>
-              <w:t>GT-CQ</w:t>
-            </w:r>
-          </w:p>
-        </w:tc>
-        <w:tc>
-          <w:tcPr>
-            <w:tcW w:type="dxa" w:w="4706"/>
-          </w:tcPr>
-          <w:p>
-            <w:r>
-              <w:rPr>
-                <w:b w:val="0"/>
-                <w:i w:val="0"/>
-                <w:sz w:val="17"/>
-              </w:rPr>
-              <w:t>Attention ! La dépense du répas pris à l'extérieur de SIGUA GUEYE (100 Fcfa) au cours de 7 derniers jours est relativement élevé.</w:t>
-            </w:r>
-          </w:p>
-        </w:tc>
-      </w:tr>
-      <w:tr>
-        <w:tc>
-          <w:tcPr>
-            <w:tcW w:type="dxa" w:w="964"/>
-          </w:tcPr>
-          <w:p>
-            <w:r>
-              <w:rPr>
-                <w:b/>
-                <w:i w:val="0"/>
-                <w:color w:val="EA580C"/>
-                <w:sz w:val="16"/>
-              </w:rPr>
-              <w:t>Moyenne</w:t>
-            </w:r>
-          </w:p>
-        </w:tc>
-        <w:tc>
-          <w:tcPr>
-            <w:tcW w:type="dxa" w:w="1247"/>
-          </w:tcPr>
-          <w:p>
-            <w:r>
-              <w:rPr>
-                <w:b/>
-                <w:i w:val="0"/>
-                <w:sz w:val="16"/>
-              </w:rPr>
-              <w:t>S07</w:t>
-              <w:br/>
-            </w:r>
-            <w:r>
-              <w:rPr>
-                <w:b w:val="0"/>
-                <w:i w:val="0"/>
-                <w:color w:val="64748B"/>
-                <w:sz w:val="14"/>
-              </w:rPr>
-              <w:t>Consommation alimentaire</w:t>
-            </w:r>
-          </w:p>
-        </w:tc>
-        <w:tc>
-          <w:tcPr>
-            <w:tcW w:type="dxa" w:w="1531"/>
-          </w:tcPr>
-          <w:p>
-            <w:r>
-              <w:rPr>
-                <w:b/>
-                <w:i w:val="0"/>
-                <w:color w:val="16A34A"/>
-                <w:sz w:val="16"/>
-              </w:rPr>
-              <w:t>—</w:t>
-            </w:r>
-          </w:p>
-        </w:tc>
-        <w:tc>
-          <w:tcPr>
-            <w:tcW w:type="dxa" w:w="1191"/>
-          </w:tcPr>
-          <w:p>
-            <w:r>
-              <w:rPr>
-                <w:b w:val="0"/>
-                <w:i w:val="0"/>
-                <w:color w:val="64748B"/>
-                <w:sz w:val="16"/>
-              </w:rPr>
-              <w:t>GT-CQ</w:t>
-            </w:r>
-          </w:p>
-        </w:tc>
-        <w:tc>
-          <w:tcPr>
-            <w:tcW w:type="dxa" w:w="4706"/>
-          </w:tcPr>
-          <w:p>
-            <w:r>
-              <w:rPr>
-                <w:b w:val="0"/>
-                <w:i w:val="0"/>
-                <w:sz w:val="17"/>
-              </w:rPr>
-              <w:t>Attention ! Le prix unitaire d'achat (750 Fcfa) de Poisson frais yaboye ou obo (sardinelle) en Kg (taille unique) est relativement faible par rapport aux autres prix observés dans cette zone.</w:t>
-            </w:r>
-          </w:p>
-        </w:tc>
-      </w:tr>
-      <w:tr>
-        <w:tc>
-          <w:tcPr>
-            <w:tcW w:type="dxa" w:w="964"/>
-          </w:tcPr>
-          <w:p>
-            <w:r>
-              <w:rPr>
-                <w:b/>
-                <w:i w:val="0"/>
-                <w:color w:val="EA580C"/>
-                <w:sz w:val="16"/>
-              </w:rPr>
-              <w:t>Moyenne</w:t>
-            </w:r>
-          </w:p>
-        </w:tc>
-        <w:tc>
-          <w:tcPr>
-            <w:tcW w:type="dxa" w:w="1247"/>
-          </w:tcPr>
-          <w:p>
-            <w:r>
-              <w:rPr>
-                <w:b/>
-                <w:i w:val="0"/>
-                <w:sz w:val="16"/>
-              </w:rPr>
-              <w:t>S07</w:t>
-              <w:br/>
-            </w:r>
-            <w:r>
-              <w:rPr>
-                <w:b w:val="0"/>
-                <w:i w:val="0"/>
-                <w:color w:val="64748B"/>
-                <w:sz w:val="14"/>
-              </w:rPr>
-              <w:t>Consommation alimentaire</w:t>
-            </w:r>
-          </w:p>
-        </w:tc>
-        <w:tc>
-          <w:tcPr>
-            <w:tcW w:type="dxa" w:w="1531"/>
-          </w:tcPr>
-          <w:p>
-            <w:r>
-              <w:rPr>
-                <w:b/>
-                <w:i w:val="0"/>
-                <w:color w:val="16A34A"/>
-                <w:sz w:val="16"/>
-              </w:rPr>
-              <w:t>—</w:t>
-            </w:r>
-          </w:p>
-        </w:tc>
-        <w:tc>
-          <w:tcPr>
-            <w:tcW w:type="dxa" w:w="1191"/>
-          </w:tcPr>
-          <w:p>
-            <w:r>
-              <w:rPr>
-                <w:b w:val="0"/>
-                <w:i w:val="0"/>
-                <w:color w:val="64748B"/>
-                <w:sz w:val="16"/>
-              </w:rPr>
-              <w:t>GT-CQ</w:t>
-            </w:r>
-          </w:p>
-        </w:tc>
-        <w:tc>
-          <w:tcPr>
-            <w:tcW w:type="dxa" w:w="4706"/>
-          </w:tcPr>
-          <w:p>
-            <w:r>
-              <w:rPr>
-                <w:b w:val="0"/>
-                <w:i w:val="0"/>
-                <w:sz w:val="17"/>
-              </w:rPr>
-              <w:t>Prière de corriger ou de confirmer avec le QG.</w:t>
-            </w:r>
-          </w:p>
-        </w:tc>
-      </w:tr>
-      <w:tr>
-        <w:tc>
-          <w:tcPr>
-            <w:tcW w:type="dxa" w:w="964"/>
-          </w:tcPr>
-          <w:p>
-            <w:r>
-              <w:rPr>
-                <w:b/>
-                <w:i w:val="0"/>
-                <w:color w:val="EA580C"/>
-                <w:sz w:val="16"/>
-              </w:rPr>
-              <w:t>Moyenne</w:t>
-            </w:r>
-          </w:p>
-        </w:tc>
-        <w:tc>
-          <w:tcPr>
-            <w:tcW w:type="dxa" w:w="1247"/>
-          </w:tcPr>
-          <w:p>
-            <w:r>
-              <w:rPr>
-                <w:b/>
-                <w:i w:val="0"/>
-                <w:sz w:val="16"/>
-              </w:rPr>
-              <w:t>S07</w:t>
-              <w:br/>
-            </w:r>
-            <w:r>
-              <w:rPr>
-                <w:b w:val="0"/>
-                <w:i w:val="0"/>
-                <w:color w:val="64748B"/>
-                <w:sz w:val="14"/>
-              </w:rPr>
-              <w:t>Consommation alimentaire</w:t>
-            </w:r>
-          </w:p>
-        </w:tc>
-        <w:tc>
-          <w:tcPr>
-            <w:tcW w:type="dxa" w:w="1531"/>
-          </w:tcPr>
-          <w:p>
-            <w:r>
-              <w:rPr>
-                <w:b/>
-                <w:i w:val="0"/>
-                <w:color w:val="16A34A"/>
-                <w:sz w:val="16"/>
-              </w:rPr>
-              <w:t>—</w:t>
-            </w:r>
-          </w:p>
-        </w:tc>
-        <w:tc>
-          <w:tcPr>
-            <w:tcW w:type="dxa" w:w="1191"/>
-          </w:tcPr>
-          <w:p>
-            <w:r>
-              <w:rPr>
-                <w:b w:val="0"/>
-                <w:i w:val="0"/>
-                <w:color w:val="64748B"/>
-                <w:sz w:val="16"/>
-              </w:rPr>
-              <w:t>GT-CQ</w:t>
-            </w:r>
-          </w:p>
-        </w:tc>
-        <w:tc>
-          <w:tcPr>
-            <w:tcW w:type="dxa" w:w="4706"/>
-          </w:tcPr>
-          <w:p>
-            <w:r>
-              <w:rPr>
-                <w:b w:val="0"/>
-                <w:i w:val="0"/>
-                <w:sz w:val="17"/>
-              </w:rPr>
-              <w:t>Etes vous sur d'avoir selectionner la bonne unitée ? prière de verifier et corriger.</w:t>
-            </w:r>
-          </w:p>
-        </w:tc>
-      </w:tr>
-      <w:tr>
-        <w:tc>
-          <w:tcPr>
-            <w:tcW w:type="dxa" w:w="964"/>
-          </w:tcPr>
-          <w:p>
-            <w:r>
-              <w:rPr>
-                <w:b/>
-                <w:i w:val="0"/>
-                <w:color w:val="EA580C"/>
-                <w:sz w:val="16"/>
-              </w:rPr>
-              <w:t>Moyenne</w:t>
-            </w:r>
-          </w:p>
-        </w:tc>
-        <w:tc>
-          <w:tcPr>
-            <w:tcW w:type="dxa" w:w="1247"/>
-          </w:tcPr>
-          <w:p>
-            <w:r>
-              <w:rPr>
-                <w:b/>
-                <w:i w:val="0"/>
-                <w:sz w:val="16"/>
-              </w:rPr>
-              <w:t>S09</w:t>
-              <w:br/>
-            </w:r>
-            <w:r>
-              <w:rPr>
-                <w:b w:val="0"/>
-                <w:i w:val="0"/>
-                <w:color w:val="64748B"/>
-                <w:sz w:val="14"/>
-              </w:rPr>
-              <w:t>Dépenses non alimentaires</w:t>
-            </w:r>
-          </w:p>
-        </w:tc>
-        <w:tc>
-          <w:tcPr>
-            <w:tcW w:type="dxa" w:w="1531"/>
-          </w:tcPr>
-          <w:p>
-            <w:r>
-              <w:rPr>
-                <w:b/>
-                <w:i w:val="0"/>
-                <w:color w:val="16A34A"/>
-                <w:sz w:val="16"/>
-              </w:rPr>
-              <w:t>s01q23, s01q00b, s01q23_autre</w:t>
-            </w:r>
-          </w:p>
-        </w:tc>
-        <w:tc>
-          <w:tcPr>
-            <w:tcW w:type="dxa" w:w="1191"/>
-          </w:tcPr>
-          <w:p>
-            <w:r>
-              <w:rPr>
-                <w:b w:val="0"/>
-                <w:i w:val="0"/>
-                <w:color w:val="64748B"/>
-                <w:sz w:val="16"/>
-              </w:rPr>
-              <w:t>GT-CQ</w:t>
-            </w:r>
-          </w:p>
-        </w:tc>
-        <w:tc>
-          <w:tcPr>
-            <w:tcW w:type="dxa" w:w="4706"/>
-          </w:tcPr>
-          <w:p>
-            <w:r>
-              <w:rPr>
-                <w:b w:val="0"/>
-                <w:i w:val="0"/>
-                <w:sz w:val="17"/>
-              </w:rPr>
-              <w:t>La dernière fois que vous avez acheté Bois de chauffe ramassé/coupé (estimer la valeur) est dans la brousse et semble exister dans les modalités, prière de prendre attache avec le QG pour plus d'explication afin de la classer bien.</w:t>
-            </w:r>
-          </w:p>
-        </w:tc>
-      </w:tr>
-      <w:tr>
-        <w:tc>
-          <w:tcPr>
-            <w:tcW w:type="dxa" w:w="964"/>
-          </w:tcPr>
-          <w:p>
-            <w:r>
-              <w:rPr>
-                <w:b/>
-                <w:i w:val="0"/>
-                <w:color w:val="EA580C"/>
-                <w:sz w:val="16"/>
-              </w:rPr>
-              <w:t>Moyenne</w:t>
-            </w:r>
-          </w:p>
-        </w:tc>
-        <w:tc>
-          <w:tcPr>
-            <w:tcW w:type="dxa" w:w="1247"/>
-          </w:tcPr>
-          <w:p>
-            <w:r>
-              <w:rPr>
-                <w:b/>
-                <w:i w:val="0"/>
-                <w:sz w:val="16"/>
-              </w:rPr>
-              <w:t>S09</w:t>
-              <w:br/>
-            </w:r>
-            <w:r>
-              <w:rPr>
-                <w:b w:val="0"/>
-                <w:i w:val="0"/>
-                <w:color w:val="64748B"/>
-                <w:sz w:val="14"/>
-              </w:rPr>
-              <w:t>Dépenses non alimentaires</w:t>
-            </w:r>
-          </w:p>
-        </w:tc>
-        <w:tc>
-          <w:tcPr>
-            <w:tcW w:type="dxa" w:w="1531"/>
-          </w:tcPr>
-          <w:p>
-            <w:r>
-              <w:rPr>
-                <w:b/>
-                <w:i w:val="0"/>
-                <w:color w:val="16A34A"/>
-                <w:sz w:val="16"/>
-              </w:rPr>
-              <w:t>—</w:t>
-            </w:r>
-          </w:p>
-        </w:tc>
-        <w:tc>
-          <w:tcPr>
-            <w:tcW w:type="dxa" w:w="1191"/>
-          </w:tcPr>
-          <w:p>
-            <w:r>
-              <w:rPr>
-                <w:b w:val="0"/>
-                <w:i w:val="0"/>
-                <w:color w:val="64748B"/>
-                <w:sz w:val="16"/>
-              </w:rPr>
-              <w:t>GT-CQ</w:t>
-            </w:r>
-          </w:p>
-        </w:tc>
-        <w:tc>
-          <w:tcPr>
-            <w:tcW w:type="dxa" w:w="4706"/>
-          </w:tcPr>
-          <w:p>
-            <w:r>
-              <w:rPr>
-                <w:b w:val="0"/>
-                <w:i w:val="0"/>
-                <w:sz w:val="17"/>
-              </w:rPr>
-              <w:t>Attention ! La dépense du ménage de OUSMANE GUEYE (1000 Fcfa) au cours de 6 derniers mois de Ampoules électriques pour le logement est relativement élevé.</w:t>
-            </w:r>
-          </w:p>
-        </w:tc>
-      </w:tr>
-      <w:tr>
-        <w:tc>
-          <w:tcPr>
-            <w:tcW w:type="dxa" w:w="964"/>
-          </w:tcPr>
-          <w:p>
-            <w:r>
-              <w:rPr>
-                <w:b/>
-                <w:i w:val="0"/>
-                <w:color w:val="EA580C"/>
-                <w:sz w:val="16"/>
-              </w:rPr>
-              <w:t>Moyenne</w:t>
-            </w:r>
-          </w:p>
-        </w:tc>
-        <w:tc>
-          <w:tcPr>
-            <w:tcW w:type="dxa" w:w="1247"/>
-          </w:tcPr>
-          <w:p>
-            <w:r>
-              <w:rPr>
-                <w:b/>
-                <w:i w:val="0"/>
-                <w:sz w:val="16"/>
-              </w:rPr>
-              <w:t>S09</w:t>
-              <w:br/>
-            </w:r>
-            <w:r>
-              <w:rPr>
-                <w:b w:val="0"/>
-                <w:i w:val="0"/>
-                <w:color w:val="64748B"/>
-                <w:sz w:val="14"/>
-              </w:rPr>
-              <w:t>Dépenses non alimentaires</w:t>
-            </w:r>
-          </w:p>
-        </w:tc>
-        <w:tc>
-          <w:tcPr>
-            <w:tcW w:type="dxa" w:w="1531"/>
-          </w:tcPr>
-          <w:p>
-            <w:r>
-              <w:rPr>
-                <w:b/>
-                <w:i w:val="0"/>
-                <w:color w:val="16A34A"/>
-                <w:sz w:val="16"/>
-              </w:rPr>
-              <w:t>—</w:t>
-            </w:r>
-          </w:p>
-        </w:tc>
-        <w:tc>
-          <w:tcPr>
-            <w:tcW w:type="dxa" w:w="1191"/>
-          </w:tcPr>
-          <w:p>
-            <w:r>
-              <w:rPr>
-                <w:b w:val="0"/>
-                <w:i w:val="0"/>
-                <w:color w:val="64748B"/>
-                <w:sz w:val="16"/>
-              </w:rPr>
-              <w:t>GT-CQ</w:t>
-            </w:r>
-          </w:p>
-        </w:tc>
-        <w:tc>
-          <w:tcPr>
-            <w:tcW w:type="dxa" w:w="4706"/>
-          </w:tcPr>
-          <w:p>
-            <w:r>
-              <w:rPr>
-                <w:b w:val="0"/>
-                <w:i w:val="0"/>
-                <w:sz w:val="17"/>
-              </w:rPr>
-              <w:t>Prière de corriger ou de confirmer avec le QG.</w:t>
-            </w:r>
-          </w:p>
-        </w:tc>
-      </w:tr>
-      <w:tr>
-        <w:tc>
-          <w:tcPr>
-            <w:tcW w:type="dxa" w:w="964"/>
-          </w:tcPr>
-          <w:p>
-            <w:r>
-              <w:rPr>
-                <w:b/>
-                <w:i w:val="0"/>
-                <w:color w:val="EA580C"/>
-                <w:sz w:val="16"/>
-              </w:rPr>
-              <w:t>Moyenne</w:t>
-            </w:r>
-          </w:p>
-        </w:tc>
-        <w:tc>
-          <w:tcPr>
-            <w:tcW w:type="dxa" w:w="1247"/>
-          </w:tcPr>
-          <w:p>
-            <w:r>
-              <w:rPr>
-                <w:b/>
-                <w:i w:val="0"/>
-                <w:sz w:val="16"/>
-              </w:rPr>
-              <w:t>S09</w:t>
-              <w:br/>
-            </w:r>
-            <w:r>
-              <w:rPr>
-                <w:b w:val="0"/>
-                <w:i w:val="0"/>
-                <w:color w:val="64748B"/>
-                <w:sz w:val="14"/>
-              </w:rPr>
-              <w:t>Dépenses non alimentaires</w:t>
-            </w:r>
-          </w:p>
-        </w:tc>
-        <w:tc>
-          <w:tcPr>
-            <w:tcW w:type="dxa" w:w="1531"/>
-          </w:tcPr>
-          <w:p>
-            <w:r>
-              <w:rPr>
-                <w:b/>
-                <w:i w:val="0"/>
-                <w:color w:val="16A34A"/>
-                <w:sz w:val="16"/>
-              </w:rPr>
-              <w:t>—</w:t>
-            </w:r>
-          </w:p>
-        </w:tc>
-        <w:tc>
-          <w:tcPr>
-            <w:tcW w:type="dxa" w:w="1191"/>
-          </w:tcPr>
-          <w:p>
-            <w:r>
-              <w:rPr>
-                <w:b w:val="0"/>
-                <w:i w:val="0"/>
-                <w:color w:val="64748B"/>
-                <w:sz w:val="16"/>
-              </w:rPr>
-              <w:t>GT-CQ</w:t>
-            </w:r>
-          </w:p>
-        </w:tc>
-        <w:tc>
-          <w:tcPr>
-            <w:tcW w:type="dxa" w:w="4706"/>
-          </w:tcPr>
-          <w:p>
-            <w:r>
-              <w:rPr>
-                <w:b w:val="0"/>
-                <w:i w:val="0"/>
-                <w:sz w:val="17"/>
-              </w:rPr>
-              <w:t>Attention ! La dépense du ménage de OUSMANE GUEYE (55000 Fcfa) au cours de 6 derniers mois de Vêtements enfants (0-14 ans): layette pour bébé, chemise, pantalon garçon, robe fillette, slip enfant, blouses, etc.</w:t>
-            </w:r>
-          </w:p>
-        </w:tc>
-      </w:tr>
-      <w:tr>
-        <w:tc>
-          <w:tcPr>
-            <w:tcW w:type="dxa" w:w="964"/>
-          </w:tcPr>
-          <w:p>
-            <w:r>
-              <w:rPr>
-                <w:b/>
-                <w:i w:val="0"/>
-                <w:color w:val="EA580C"/>
-                <w:sz w:val="16"/>
-              </w:rPr>
-              <w:t>Moyenne</w:t>
-            </w:r>
-          </w:p>
-        </w:tc>
-        <w:tc>
-          <w:tcPr>
-            <w:tcW w:type="dxa" w:w="1247"/>
-          </w:tcPr>
-          <w:p>
-            <w:r>
-              <w:rPr>
-                <w:b/>
-                <w:i w:val="0"/>
-                <w:sz w:val="16"/>
-              </w:rPr>
-              <w:t>S09</w:t>
-              <w:br/>
-            </w:r>
-            <w:r>
-              <w:rPr>
-                <w:b w:val="0"/>
-                <w:i w:val="0"/>
-                <w:color w:val="64748B"/>
-                <w:sz w:val="14"/>
-              </w:rPr>
-              <w:t>Dépenses non alimentaires</w:t>
-            </w:r>
-          </w:p>
-        </w:tc>
-        <w:tc>
-          <w:tcPr>
-            <w:tcW w:type="dxa" w:w="1531"/>
-          </w:tcPr>
-          <w:p>
-            <w:r>
-              <w:rPr>
-                <w:b/>
-                <w:i w:val="0"/>
-                <w:color w:val="16A34A"/>
-                <w:sz w:val="16"/>
-              </w:rPr>
-              <w:t>—</w:t>
-            </w:r>
-          </w:p>
-        </w:tc>
-        <w:tc>
-          <w:tcPr>
-            <w:tcW w:type="dxa" w:w="1191"/>
-          </w:tcPr>
-          <w:p>
-            <w:r>
-              <w:rPr>
-                <w:b w:val="0"/>
-                <w:i w:val="0"/>
-                <w:color w:val="64748B"/>
-                <w:sz w:val="16"/>
-              </w:rPr>
-              <w:t>GT-CQ</w:t>
-            </w:r>
-          </w:p>
-        </w:tc>
-        <w:tc>
-          <w:tcPr>
-            <w:tcW w:type="dxa" w:w="4706"/>
-          </w:tcPr>
-          <w:p>
-            <w:r>
-              <w:rPr>
-                <w:b w:val="0"/>
-                <w:i w:val="0"/>
-                <w:sz w:val="17"/>
-              </w:rPr>
-              <w:t>(Pas inclure les uniformes scolaires) est relativement élevé.</w:t>
-            </w:r>
-          </w:p>
-        </w:tc>
-      </w:tr>
-      <w:tr>
-        <w:tc>
-          <w:tcPr>
-            <w:tcW w:type="dxa" w:w="964"/>
-          </w:tcPr>
-          <w:p>
-            <w:r>
-              <w:rPr>
-                <w:b/>
-                <w:i w:val="0"/>
-                <w:color w:val="EA580C"/>
-                <w:sz w:val="16"/>
-              </w:rPr>
-              <w:t>Moyenne</w:t>
-            </w:r>
-          </w:p>
-        </w:tc>
-        <w:tc>
-          <w:tcPr>
-            <w:tcW w:type="dxa" w:w="1247"/>
-          </w:tcPr>
-          <w:p>
-            <w:r>
-              <w:rPr>
-                <w:b/>
-                <w:i w:val="0"/>
-                <w:sz w:val="16"/>
-              </w:rPr>
-              <w:t>S09</w:t>
-              <w:br/>
-            </w:r>
-            <w:r>
-              <w:rPr>
-                <w:b w:val="0"/>
-                <w:i w:val="0"/>
-                <w:color w:val="64748B"/>
-                <w:sz w:val="14"/>
-              </w:rPr>
-              <w:t>Dépenses non alimentaires</w:t>
-            </w:r>
-          </w:p>
-        </w:tc>
-        <w:tc>
-          <w:tcPr>
-            <w:tcW w:type="dxa" w:w="1531"/>
-          </w:tcPr>
-          <w:p>
-            <w:r>
-              <w:rPr>
-                <w:b/>
-                <w:i w:val="0"/>
-                <w:color w:val="16A34A"/>
-                <w:sz w:val="16"/>
-              </w:rPr>
-              <w:t>—</w:t>
-            </w:r>
-          </w:p>
-        </w:tc>
-        <w:tc>
-          <w:tcPr>
-            <w:tcW w:type="dxa" w:w="1191"/>
-          </w:tcPr>
-          <w:p>
-            <w:r>
-              <w:rPr>
-                <w:b w:val="0"/>
-                <w:i w:val="0"/>
-                <w:color w:val="64748B"/>
-                <w:sz w:val="16"/>
-              </w:rPr>
-              <w:t>GT-CQ</w:t>
-            </w:r>
-          </w:p>
-        </w:tc>
-        <w:tc>
-          <w:tcPr>
-            <w:tcW w:type="dxa" w:w="4706"/>
-          </w:tcPr>
-          <w:p>
-            <w:r>
-              <w:rPr>
-                <w:b w:val="0"/>
-                <w:i w:val="0"/>
-                <w:sz w:val="17"/>
-              </w:rPr>
-              <w:t>Attention ! La dépense du ménage de OUSMANE GUEYE (450000 Fcfa) au cours de 12 derniers mois de Matériaux de maçonnerie pour la construction ou les grosses réparations de logement: ciment, briques, fer à béton, sable, gravier, parpaings, etc est relativement élevé.</w:t>
-            </w:r>
-          </w:p>
-        </w:tc>
-      </w:tr>
-      <w:tr>
-        <w:tc>
-          <w:tcPr>
-            <w:tcW w:type="dxa" w:w="964"/>
-          </w:tcPr>
-          <w:p>
-            <w:r>
-              <w:rPr>
-                <w:b/>
-                <w:i w:val="0"/>
-                <w:color w:val="EA580C"/>
-                <w:sz w:val="16"/>
-              </w:rPr>
-              <w:t>Moyenne</w:t>
-            </w:r>
-          </w:p>
-        </w:tc>
-        <w:tc>
-          <w:tcPr>
-            <w:tcW w:type="dxa" w:w="1247"/>
-          </w:tcPr>
-          <w:p>
-            <w:r>
-              <w:rPr>
-                <w:b/>
-                <w:i w:val="0"/>
-                <w:sz w:val="16"/>
-              </w:rPr>
-              <w:t>S09</w:t>
-              <w:br/>
-            </w:r>
-            <w:r>
-              <w:rPr>
-                <w:b w:val="0"/>
-                <w:i w:val="0"/>
-                <w:color w:val="64748B"/>
-                <w:sz w:val="14"/>
-              </w:rPr>
-              <w:t>Dépenses non alimentaires</w:t>
-            </w:r>
-          </w:p>
-        </w:tc>
-        <w:tc>
-          <w:tcPr>
-            <w:tcW w:type="dxa" w:w="1531"/>
-          </w:tcPr>
-          <w:p>
-            <w:r>
-              <w:rPr>
-                <w:b/>
-                <w:i w:val="0"/>
-                <w:color w:val="16A34A"/>
-                <w:sz w:val="16"/>
-              </w:rPr>
-              <w:t>—</w:t>
-            </w:r>
-          </w:p>
-        </w:tc>
-        <w:tc>
-          <w:tcPr>
-            <w:tcW w:type="dxa" w:w="1191"/>
-          </w:tcPr>
-          <w:p>
-            <w:r>
-              <w:rPr>
-                <w:b w:val="0"/>
-                <w:i w:val="0"/>
-                <w:color w:val="64748B"/>
-                <w:sz w:val="16"/>
-              </w:rPr>
-              <w:t>GT-CQ</w:t>
-            </w:r>
-          </w:p>
-        </w:tc>
-        <w:tc>
-          <w:tcPr>
-            <w:tcW w:type="dxa" w:w="4706"/>
-          </w:tcPr>
-          <w:p>
-            <w:r>
-              <w:rPr>
-                <w:b w:val="0"/>
-                <w:i w:val="0"/>
-                <w:sz w:val="17"/>
-              </w:rPr>
-              <w:t>Prière de corriger ou de confirmer avec le QG.</w:t>
-            </w:r>
-          </w:p>
-        </w:tc>
-      </w:tr>
-      <w:tr>
-        <w:tc>
-          <w:tcPr>
-            <w:tcW w:type="dxa" w:w="964"/>
-          </w:tcPr>
-          <w:p>
-            <w:r>
-              <w:rPr>
-                <w:b/>
-                <w:i w:val="0"/>
-                <w:color w:val="EA580C"/>
-                <w:sz w:val="16"/>
-              </w:rPr>
-              <w:t>Moyenne</w:t>
-            </w:r>
-          </w:p>
-        </w:tc>
-        <w:tc>
-          <w:tcPr>
-            <w:tcW w:type="dxa" w:w="1247"/>
-          </w:tcPr>
-          <w:p>
-            <w:r>
-              <w:rPr>
-                <w:b/>
-                <w:i w:val="0"/>
-                <w:sz w:val="16"/>
-              </w:rPr>
-              <w:t>S09</w:t>
-              <w:br/>
-            </w:r>
-            <w:r>
-              <w:rPr>
-                <w:b w:val="0"/>
-                <w:i w:val="0"/>
-                <w:color w:val="64748B"/>
-                <w:sz w:val="14"/>
-              </w:rPr>
-              <w:t>Dépenses non alimentaires</w:t>
-            </w:r>
-          </w:p>
-        </w:tc>
-        <w:tc>
-          <w:tcPr>
-            <w:tcW w:type="dxa" w:w="1531"/>
-          </w:tcPr>
-          <w:p>
-            <w:r>
-              <w:rPr>
-                <w:b/>
-                <w:i w:val="0"/>
-                <w:color w:val="16A34A"/>
-                <w:sz w:val="16"/>
-              </w:rPr>
-              <w:t>—</w:t>
-            </w:r>
-          </w:p>
-        </w:tc>
-        <w:tc>
-          <w:tcPr>
-            <w:tcW w:type="dxa" w:w="1191"/>
-          </w:tcPr>
-          <w:p>
-            <w:r>
-              <w:rPr>
-                <w:b w:val="0"/>
-                <w:i w:val="0"/>
-                <w:color w:val="64748B"/>
-                <w:sz w:val="16"/>
-              </w:rPr>
-              <w:t>GT-CQ</w:t>
-            </w:r>
-          </w:p>
-        </w:tc>
-        <w:tc>
-          <w:tcPr>
-            <w:tcW w:type="dxa" w:w="4706"/>
-          </w:tcPr>
-          <w:p>
-            <w:r>
-              <w:rPr>
-                <w:b w:val="0"/>
-                <w:i w:val="0"/>
-                <w:sz w:val="17"/>
-              </w:rPr>
-              <w:t>Attention ! La dépense du ménage de OUSMANE GUEYE (9000 Fcfa) au cours de 12 derniers mois de Ustensiles de cuisine: casserole, marmite, tamis local, réparation d'ustensiles de cuisine, etc est relativement élevé.</w:t>
-            </w:r>
-          </w:p>
-        </w:tc>
-      </w:tr>
-      <w:tr>
-        <w:tc>
-          <w:tcPr>
-            <w:tcW w:type="dxa" w:w="964"/>
-          </w:tcPr>
-          <w:p>
-            <w:r>
-              <w:rPr>
-                <w:b/>
-                <w:i w:val="0"/>
-                <w:color w:val="EA580C"/>
-                <w:sz w:val="16"/>
-              </w:rPr>
-              <w:t>Moyenne</w:t>
-            </w:r>
-          </w:p>
-        </w:tc>
-        <w:tc>
-          <w:tcPr>
-            <w:tcW w:type="dxa" w:w="1247"/>
-          </w:tcPr>
-          <w:p>
-            <w:r>
-              <w:rPr>
-                <w:b/>
-                <w:i w:val="0"/>
-                <w:sz w:val="16"/>
-              </w:rPr>
-              <w:t>S11</w:t>
-              <w:br/>
-            </w:r>
-            <w:r>
-              <w:rPr>
-                <w:b w:val="0"/>
-                <w:i w:val="0"/>
-                <w:color w:val="64748B"/>
-                <w:sz w:val="14"/>
-              </w:rPr>
-              <w:t>Logement / cadre de vie</w:t>
-            </w:r>
-          </w:p>
-        </w:tc>
-        <w:tc>
-          <w:tcPr>
-            <w:tcW w:type="dxa" w:w="1531"/>
-          </w:tcPr>
-          <w:p>
-            <w:r>
-              <w:rPr>
-                <w:b/>
-                <w:i w:val="0"/>
-                <w:color w:val="16A34A"/>
-                <w:sz w:val="16"/>
-              </w:rPr>
-              <w:t>—</w:t>
-            </w:r>
-          </w:p>
-        </w:tc>
-        <w:tc>
-          <w:tcPr>
-            <w:tcW w:type="dxa" w:w="1191"/>
-          </w:tcPr>
-          <w:p>
-            <w:r>
-              <w:rPr>
-                <w:b w:val="0"/>
-                <w:i w:val="0"/>
-                <w:color w:val="64748B"/>
-                <w:sz w:val="16"/>
-              </w:rPr>
-              <w:t>GT-CQ</w:t>
-            </w:r>
-          </w:p>
-        </w:tc>
-        <w:tc>
-          <w:tcPr>
-            <w:tcW w:type="dxa" w:w="4706"/>
-          </w:tcPr>
-          <w:p>
-            <w:r>
-              <w:rPr>
-                <w:b w:val="0"/>
-                <w:i w:val="0"/>
-                <w:sz w:val="17"/>
-              </w:rPr>
-              <w:t>Prière de vérifier pour être sûr que vous avez choisi les bonnes modalités des questions 11.01 et 11.19.</w:t>
-            </w:r>
-          </w:p>
-        </w:tc>
-      </w:tr>
-      <w:tr>
-        <w:tc>
-          <w:tcPr>
-            <w:tcW w:type="dxa" w:w="964"/>
-          </w:tcPr>
-          <w:p>
-            <w:r>
-              <w:rPr>
-                <w:b/>
-                <w:i w:val="0"/>
-                <w:color w:val="EA580C"/>
-                <w:sz w:val="16"/>
-              </w:rPr>
-              <w:t>Moyenne</w:t>
-            </w:r>
-          </w:p>
-        </w:tc>
-        <w:tc>
-          <w:tcPr>
-            <w:tcW w:type="dxa" w:w="1247"/>
-          </w:tcPr>
-          <w:p>
-            <w:r>
-              <w:rPr>
-                <w:b/>
-                <w:i w:val="0"/>
-                <w:sz w:val="16"/>
-              </w:rPr>
-              <w:t>S11</w:t>
-              <w:br/>
-            </w:r>
-            <w:r>
-              <w:rPr>
-                <w:b w:val="0"/>
-                <w:i w:val="0"/>
-                <w:color w:val="64748B"/>
-                <w:sz w:val="14"/>
-              </w:rPr>
-              <w:t>Logement / cadre de vie</w:t>
-            </w:r>
-          </w:p>
-        </w:tc>
-        <w:tc>
-          <w:tcPr>
-            <w:tcW w:type="dxa" w:w="1531"/>
-          </w:tcPr>
-          <w:p>
-            <w:r>
-              <w:rPr>
-                <w:b/>
-                <w:i w:val="0"/>
-                <w:color w:val="16A34A"/>
-                <w:sz w:val="16"/>
-              </w:rPr>
-              <w:t>—</w:t>
-            </w:r>
-          </w:p>
-        </w:tc>
-        <w:tc>
-          <w:tcPr>
-            <w:tcW w:type="dxa" w:w="1191"/>
-          </w:tcPr>
-          <w:p>
-            <w:r>
-              <w:rPr>
-                <w:b w:val="0"/>
-                <w:i w:val="0"/>
-                <w:color w:val="64748B"/>
-                <w:sz w:val="16"/>
-              </w:rPr>
-              <w:t>GT-CQ</w:t>
-            </w:r>
-          </w:p>
-        </w:tc>
-        <w:tc>
-          <w:tcPr>
-            <w:tcW w:type="dxa" w:w="4706"/>
-          </w:tcPr>
-          <w:p>
-            <w:r>
-              <w:rPr>
-                <w:b w:val="0"/>
-                <w:i w:val="0"/>
-                <w:sz w:val="17"/>
-              </w:rPr>
-              <w:t>Merci de ne pas corriger si vous êtes sûr de celui donné par le ménage et observé par vous.</w:t>
-            </w:r>
-          </w:p>
-        </w:tc>
-      </w:tr>
-      <w:tr>
-        <w:tc>
-          <w:tcPr>
-            <w:tcW w:type="dxa" w:w="964"/>
-          </w:tcPr>
-          <w:p>
-            <w:r>
-              <w:rPr>
-                <w:b/>
-                <w:i w:val="0"/>
-                <w:color w:val="EA580C"/>
-                <w:sz w:val="16"/>
-              </w:rPr>
-              <w:t>Moyenne</w:t>
-            </w:r>
-          </w:p>
-        </w:tc>
-        <w:tc>
-          <w:tcPr>
-            <w:tcW w:type="dxa" w:w="1247"/>
-          </w:tcPr>
-          <w:p>
-            <w:r>
-              <w:rPr>
-                <w:b/>
-                <w:i w:val="0"/>
-                <w:sz w:val="16"/>
-              </w:rPr>
-              <w:t>S12</w:t>
-              <w:br/>
-            </w:r>
-            <w:r>
-              <w:rPr>
-                <w:b w:val="0"/>
-                <w:i w:val="0"/>
-                <w:color w:val="64748B"/>
-                <w:sz w:val="14"/>
-              </w:rPr>
-              <w:t>Avoirs / biens durables</w:t>
-            </w:r>
-          </w:p>
-        </w:tc>
-        <w:tc>
-          <w:tcPr>
-            <w:tcW w:type="dxa" w:w="1531"/>
-          </w:tcPr>
-          <w:p>
-            <w:r>
-              <w:rPr>
-                <w:b/>
-                <w:i w:val="0"/>
-                <w:color w:val="16A34A"/>
-                <w:sz w:val="16"/>
-              </w:rPr>
-              <w:t>s01q02, s02q01__1, s02q02__1, s02q03__1, s02q15, s03q17, s04q28, s04q35d</w:t>
-            </w:r>
-          </w:p>
-        </w:tc>
-        <w:tc>
-          <w:tcPr>
-            <w:tcW w:type="dxa" w:w="1191"/>
-          </w:tcPr>
-          <w:p>
-            <w:r>
-              <w:rPr>
-                <w:b w:val="0"/>
-                <w:i w:val="0"/>
-                <w:color w:val="64748B"/>
-                <w:sz w:val="16"/>
-              </w:rPr>
-              <w:t>GT-CQ</w:t>
-            </w:r>
-          </w:p>
-        </w:tc>
-        <w:tc>
-          <w:tcPr>
-            <w:tcW w:type="dxa" w:w="4706"/>
-          </w:tcPr>
-          <w:p>
-            <w:r>
-              <w:rPr>
-                <w:b w:val="0"/>
-                <w:i w:val="0"/>
-                <w:sz w:val="17"/>
-              </w:rPr>
               <w:t>Le prix de revente de l'article  Moto/Vélomoteur/Tricycle à moteur ne doit pas être égal 0 même si le ménage l'a reçu en cadeau prière de leurs aider à faire une estimations.</w:t>
-            </w:r>
-          </w:p>
-        </w:tc>
-      </w:tr>
-      <w:tr>
-        <w:tc>
-          <w:tcPr>
-            <w:tcW w:type="dxa" w:w="964"/>
-          </w:tcPr>
-          <w:p>
-            <w:r>
-              <w:rPr>
-                <w:b/>
-                <w:i w:val="0"/>
-                <w:color w:val="EA580C"/>
-                <w:sz w:val="16"/>
-              </w:rPr>
-              <w:t>Moyenne</w:t>
-            </w:r>
-          </w:p>
-        </w:tc>
-        <w:tc>
-          <w:tcPr>
-            <w:tcW w:type="dxa" w:w="1247"/>
-          </w:tcPr>
-          <w:p>
-            <w:r>
-              <w:rPr>
-                <w:b/>
-                <w:i w:val="0"/>
-                <w:sz w:val="16"/>
-              </w:rPr>
-              <w:t>S13</w:t>
-              <w:br/>
-            </w:r>
-            <w:r>
-              <w:rPr>
-                <w:b w:val="0"/>
-                <w:i w:val="0"/>
-                <w:color w:val="64748B"/>
-                <w:sz w:val="14"/>
-              </w:rPr>
-              <w:t>Transferts</w:t>
-            </w:r>
-          </w:p>
-        </w:tc>
-        <w:tc>
-          <w:tcPr>
-            <w:tcW w:type="dxa" w:w="1531"/>
-          </w:tcPr>
-          <w:p>
-            <w:r>
-              <w:rPr>
-                <w:b/>
-                <w:i w:val="0"/>
-                <w:color w:val="16A34A"/>
-                <w:sz w:val="16"/>
-              </w:rPr>
-              <w:t>s00q07a, s00q08, s00q10, s00q13_0, s00q15_0, s00q17_0, s00q23a, s00q23b</w:t>
-            </w:r>
-          </w:p>
-        </w:tc>
-        <w:tc>
-          <w:tcPr>
-            <w:tcW w:type="dxa" w:w="1191"/>
-          </w:tcPr>
-          <w:p>
-            <w:r>
-              <w:rPr>
-                <w:b w:val="0"/>
-                <w:i w:val="0"/>
-                <w:color w:val="64748B"/>
-                <w:sz w:val="16"/>
-              </w:rPr>
-              <w:t>GT-CQ</w:t>
-            </w:r>
-          </w:p>
-        </w:tc>
-        <w:tc>
-          <w:tcPr>
-            <w:tcW w:type="dxa" w:w="4706"/>
-          </w:tcPr>
-          <w:p>
-            <w:r>
-              <w:rPr>
-                <w:b w:val="0"/>
-                <w:i w:val="0"/>
-                <w:sz w:val="17"/>
-              </w:rPr>
-              <w:t>L'enquêteur prière de fournir d'effort pour avoir le niveau d'étude et l'âge de celui qui a envoyé/donné de l'argent dans la section 13a (Transfert reçu).</w:t>
             </w:r>
           </w:p>
         </w:tc>
